--- a/Day3-FormatTranslator.docx
+++ b/Day3-FormatTranslator.docx
@@ -1,1316 +1,1538 @@
 
 <file path=word/document.xml><?xml version="1.0" encoding="utf-8"?>
-<w:document xmlns:wpc="http://schemas.microsoft.com/office/word/2010/wordprocessingCanvas" xmlns:cx="http://schemas.microsoft.com/office/drawing/2014/chartex" xmlns:cx1="http://schemas.microsoft.com/office/drawing/2015/9/8/chartex" xmlns:cx2="http://schemas.microsoft.com/office/drawing/2015/10/21/chartex" xmlns:cx3="http://schemas.microsoft.com/office/drawing/2016/5/9/chartex" xmlns:cx4="http://schemas.microsoft.com/office/drawing/2016/5/10/chartex" xmlns:cx5="http://schemas.microsoft.com/office/drawing/2016/5/11/chartex" xmlns:cx6="http://schemas.microsoft.com/office/drawing/2016/5/12/chartex" xmlns:cx7="http://schemas.microsoft.com/office/drawing/2016/5/13/chartex" xmlns:cx8="http://schemas.microsoft.com/office/drawing/2016/5/14/chartex" xmlns:mc="http://schemas.openxmlformats.org/markup-compatibility/2006" xmlns:aink="http://schemas.microsoft.com/office/drawing/2016/ink" xmlns:am3d="http://schemas.microsoft.com/office/drawing/2017/model3d" xmlns:o="urn:schemas-microsoft-com:office:office" xmlns:oel="http://schemas.microsoft.com/office/2019/extlst" xmlns:r="http://schemas.openxmlformats.org/officeDocument/2006/relationships" xmlns:m="http://schemas.openxmlformats.org/officeDocument/2006/math" xmlns:v="urn:schemas-microsoft-com:vml" xmlns:wp14="http://schemas.microsoft.com/office/word/2010/wordprocessingDrawing" xmlns:wp="http://schemas.openxmlformats.org/drawingml/2006/wordprocessingDrawing" xmlns:w10="urn:schemas-microsoft-com:office:word" xmlns:w="http://schemas.openxmlformats.org/wordprocessingml/2006/main" xmlns:w14="http://schemas.microsoft.com/office/word/2010/wordml" xmlns:w15="http://schemas.microsoft.com/office/word/2012/wordml" xmlns:w16cex="http://schemas.microsoft.com/office/word/2018/wordml/cex" xmlns:w16cid="http://schemas.microsoft.com/office/word/2016/wordml/cid" xmlns:w16="http://schemas.microsoft.com/office/word/2018/wordml" xmlns:w16du="http://schemas.microsoft.com/office/word/2023/wordml/word16du" xmlns:w16sdtdh="http://schemas.microsoft.com/office/word/2020/wordml/sdtdatahash" xmlns:w16sdtfl="http://schemas.microsoft.com/office/word/2024/wordml/sdtformatlock" xmlns:w16se="http://schemas.microsoft.com/office/word/2015/wordml/symex" xmlns:wpg="http://schemas.microsoft.com/office/word/2010/wordprocessingGroup" xmlns:wpi="http://schemas.microsoft.com/office/word/2010/wordprocessingInk" xmlns:wne="http://schemas.microsoft.com/office/word/2006/wordml" xmlns:wps="http://schemas.microsoft.com/office/word/2010/wordprocessingShape" mc:Ignorable="w14 w15 w16se w16cid w16 w16cex w16sdtdh w16sdtfl w16du wp14">
+<w:document xmlns:wpc="http://schemas.microsoft.com/office/word/2010/wordprocessingCanvas" xmlns:cx="http://schemas.microsoft.com/office/drawing/2014/chartex" xmlns:cx1="http://schemas.microsoft.com/office/drawing/2015/9/8/chartex" xmlns:cx2="http://schemas.microsoft.com/office/drawing/2015/10/21/chartex" xmlns:cx3="http://schemas.microsoft.com/office/drawing/2016/5/9/chartex" xmlns:cx4="http://schemas.microsoft.com/office/drawing/2016/5/10/chartex" xmlns:cx5="http://schemas.microsoft.com/office/drawing/2016/5/11/chartex" xmlns:cx6="http://schemas.microsoft.com/office/drawing/2016/5/12/chartex" xmlns:cx7="http://schemas.microsoft.com/office/drawing/2016/5/13/chartex" xmlns:cx8="http://schemas.microsoft.com/office/drawing/2016/5/14/chartex" xmlns:mc="http://schemas.openxmlformats.org/markup-compatibility/2006" xmlns:aink="http://schemas.microsoft.com/office/drawing/2016/ink" xmlns:am3d="http://schemas.microsoft.com/office/drawing/2017/model3d" xmlns:o="urn:schemas-microsoft-com:office:office" xmlns:oel="http://schemas.microsoft.com/office/2019/extlst" xmlns:r="http://schemas.openxmlformats.org/officeDocument/2006/relationships" xmlns:m="http://schemas.openxmlformats.org/officeDocument/2006/math" xmlns:v="urn:schemas-microsoft-com:vml" xmlns:wp14="http://schemas.microsoft.com/office/word/2010/wordprocessingDrawing" xmlns:wp="http://schemas.openxmlformats.org/drawingml/2006/wordprocessingDrawing" xmlns:w10="urn:schemas-microsoft-com:office:word" xmlns:w="http://schemas.openxmlformats.org/wordprocessingml/2006/main" xmlns:w14="http://schemas.microsoft.com/office/word/2010/wordml" xmlns:w15="http://schemas.microsoft.com/office/word/2012/wordml" xmlns:w16cei="http://schemas.microsoft.com/office/word/2026/wordml/cei" xmlns:w16cex="http://schemas.microsoft.com/office/word/2018/wordml/cex" xmlns:w16cid="http://schemas.microsoft.com/office/word/2016/wordml/cid" xmlns:w16="http://schemas.microsoft.com/office/word/2018/wordml" xmlns:w16du="http://schemas.microsoft.com/office/word/2023/wordml/word16du" xmlns:w16sdtdh="http://schemas.microsoft.com/office/word/2020/wordml/sdtdatahash" xmlns:w16sdtfl="http://schemas.microsoft.com/office/word/2024/wordml/sdtformatlock" xmlns:w16se="http://schemas.microsoft.com/office/word/2015/wordml/symex" xmlns:wpg="http://schemas.microsoft.com/office/word/2010/wordprocessingGroup" xmlns:wpi="http://schemas.microsoft.com/office/word/2010/wordprocessingInk" xmlns:wne="http://schemas.microsoft.com/office/word/2006/wordml" xmlns:wps="http://schemas.microsoft.com/office/word/2010/wordprocessingShape" mc:Ignorable="w14 w15 w16se w16cid w16 w16cex w16sdtdh w16sdtfl w16du wp14">
   <w:body>
     <w:p>
       <w:pPr>
-        <w:rPr>
-          <w:b/>
-          <w:bCs/>
-        </w:rPr>
-      </w:pPr>
-      <w:r>
-        <w:rPr>
-          <w:b/>
-          <w:bCs/>
-        </w:rPr>
+        <w:pStyle w:val="Heading1"/>
+      </w:pPr>
+      <w:r>
         <w:t>Day 3: The Format Translator (Transformation Agent)</w:t>
       </w:r>
     </w:p>
-    <w:p>
-      <w:pPr>
-        <w:rPr>
-          <w:b/>
-          <w:bCs/>
-        </w:rPr>
-      </w:pPr>
-      <w:r>
-        <w:rPr>
-          <w:b/>
-          <w:bCs/>
-        </w:rPr>
+    <w:p/>
+    <w:p>
+      <w:pPr>
+        <w:pStyle w:val="Heading2"/>
+      </w:pPr>
+      <w:r>
         <w:t>1. Project Overview</w:t>
       </w:r>
     </w:p>
     <w:p>
       <w:r>
-        <w:t>In today’s project, we are building a </w:t>
-      </w:r>
-      <w:r>
-        <w:rPr>
-          <w:b/>
-          <w:bCs/>
-        </w:rPr>
-        <w:t>Transformation Agent</w:t>
-      </w:r>
-      <w:r>
-        <w:t>. This agent's sole purpose is to take messy, unstructured natural language and cleanly translate it into a strict, machine-readable format (in this case, JSON). We will achieve this by heavily relying on System Prompt engineering and introducing Execution Settings to remove the model's "creativity</w:t>
-      </w:r>
-      <w:proofErr w:type="gramStart"/>
-      <w:r>
-        <w:t>"</w:t>
-      </w:r>
-      <w:proofErr w:type="gramEnd"/>
-      <w:r>
-        <w:t xml:space="preserve"> so it behaves like a deterministic parser.</w:t>
-      </w:r>
-    </w:p>
-    <w:p>
-      <w:pPr>
-        <w:rPr>
-          <w:b/>
-          <w:bCs/>
-        </w:rPr>
-      </w:pPr>
-      <w:r>
-        <w:rPr>
-          <w:b/>
-          <w:bCs/>
-        </w:rPr>
+        <w:t>This project builds a "Transformation Agent" whose sole purpose is to take messy, unstructured natural language and cleanly translate it into a strict, machine-readable format — in this case, JSON. When run, the program feeds a hard-coded sentence describing a new hire into a heavily constrained prompt and prints the raw JSON the model returns. The lesson's goal is to show how far prompt engineering alone can go: through aggressive negative prompting (telling the model what NOT to do) and `GeminiPromptExecutionSettings` (Temperature and TopP), we suppress the model's natural conversational "creativity" so it behaves like a deterministic parser instead of a chat partner.</w:t>
+      </w:r>
+    </w:p>
+    <w:p/>
+    <w:p>
+      <w:pPr>
+        <w:pStyle w:val="Heading2"/>
+      </w:pPr>
+      <w:r>
         <w:t>2. Prerequisites &amp; Setup</w:t>
       </w:r>
     </w:p>
     <w:p>
       <w:pPr>
+        <w:pStyle w:val="ListParagraph"/>
         <w:numPr>
           <w:ilvl w:val="0"/>
-          <w:numId w:val="1"/>
+          <w:numId w:val="4"/>
         </w:numPr>
-      </w:pPr>
-      <w:r>
-        <w:rPr>
-          <w:b/>
-          <w:bCs/>
-        </w:rPr>
-        <w:t>Environment:</w:t>
-      </w:r>
-      <w:r>
-        <w:t> .NET 8 SDK installed.</w:t>
-      </w:r>
-    </w:p>
-    <w:p>
-      <w:pPr>
+        <w:ind w:left="1080"/>
+      </w:pPr>
+      <w:r>
+        <w:t>Environment: .NET 10 SDK installed.</w:t>
+      </w:r>
+    </w:p>
+    <w:p>
+      <w:pPr>
+        <w:pStyle w:val="ListParagraph"/>
         <w:numPr>
           <w:ilvl w:val="0"/>
-          <w:numId w:val="1"/>
+          <w:numId w:val="4"/>
         </w:numPr>
-      </w:pPr>
-      <w:r>
-        <w:rPr>
-          <w:b/>
-          <w:bCs/>
-        </w:rPr>
-        <w:t>Project Type:</w:t>
-      </w:r>
-      <w:r>
-        <w:t> C# Console Application.</w:t>
-      </w:r>
-    </w:p>
-    <w:p>
-      <w:pPr>
+        <w:ind w:left="1080"/>
+      </w:pPr>
+      <w:r>
+        <w:t>Project Type: C# Console Application.</w:t>
+      </w:r>
+    </w:p>
+    <w:p>
+      <w:pPr>
+        <w:pStyle w:val="ListParagraph"/>
         <w:numPr>
           <w:ilvl w:val="0"/>
-          <w:numId w:val="1"/>
+          <w:numId w:val="4"/>
         </w:numPr>
-      </w:pPr>
-      <w:r>
-        <w:rPr>
-          <w:b/>
-          <w:bCs/>
-        </w:rPr>
+        <w:ind w:left="1080"/>
+      </w:pPr>
+      <w:r>
         <w:t>NuGet Packages required:</w:t>
       </w:r>
     </w:p>
     <w:p>
-      <w:pPr>
-        <w:numPr>
-          <w:ilvl w:val="1"/>
-          <w:numId w:val="1"/>
-        </w:numPr>
-      </w:pPr>
-      <w:proofErr w:type="spellStart"/>
-      <w:r>
-        <w:t>Microsoft.SemanticKernel</w:t>
-      </w:r>
-      <w:proofErr w:type="spellEnd"/>
-    </w:p>
-    <w:p>
-      <w:pPr>
-        <w:numPr>
-          <w:ilvl w:val="1"/>
-          <w:numId w:val="1"/>
-        </w:numPr>
-      </w:pPr>
-      <w:proofErr w:type="spellStart"/>
-      <w:proofErr w:type="gramStart"/>
-      <w:r>
-        <w:t>Microsoft.SemanticKernel.Connectors.Google</w:t>
-      </w:r>
-      <w:proofErr w:type="spellEnd"/>
-      <w:proofErr w:type="gramEnd"/>
-    </w:p>
-    <w:p>
-      <w:pPr>
+      <w:r>
+        <w:t xml:space="preserve">  - Microsoft.SemanticKernel</w:t>
+      </w:r>
+    </w:p>
+    <w:p>
+      <w:r>
+        <w:t xml:space="preserve">  - Microsoft.SemanticKernel.Connectors.Google</w:t>
+      </w:r>
+    </w:p>
+    <w:p>
+      <w:pPr>
+        <w:pStyle w:val="ListParagraph"/>
         <w:numPr>
           <w:ilvl w:val="0"/>
-          <w:numId w:val="1"/>
+          <w:numId w:val="5"/>
         </w:numPr>
-      </w:pPr>
-      <w:r>
-        <w:rPr>
-          <w:b/>
-          <w:bCs/>
-        </w:rPr>
-        <w:t>API Key:</w:t>
-      </w:r>
-      <w:r>
-        <w:t> Store your Gemini API key in the GEMINI_API_KEY environment variable.</w:t>
-      </w:r>
-    </w:p>
-    <w:p>
-      <w:pPr>
+        <w:ind w:left="1080"/>
+      </w:pPr>
+      <w:r>
+        <w:t>API Key: A Google Gemini API key, read from the `GEMINI_API_KEY` environment variable. Model used: `gemini-2.5-flash`.</w:t>
+      </w:r>
+    </w:p>
+    <w:p>
+      <w:pPr>
+        <w:pStyle w:val="ListParagraph"/>
         <w:numPr>
           <w:ilvl w:val="0"/>
-          <w:numId w:val="1"/>
+          <w:numId w:val="5"/>
         </w:numPr>
-      </w:pPr>
-      <w:r>
-        <w:rPr>
-          <w:b/>
-          <w:bCs/>
-        </w:rPr>
-        <w:t>Model:</w:t>
-      </w:r>
-      <w:r>
-        <w:t> gemini-2.5-flash</w:t>
-      </w:r>
-    </w:p>
-    <w:p>
-      <w:pPr>
-        <w:rPr>
-          <w:b/>
-          <w:bCs/>
-        </w:rPr>
-      </w:pPr>
-      <w:r>
-        <w:rPr>
-          <w:b/>
-          <w:bCs/>
-        </w:rPr>
+        <w:ind w:left="1080"/>
+      </w:pPr>
+      <w:r>
+        <w:t>Note: There is no external input file this time — the "messy" input text is a hard-coded string baked directly into `Program.cs` for demonstration purposes.</w:t>
+      </w:r>
+    </w:p>
+    <w:p/>
+    <w:p>
+      <w:pPr>
+        <w:pStyle w:val="Heading2"/>
+      </w:pPr>
+      <w:r>
         <w:t>3. Core Concepts Covered</w:t>
       </w:r>
     </w:p>
     <w:p>
       <w:pPr>
+        <w:pStyle w:val="ListParagraph"/>
         <w:numPr>
           <w:ilvl w:val="0"/>
-          <w:numId w:val="2"/>
+          <w:numId w:val="6"/>
         </w:numPr>
+        <w:ind w:left="1080"/>
       </w:pPr>
       <w:r>
         <w:rPr>
           <w:b/>
-          <w:bCs/>
-        </w:rPr>
-        <w:t>Transformation Prompts:</w:t>
-      </w:r>
-      <w:r>
-        <w:t> Instructing an LLM to act as a data parser rather than a conversational partner.</w:t>
-      </w:r>
-    </w:p>
-    <w:p>
-      <w:pPr>
+        </w:rPr>
+        <w:t>Transformation Prompts</w:t>
+      </w:r>
+      <w:r>
+        <w:t>: Instructing an LLM to act as a data parser rather tha</w:t>
+      </w:r>
+      <w:r>
+        <w:lastRenderedPageBreak/>
+        <w:t>n a conversational partner, using a clear "role" framing ("You are a strict data transformation agent...").</w:t>
+      </w:r>
+    </w:p>
+    <w:p>
+      <w:pPr>
+        <w:pStyle w:val="ListParagraph"/>
         <w:numPr>
           <w:ilvl w:val="0"/>
-          <w:numId w:val="2"/>
+          <w:numId w:val="6"/>
         </w:numPr>
+        <w:ind w:left="1080"/>
       </w:pPr>
       <w:r>
         <w:rPr>
           <w:b/>
-          <w:bCs/>
-        </w:rPr>
-        <w:t>Zero-Hallucination Constraints:</w:t>
-      </w:r>
-      <w:r>
-        <w:t> Using explicit phrasing (e.g., "Output ONLY valid JSON") to prevent the AI from adding chatty prefixes like "Here is the JSON you requested:".</w:t>
-      </w:r>
-    </w:p>
-    <w:p>
-      <w:pPr>
+        </w:rPr>
+        <w:t>Zero-Hallucination / Negative Constraints</w:t>
+      </w:r>
+      <w:r>
+        <w:t>: Using explicit phrasing (e.g., "You must NOT output any markdown formatting... Output raw JSON only") to prevent the AI from adding chatty prefixes or wrapping the JSON in a Markdown code fence.</w:t>
+      </w:r>
+    </w:p>
+    <w:p>
+      <w:pPr>
+        <w:pStyle w:val="ListParagraph"/>
         <w:numPr>
           <w:ilvl w:val="0"/>
-          <w:numId w:val="2"/>
+          <w:numId w:val="6"/>
         </w:numPr>
+        <w:ind w:left="1080"/>
       </w:pPr>
       <w:r>
         <w:rPr>
           <w:b/>
-          <w:bCs/>
-        </w:rPr>
-        <w:t>Execution Settings (</w:t>
-      </w:r>
-      <w:proofErr w:type="spellStart"/>
-      <w:r>
-        <w:rPr>
-          <w:b/>
-          <w:bCs/>
         </w:rPr>
         <w:t>GeminiPromptExecutionSettings</w:t>
       </w:r>
-      <w:proofErr w:type="spellEnd"/>
-      <w:r>
-        <w:rPr>
-          <w:b/>
-          <w:bCs/>
-        </w:rPr>
-        <w:t>):</w:t>
-      </w:r>
-      <w:r>
-        <w:t> Controlling the LLM's parameters (like Temperature) directly from C# to force highly predictable, deterministic outputs.</w:t>
-      </w:r>
-    </w:p>
-    <w:p>
-      <w:r>
-        <w:pict w14:anchorId="36CFF3AE">
-          <v:rect id="_x0000_i1043" style="width:730.5pt;height:1.5pt" o:hrpct="0" o:hralign="center" o:hrstd="t" o:hr="t" fillcolor="#a0a0a0" stroked="f"/>
-        </w:pict>
-      </w:r>
-    </w:p>
-    <w:p>
-      <w:pPr>
-        <w:rPr>
-          <w:b/>
-          <w:bCs/>
-          <w:lang w:val="fr-FR"/>
-        </w:rPr>
-      </w:pPr>
-      <w:r>
-        <w:rPr>
-          <w:b/>
-          <w:bCs/>
-          <w:lang w:val="fr-FR"/>
-        </w:rPr>
-        <w:t>4. Complete C# Code (Program.cs)</w:t>
-      </w:r>
-    </w:p>
-    <w:p>
-      <w:proofErr w:type="spellStart"/>
-      <w:r>
-        <w:t>codeC</w:t>
-      </w:r>
-      <w:proofErr w:type="spellEnd"/>
-      <w:r>
-        <w:t>#</w:t>
-      </w:r>
-    </w:p>
-    <w:p>
-      <w:r>
-        <w:t>using System;</w:t>
-      </w:r>
-    </w:p>
-    <w:p>
-      <w:r>
-        <w:t xml:space="preserve">using </w:t>
-      </w:r>
-      <w:proofErr w:type="spellStart"/>
-      <w:proofErr w:type="gramStart"/>
-      <w:r>
-        <w:t>System.Threading.Tasks</w:t>
-      </w:r>
-      <w:proofErr w:type="spellEnd"/>
-      <w:proofErr w:type="gramEnd"/>
-      <w:r>
-        <w:t>;</w:t>
-      </w:r>
-    </w:p>
-    <w:p>
-      <w:r>
-        <w:lastRenderedPageBreak/>
-        <w:t xml:space="preserve">using </w:t>
-      </w:r>
-      <w:proofErr w:type="spellStart"/>
-      <w:r>
-        <w:t>Microsoft.SemanticKernel</w:t>
-      </w:r>
-      <w:proofErr w:type="spellEnd"/>
-      <w:r>
-        <w:t>;</w:t>
-      </w:r>
-    </w:p>
-    <w:p>
-      <w:r>
-        <w:t xml:space="preserve">using </w:t>
-      </w:r>
-      <w:proofErr w:type="spellStart"/>
-      <w:proofErr w:type="gramStart"/>
-      <w:r>
-        <w:t>Microsoft.SemanticKernel.Connectors.Google</w:t>
-      </w:r>
-      <w:proofErr w:type="spellEnd"/>
-      <w:proofErr w:type="gramEnd"/>
-      <w:r>
-        <w:t>;</w:t>
-      </w:r>
-    </w:p>
-    <w:p/>
-    <w:p>
-      <w:r>
-        <w:t>namespace Day3FormatTranslator</w:t>
-      </w:r>
-    </w:p>
-    <w:p>
-      <w:r>
-        <w:t>{</w:t>
-      </w:r>
-    </w:p>
-    <w:p>
-      <w:r>
-        <w:t xml:space="preserve">    class Program</w:t>
-      </w:r>
-    </w:p>
-    <w:p>
-      <w:r>
-        <w:t xml:space="preserve">    {</w:t>
-      </w:r>
-    </w:p>
-    <w:p>
-      <w:r>
-        <w:t xml:space="preserve">        static async Task Main(</w:t>
-      </w:r>
-      <w:proofErr w:type="gramStart"/>
-      <w:r>
-        <w:t>string[</w:t>
-      </w:r>
-      <w:proofErr w:type="gramEnd"/>
-      <w:r>
-        <w:t xml:space="preserve">] </w:t>
-      </w:r>
-      <w:proofErr w:type="spellStart"/>
-      <w:r>
-        <w:t>args</w:t>
-      </w:r>
-      <w:proofErr w:type="spellEnd"/>
-      <w:r>
-        <w:t>)</w:t>
-      </w:r>
-    </w:p>
-    <w:p>
-      <w:r>
-        <w:t xml:space="preserve">        {</w:t>
-      </w:r>
-    </w:p>
-    <w:p>
-      <w:r>
-        <w:t xml:space="preserve">            // Step 1: Initialize the Kernel with Gemini 2.5 Flash</w:t>
-      </w:r>
-    </w:p>
-    <w:p>
-      <w:r>
-        <w:t xml:space="preserve">            var builder = </w:t>
-      </w:r>
-      <w:proofErr w:type="spellStart"/>
-      <w:r>
-        <w:t>Kernel.CreateBuilder</w:t>
-      </w:r>
-      <w:proofErr w:type="spellEnd"/>
-      <w:r>
-        <w:t>();</w:t>
-      </w:r>
-    </w:p>
-    <w:p>
-      <w:r>
-        <w:t xml:space="preserve">            </w:t>
-      </w:r>
-    </w:p>
-    <w:p>
-      <w:r>
-        <w:t xml:space="preserve">            string </w:t>
-      </w:r>
-      <w:proofErr w:type="spellStart"/>
-      <w:r>
-        <w:t>apiKey</w:t>
-      </w:r>
-      <w:proofErr w:type="spellEnd"/>
-      <w:r>
-        <w:t xml:space="preserve"> = </w:t>
-      </w:r>
-      <w:proofErr w:type="spellStart"/>
-      <w:r>
-        <w:t>Environment.GetEnvironmentVariable</w:t>
-      </w:r>
-      <w:proofErr w:type="spellEnd"/>
-      <w:r>
-        <w:t xml:space="preserve">("GEMINI_API_KEY") </w:t>
-      </w:r>
-    </w:p>
-    <w:p>
-      <w:r>
-        <w:t xml:space="preserve">                            ?? throw new </w:t>
-      </w:r>
-      <w:proofErr w:type="gramStart"/>
-      <w:r>
-        <w:t>Exception(</w:t>
-      </w:r>
-      <w:proofErr w:type="gramEnd"/>
-      <w:r>
-        <w:t>"GEMINI_API_KEY environment variable not set.");</w:t>
-      </w:r>
-    </w:p>
-    <w:p>
-      <w:r>
-        <w:t xml:space="preserve">            </w:t>
-      </w:r>
-    </w:p>
-    <w:p>
-      <w:r>
-        <w:t xml:space="preserve">            </w:t>
-      </w:r>
-      <w:proofErr w:type="spellStart"/>
-      <w:proofErr w:type="gramStart"/>
-      <w:r>
-        <w:t>builder.AddGoogleAIGeminiChatCompletion</w:t>
-      </w:r>
-      <w:proofErr w:type="spellEnd"/>
-      <w:proofErr w:type="gramEnd"/>
-      <w:r>
-        <w:t xml:space="preserve">("gemini-2.5-flash", </w:t>
-      </w:r>
-      <w:proofErr w:type="spellStart"/>
-      <w:r>
-        <w:t>apiKey</w:t>
-      </w:r>
-      <w:proofErr w:type="spellEnd"/>
-      <w:r>
-        <w:t>);</w:t>
-      </w:r>
-    </w:p>
-    <w:p>
-      <w:r>
-        <w:t xml:space="preserve">            Kernel </w:t>
-      </w:r>
-      <w:proofErr w:type="spellStart"/>
-      <w:r>
-        <w:t>kernel</w:t>
-      </w:r>
-      <w:proofErr w:type="spellEnd"/>
-      <w:r>
-        <w:t xml:space="preserve"> = </w:t>
-      </w:r>
-      <w:proofErr w:type="spellStart"/>
-      <w:proofErr w:type="gramStart"/>
-      <w:r>
-        <w:t>builder.Build</w:t>
-      </w:r>
-      <w:proofErr w:type="spellEnd"/>
-      <w:proofErr w:type="gramEnd"/>
-      <w:r>
-        <w:t>();</w:t>
-      </w:r>
-    </w:p>
-    <w:p/>
-    <w:p>
-      <w:r>
-        <w:t xml:space="preserve">            // Step 2: The messy, unstructured natural language input</w:t>
-      </w:r>
-    </w:p>
-    <w:p>
-      <w:r>
-        <w:t xml:space="preserve">            string </w:t>
-      </w:r>
-      <w:proofErr w:type="spellStart"/>
-      <w:r>
-        <w:t>unstructuredData</w:t>
-      </w:r>
-      <w:proofErr w:type="spellEnd"/>
-      <w:r>
-        <w:t xml:space="preserve"> = "We just hired Sarah Connor. She is 29 years old, works as a Cybersecurity Analyst, and her email is sarah.c@sky.net. She starts on Monday.";</w:t>
-      </w:r>
-    </w:p>
-    <w:p/>
-    <w:p>
-      <w:r>
-        <w:t xml:space="preserve">            // Step 3: Define the strict prompt template</w:t>
-      </w:r>
-    </w:p>
-    <w:p>
-      <w:r>
-        <w:t xml:space="preserve">            // We explicitly ban markdown blocks and conversational text to ensure raw JSON output.</w:t>
-      </w:r>
-    </w:p>
-    <w:p>
-      <w:r>
-        <w:t xml:space="preserve">            string </w:t>
-      </w:r>
-      <w:proofErr w:type="spellStart"/>
-      <w:r>
-        <w:t>promptTemplate</w:t>
-      </w:r>
-      <w:proofErr w:type="spellEnd"/>
-      <w:r>
-        <w:t xml:space="preserve"> </w:t>
-      </w:r>
-      <w:proofErr w:type="gramStart"/>
-      <w:r>
-        <w:t>= @"</w:t>
-      </w:r>
-      <w:proofErr w:type="gramEnd"/>
-    </w:p>
-    <w:p>
-      <w:r>
-        <w:lastRenderedPageBreak/>
-        <w:t xml:space="preserve">System: You are a strict data transformation agent. Your ONLY job is to convert natural language text into a valid JSON object. </w:t>
-      </w:r>
-    </w:p>
-    <w:p>
-      <w:r>
-        <w:t>You must NOT output any markdown formatting (like ```</w:t>
-      </w:r>
-      <w:proofErr w:type="spellStart"/>
-      <w:r>
-        <w:t>json</w:t>
-      </w:r>
-      <w:proofErr w:type="spellEnd"/>
-      <w:r>
-        <w:t xml:space="preserve">), no conversational </w:t>
-      </w:r>
-      <w:proofErr w:type="gramStart"/>
-      <w:r>
-        <w:t>text, and</w:t>
-      </w:r>
-      <w:proofErr w:type="gramEnd"/>
-      <w:r>
-        <w:t xml:space="preserve"> no explanations. Output raw JSON only.</w:t>
-      </w:r>
-    </w:p>
-    <w:p/>
-    <w:p>
-      <w:r>
-        <w:t>The JSON must have the exact following keys:</w:t>
-      </w:r>
-    </w:p>
-    <w:p>
-      <w:r>
-        <w:t>- FirstName (string)</w:t>
-      </w:r>
-    </w:p>
-    <w:p>
-      <w:r>
-        <w:t>- LastName (string)</w:t>
-      </w:r>
-    </w:p>
-    <w:p>
-      <w:r>
-        <w:t>- Age (integer)</w:t>
-      </w:r>
-    </w:p>
-    <w:p>
-      <w:r>
-        <w:t xml:space="preserve">- </w:t>
-      </w:r>
-      <w:proofErr w:type="spellStart"/>
-      <w:r>
-        <w:t>JobTitle</w:t>
-      </w:r>
-      <w:proofErr w:type="spellEnd"/>
-      <w:r>
-        <w:t xml:space="preserve"> (string)</w:t>
-      </w:r>
-    </w:p>
-    <w:p>
-      <w:r>
-        <w:t>- Email (string)</w:t>
-      </w:r>
-    </w:p>
-    <w:p/>
-    <w:p>
-      <w:r>
-        <w:t>User: Translate this text into JSON:</w:t>
-      </w:r>
-    </w:p>
-    <w:p>
-      <w:r>
-        <w:t>{{$input}}</w:t>
-      </w:r>
-    </w:p>
-    <w:p>
-      <w:r>
-        <w:t>";</w:t>
-      </w:r>
-    </w:p>
-    <w:p/>
-    <w:p>
-      <w:r>
-        <w:t xml:space="preserve">            // Step 4: Configure Execution Settings to eliminate creativity</w:t>
-      </w:r>
-    </w:p>
-    <w:p>
-      <w:r>
-        <w:t xml:space="preserve">            var </w:t>
-      </w:r>
-      <w:proofErr w:type="spellStart"/>
-      <w:r>
-        <w:t>executionSettings</w:t>
-      </w:r>
-      <w:proofErr w:type="spellEnd"/>
-      <w:r>
-        <w:t xml:space="preserve"> = new </w:t>
-      </w:r>
-      <w:proofErr w:type="spellStart"/>
-      <w:r>
-        <w:t>GeminiPromptExecutionSettings</w:t>
-      </w:r>
-      <w:proofErr w:type="spellEnd"/>
-    </w:p>
-    <w:p>
-      <w:r>
-        <w:t xml:space="preserve">            {</w:t>
-      </w:r>
-    </w:p>
-    <w:p>
-      <w:r>
-        <w:t xml:space="preserve">                Temperature = 0.0, // A temperature of 0 makes the model highly deterministic and strict</w:t>
-      </w:r>
-    </w:p>
-    <w:p>
-      <w:r>
-        <w:t xml:space="preserve">                </w:t>
-      </w:r>
-      <w:proofErr w:type="spellStart"/>
-      <w:r>
-        <w:t>TopP</w:t>
-      </w:r>
-      <w:proofErr w:type="spellEnd"/>
-      <w:r>
-        <w:t xml:space="preserve"> = 0.1</w:t>
-      </w:r>
-    </w:p>
-    <w:p>
-      <w:r>
-        <w:t xml:space="preserve">            };</w:t>
-      </w:r>
-    </w:p>
-    <w:p/>
-    <w:p>
-      <w:r>
-        <w:t xml:space="preserve">            // Step 5: Bind the data and settings to the arguments</w:t>
-      </w:r>
-    </w:p>
-    <w:p>
-      <w:r>
-        <w:t xml:space="preserve">            var arguments = new </w:t>
-      </w:r>
-      <w:proofErr w:type="spellStart"/>
-      <w:r>
-        <w:t>KernelArguments</w:t>
-      </w:r>
-      <w:proofErr w:type="spellEnd"/>
-      <w:r>
-        <w:t>(</w:t>
-      </w:r>
-      <w:proofErr w:type="spellStart"/>
-      <w:r>
-        <w:t>executionSettings</w:t>
-      </w:r>
-      <w:proofErr w:type="spellEnd"/>
-      <w:r>
-        <w:t>)</w:t>
-      </w:r>
-    </w:p>
-    <w:p>
-      <w:r>
-        <w:t xml:space="preserve">            {</w:t>
-      </w:r>
-    </w:p>
-    <w:p>
-      <w:r>
-        <w:lastRenderedPageBreak/>
-        <w:t xml:space="preserve">                </w:t>
-      </w:r>
-      <w:proofErr w:type="gramStart"/>
-      <w:r>
-        <w:t>{ "</w:t>
-      </w:r>
-      <w:proofErr w:type="gramEnd"/>
-      <w:r>
-        <w:t xml:space="preserve">input", </w:t>
-      </w:r>
-      <w:proofErr w:type="spellStart"/>
-      <w:proofErr w:type="gramStart"/>
-      <w:r>
-        <w:t>unstructuredData</w:t>
-      </w:r>
-      <w:proofErr w:type="spellEnd"/>
-      <w:r>
-        <w:t xml:space="preserve"> }</w:t>
-      </w:r>
-      <w:proofErr w:type="gramEnd"/>
-    </w:p>
-    <w:p>
-      <w:r>
-        <w:t xml:space="preserve">            };</w:t>
-      </w:r>
-    </w:p>
-    <w:p/>
-    <w:p>
-      <w:r>
-        <w:t xml:space="preserve">            </w:t>
-      </w:r>
-      <w:proofErr w:type="spellStart"/>
-      <w:r>
-        <w:t>Console.WriteLine</w:t>
-      </w:r>
-      <w:proofErr w:type="spellEnd"/>
-      <w:r>
-        <w:t>("Input Data:");</w:t>
-      </w:r>
-    </w:p>
-    <w:p>
-      <w:r>
-        <w:t xml:space="preserve">            </w:t>
-      </w:r>
-      <w:proofErr w:type="spellStart"/>
-      <w:r>
-        <w:t>Console.WriteLine</w:t>
-      </w:r>
-      <w:proofErr w:type="spellEnd"/>
-      <w:r>
-        <w:t>(</w:t>
-      </w:r>
-      <w:proofErr w:type="spellStart"/>
-      <w:r>
-        <w:t>unstructuredData</w:t>
-      </w:r>
-      <w:proofErr w:type="spellEnd"/>
-      <w:r>
-        <w:t xml:space="preserve"> + "\n");</w:t>
-      </w:r>
-    </w:p>
-    <w:p>
-      <w:r>
-        <w:t xml:space="preserve">            </w:t>
-      </w:r>
-      <w:proofErr w:type="spellStart"/>
-      <w:r>
-        <w:t>Console.WriteLine</w:t>
-      </w:r>
-      <w:proofErr w:type="spellEnd"/>
-      <w:r>
-        <w:t>("Transforming natural language to JSON...\n");</w:t>
-      </w:r>
-    </w:p>
-    <w:p/>
-    <w:p>
-      <w:r>
-        <w:t xml:space="preserve">            // Step 6: Execute the prompt</w:t>
-      </w:r>
-    </w:p>
-    <w:p>
-      <w:r>
-        <w:t xml:space="preserve">            var result = await </w:t>
-      </w:r>
-      <w:proofErr w:type="spellStart"/>
-      <w:proofErr w:type="gramStart"/>
-      <w:r>
-        <w:t>kernel.InvokePromptAsync</w:t>
-      </w:r>
-      <w:proofErr w:type="spellEnd"/>
-      <w:proofErr w:type="gramEnd"/>
-      <w:r>
-        <w:t>(</w:t>
-      </w:r>
-      <w:proofErr w:type="spellStart"/>
-      <w:r>
-        <w:t>promptTemplate</w:t>
-      </w:r>
-      <w:proofErr w:type="spellEnd"/>
-      <w:r>
-        <w:t>, arguments);</w:t>
-      </w:r>
-    </w:p>
-    <w:p/>
-    <w:p>
-      <w:r>
-        <w:t xml:space="preserve">            // Step 7: Display the formatted result</w:t>
-      </w:r>
-    </w:p>
-    <w:p>
-      <w:r>
-        <w:t xml:space="preserve">            </w:t>
-      </w:r>
-      <w:proofErr w:type="spellStart"/>
-      <w:r>
-        <w:t>Console.WriteLine</w:t>
-      </w:r>
-      <w:proofErr w:type="spellEnd"/>
-      <w:r>
-        <w:t>("--- STRICT JSON OUTPUT ---");</w:t>
-      </w:r>
-    </w:p>
-    <w:p>
-      <w:r>
-        <w:t xml:space="preserve">            </w:t>
-      </w:r>
-      <w:proofErr w:type="spellStart"/>
-      <w:r>
-        <w:t>Console.WriteLine</w:t>
-      </w:r>
-      <w:proofErr w:type="spellEnd"/>
-      <w:r>
-        <w:t>(</w:t>
-      </w:r>
-      <w:proofErr w:type="spellStart"/>
-      <w:proofErr w:type="gramStart"/>
-      <w:r>
-        <w:t>result.ToString</w:t>
-      </w:r>
-      <w:proofErr w:type="spellEnd"/>
-      <w:proofErr w:type="gramEnd"/>
-      <w:r>
-        <w:t>(</w:t>
-      </w:r>
-      <w:proofErr w:type="gramStart"/>
-      <w:r>
-        <w:t>).Trim</w:t>
-      </w:r>
-      <w:proofErr w:type="gramEnd"/>
-      <w:r>
-        <w:t>());</w:t>
-      </w:r>
-    </w:p>
-    <w:p>
-      <w:r>
-        <w:t xml:space="preserve">            </w:t>
-      </w:r>
-      <w:proofErr w:type="spellStart"/>
-      <w:r>
-        <w:t>Console.WriteLine</w:t>
-      </w:r>
-      <w:proofErr w:type="spellEnd"/>
-      <w:r>
-        <w:t>("--------------------------");</w:t>
-      </w:r>
-    </w:p>
-    <w:p>
-      <w:r>
-        <w:t xml:space="preserve">        }</w:t>
-      </w:r>
-    </w:p>
-    <w:p>
-      <w:r>
-        <w:t xml:space="preserve">    }</w:t>
-      </w:r>
-    </w:p>
-    <w:p>
-      <w:r>
-        <w:t>}</w:t>
-      </w:r>
-    </w:p>
-    <w:p>
-      <w:r>
-        <w:pict w14:anchorId="62C437B8">
-          <v:rect id="_x0000_i1044" style="width:730.5pt;height:1.5pt" o:hrpct="0" o:hralign="center" o:hrstd="t" o:hr="t" fillcolor="#a0a0a0" stroked="f"/>
-        </w:pict>
-      </w:r>
-    </w:p>
-    <w:p>
-      <w:pPr>
-        <w:rPr>
-          <w:b/>
-          <w:bCs/>
-        </w:rPr>
-      </w:pPr>
-      <w:r>
-        <w:rPr>
-          <w:b/>
-          <w:bCs/>
-        </w:rPr>
-        <w:t>5. Code Walkthrough &amp; Explanations</w:t>
-      </w:r>
-    </w:p>
-    <w:p>
-      <w:pPr>
-        <w:rPr>
-          <w:b/>
-          <w:bCs/>
-        </w:rPr>
-      </w:pPr>
-      <w:r>
-        <w:rPr>
-          <w:b/>
-          <w:bCs/>
-        </w:rPr>
-        <w:t>Step 3: The Strict Prompt Template</w:t>
-      </w:r>
-    </w:p>
-    <w:p>
-      <w:r>
-        <w:t xml:space="preserve">Notice the aggressive tone of the prompt. When building Transformation Agents, you </w:t>
-      </w:r>
-      <w:proofErr w:type="gramStart"/>
-      <w:r>
-        <w:t>have to</w:t>
-      </w:r>
-      <w:proofErr w:type="gramEnd"/>
-      <w:r>
-        <w:t xml:space="preserve"> explicitly tell the model </w:t>
-      </w:r>
-      <w:r>
-        <w:rPr>
-          <w:i/>
-          <w:iCs/>
-        </w:rPr>
-        <w:t>what not to do</w:t>
-      </w:r>
-      <w:r>
-        <w:t>. By default, LLMs try to be helpful and conversational. If we don't include instructions like "NOT output any markdown formatting" or "no conversational text", the model might return </w:t>
-      </w:r>
-      <w:proofErr w:type="spellStart"/>
-      <w:r>
-        <w:t>json</w:t>
-      </w:r>
-      <w:proofErr w:type="spellEnd"/>
-      <w:r>
-        <w:t xml:space="preserve"> </w:t>
-      </w:r>
-      <w:proofErr w:type="gramStart"/>
-      <w:r>
-        <w:t>{ ...</w:t>
-      </w:r>
-      <w:proofErr w:type="gramEnd"/>
-      <w:r>
-        <w:t xml:space="preserve"> }, which will instantly crash a standard JSON parser like </w:t>
-      </w:r>
-      <w:proofErr w:type="spellStart"/>
-      <w:proofErr w:type="gramStart"/>
-      <w:r>
-        <w:t>System.Text.Json</w:t>
-      </w:r>
-      <w:proofErr w:type="spellEnd"/>
-      <w:proofErr w:type="gramEnd"/>
-      <w:r>
-        <w:t> in your backend code.</w:t>
-      </w:r>
-    </w:p>
-    <w:p>
-      <w:pPr>
-        <w:rPr>
-          <w:b/>
-          <w:bCs/>
-        </w:rPr>
-      </w:pPr>
-      <w:r>
-        <w:rPr>
-          <w:b/>
-          <w:bCs/>
-        </w:rPr>
-        <w:t>Step 4: Execution Settings &amp; Temperature</w:t>
-      </w:r>
-    </w:p>
-    <w:p>
-      <w:r>
-        <w:lastRenderedPageBreak/>
-        <w:t>To guarantee the model behaves like a strict parser, we instantiate </w:t>
-      </w:r>
-      <w:proofErr w:type="spellStart"/>
-      <w:r>
-        <w:t>GeminiPromptExecutionSettings</w:t>
-      </w:r>
-      <w:proofErr w:type="spellEnd"/>
-      <w:r>
-        <w:t>.</w:t>
-      </w:r>
-    </w:p>
-    <w:p>
-      <w:pPr>
+      <w:r>
+        <w:t>: A settings object that lets you control LLM generation parameters directly from C#, separate from the prompt text itself.</w:t>
+      </w:r>
+    </w:p>
+    <w:p>
+      <w:pPr>
+        <w:pStyle w:val="ListParagraph"/>
         <w:numPr>
           <w:ilvl w:val="0"/>
-          <w:numId w:val="3"/>
+          <w:numId w:val="6"/>
         </w:numPr>
-      </w:pPr>
-      <w:r>
-        <w:rPr>
-          <w:i/>
-          <w:iCs/>
-        </w:rPr>
-        <w:t>Explanation:</w:t>
-      </w:r>
-      <w:r>
-        <w:t> </w:t>
-      </w:r>
+        <w:ind w:left="1080"/>
+      </w:pPr>
       <w:r>
         <w:rPr>
           <w:b/>
-          <w:bCs/>
-        </w:rPr>
-        <w:t>Temperature</w:t>
-      </w:r>
-      <w:r>
-        <w:t> dictates the randomness of the model's responses. A high temperature (e.g., 0.8) makes the output creative and varied. A temperature of 0.0 forces the model to pick the most mathematically probable token every time. For data extraction, translation, and JSON formatting, you always want a temperature of 0.0 to ensure maximum stability and zero hallucinations.</w:t>
-      </w:r>
-    </w:p>
-    <w:p>
-      <w:pPr>
+        </w:rPr>
+        <w:t>Temperature &amp; TopP</w:t>
+      </w:r>
+      <w:r>
+        <w:t>: Two sampling parameters that control randomness. Setting `Temperature = 0.0` and `TopP = 0.1` forces the model toward its single most probable next token, producing highly predictable, repeatable output — essential for anything a downstream parser will consume.</w:t>
+      </w:r>
+    </w:p>
+    <w:p>
+      <w:pPr>
+        <w:pStyle w:val="ListParagraph"/>
+        <w:numPr>
+          <w:ilvl w:val="0"/>
+          <w:numId w:val="6"/>
+        </w:numPr>
+        <w:ind w:left="1080"/>
+      </w:pPr>
+      <w:r>
         <w:rPr>
           <w:b/>
-          <w:bCs/>
-        </w:rPr>
-      </w:pPr>
-      <w:r>
+        </w:rPr>
+        <w:t>Injecting Execution Settings via KernelArguments</w:t>
+      </w:r>
+      <w:r>
+        <w:t>: `KernelArguments(executionSettings)` shows that `KernelArguments` can carry both prompt variables and per-call model configuration in the same object.</w:t>
+      </w:r>
+    </w:p>
+    <w:p/>
+    <w:p>
+      <w:pPr>
+        <w:pStyle w:val="Heading2"/>
+      </w:pPr>
+      <w:r>
+        <w:t>4. Complete Code</w:t>
+      </w:r>
+    </w:p>
+    <w:p>
+      <w:pPr>
         <w:rPr>
           <w:b/>
-          <w:bCs/>
-        </w:rPr>
-        <w:t xml:space="preserve">Step 5: Injecting Execution Settings into </w:t>
-      </w:r>
-      <w:proofErr w:type="spellStart"/>
+        </w:rPr>
+      </w:pPr>
       <w:r>
         <w:rPr>
           <w:b/>
-          <w:bCs/>
-        </w:rPr>
-        <w:t>KernelArguments</w:t>
-      </w:r>
-      <w:proofErr w:type="spellEnd"/>
-    </w:p>
-    <w:p>
-      <w:r>
-        <w:t>In Day 2, we used </w:t>
-      </w:r>
-      <w:proofErr w:type="spellStart"/>
-      <w:r>
-        <w:t>KernelArguments</w:t>
-      </w:r>
-      <w:proofErr w:type="spellEnd"/>
-      <w:r>
-        <w:t xml:space="preserve"> just to pass our string variables. Today, we </w:t>
-      </w:r>
-      <w:proofErr w:type="gramStart"/>
-      <w:r>
-        <w:t>pass</w:t>
-      </w:r>
-      <w:proofErr w:type="gramEnd"/>
-      <w:r>
-        <w:t xml:space="preserve"> our </w:t>
-      </w:r>
-      <w:proofErr w:type="spellStart"/>
-      <w:proofErr w:type="gramStart"/>
-      <w:r>
-        <w:t>executionSettings</w:t>
-      </w:r>
-      <w:proofErr w:type="spellEnd"/>
-      <w:proofErr w:type="gramEnd"/>
-      <w:r>
-        <w:t> directly into the constructor of </w:t>
-      </w:r>
-      <w:proofErr w:type="spellStart"/>
-      <w:r>
-        <w:t>KernelArguments</w:t>
-      </w:r>
-      <w:proofErr w:type="spellEnd"/>
-      <w:r>
-        <w:t>. Semantic Kernel automatically applies these model-specific settings to the request before firing it off to the Gemini API.</w:t>
-      </w:r>
-    </w:p>
-    <w:p>
-      <w:pPr>
+        </w:rPr>
+        <w:t>Program.cs</w:t>
+      </w:r>
+    </w:p>
+    <w:p>
+      <w:pPr>
+        <w:pStyle w:val="NoSpacing"/>
+        <w:rPr>
+          <w:rFonts w:ascii="Consolas" w:hAnsi="Consolas"/>
+          <w:sz w:val="19"/>
+        </w:rPr>
+      </w:pPr>
+      <w:r>
+        <w:rPr>
+          <w:rFonts w:ascii="Consolas" w:hAnsi="Consolas"/>
+          <w:sz w:val="19"/>
+        </w:rPr>
+        <w:t>// Day 3: The Format Translator</w:t>
+      </w:r>
+    </w:p>
+    <w:p>
+      <w:pPr>
+        <w:pStyle w:val="NoSpacing"/>
+        <w:rPr>
+          <w:rFonts w:ascii="Consolas" w:hAnsi="Consolas"/>
+          <w:sz w:val="19"/>
+        </w:rPr>
+      </w:pPr>
+      <w:r>
+        <w:rPr>
+          <w:rFonts w:ascii="Consolas" w:hAnsi="Consolas"/>
+          <w:sz w:val="19"/>
+        </w:rPr>
+        <w:t>// -------------------------------------------------</w:t>
+      </w:r>
+      <w:r>
+        <w:rPr>
+          <w:rFonts w:ascii="Consolas" w:hAnsi="Consolas"/>
+          <w:sz w:val="19"/>
+        </w:rPr>
+        <w:lastRenderedPageBreak/>
+        <w:t>--------------------------</w:t>
+      </w:r>
+    </w:p>
+    <w:p>
+      <w:pPr>
+        <w:pStyle w:val="NoSpacing"/>
+        <w:rPr>
+          <w:rFonts w:ascii="Consolas" w:hAnsi="Consolas"/>
+          <w:sz w:val="19"/>
+        </w:rPr>
+      </w:pPr>
+      <w:r>
+        <w:rPr>
+          <w:rFonts w:ascii="Consolas" w:hAnsi="Consolas"/>
+          <w:sz w:val="19"/>
+        </w:rPr>
+        <w:t>// A "Transformation Agent" whose only job is turning messy natural language</w:t>
+      </w:r>
+    </w:p>
+    <w:p>
+      <w:pPr>
+        <w:pStyle w:val="NoSpacing"/>
+        <w:rPr>
+          <w:rFonts w:ascii="Consolas" w:hAnsi="Consolas"/>
+          <w:sz w:val="19"/>
+        </w:rPr>
+      </w:pPr>
+      <w:r>
+        <w:rPr>
+          <w:rFonts w:ascii="Consolas" w:hAnsi="Consolas"/>
+          <w:sz w:val="19"/>
+        </w:rPr>
+        <w:t>// into strict, machine-readable JSON. Demonstrates aggressive negative</w:t>
+      </w:r>
+    </w:p>
+    <w:p>
+      <w:pPr>
+        <w:pStyle w:val="NoSpacing"/>
+        <w:rPr>
+          <w:rFonts w:ascii="Consolas" w:hAnsi="Consolas"/>
+          <w:sz w:val="19"/>
+        </w:rPr>
+      </w:pPr>
+      <w:r>
+        <w:rPr>
+          <w:rFonts w:ascii="Consolas" w:hAnsi="Consolas"/>
+          <w:sz w:val="19"/>
+        </w:rPr>
+        <w:t>// prompting (telling the model what NOT to do) plus GeminiPromptExecutionSettings</w:t>
+      </w:r>
+    </w:p>
+    <w:p>
+      <w:pPr>
+        <w:pStyle w:val="NoSpacing"/>
+        <w:rPr>
+          <w:rFonts w:ascii="Consolas" w:hAnsi="Consolas"/>
+          <w:sz w:val="19"/>
+        </w:rPr>
+      </w:pPr>
+      <w:r>
+        <w:rPr>
+          <w:rFonts w:ascii="Consolas" w:hAnsi="Consolas"/>
+          <w:sz w:val="19"/>
+        </w:rPr>
+        <w:t>// (Temperature/TopP) to suppress the model's "creativity" so it behaves like</w:t>
+      </w:r>
+    </w:p>
+    <w:p>
+      <w:pPr>
+        <w:pStyle w:val="NoSpacing"/>
+        <w:rPr>
+          <w:rFonts w:ascii="Consolas" w:hAnsi="Consolas"/>
+          <w:sz w:val="19"/>
+        </w:rPr>
+      </w:pPr>
+      <w:r>
+        <w:rPr>
+          <w:rFonts w:ascii="Consolas" w:hAnsi="Consolas"/>
+          <w:sz w:val="19"/>
+        </w:rPr>
+        <w:t>// a deterministic parser instead of a conversational partner.</w:t>
+      </w:r>
+    </w:p>
+    <w:p>
+      <w:pPr>
+        <w:pStyle w:val="NoSpacing"/>
+        <w:rPr>
+          <w:rFonts w:ascii="Consolas" w:hAnsi="Consolas"/>
+          <w:sz w:val="19"/>
+        </w:rPr>
+      </w:pPr>
+      <w:r>
+        <w:rPr>
+          <w:rFonts w:ascii="Consolas" w:hAnsi="Consolas"/>
+          <w:sz w:val="19"/>
+        </w:rPr>
+        <w:t>using System;</w:t>
+      </w:r>
+    </w:p>
+    <w:p>
+      <w:pPr>
+        <w:pStyle w:val="NoSpacing"/>
+        <w:rPr>
+          <w:rFonts w:ascii="Consolas" w:hAnsi="Consolas"/>
+          <w:sz w:val="19"/>
+        </w:rPr>
+      </w:pPr>
+      <w:r>
+        <w:rPr>
+          <w:rFonts w:ascii="Consolas" w:hAnsi="Consolas"/>
+          <w:sz w:val="19"/>
+        </w:rPr>
+        <w:t>using System.Threading.Tasks;</w:t>
+      </w:r>
+    </w:p>
+    <w:p>
+      <w:pPr>
+        <w:pStyle w:val="NoSpacing"/>
+        <w:rPr>
+          <w:rFonts w:ascii="Consolas" w:hAnsi="Consolas"/>
+          <w:sz w:val="19"/>
+        </w:rPr>
+      </w:pPr>
+      <w:r>
+        <w:rPr>
+          <w:rFonts w:ascii="Consolas" w:hAnsi="Consolas"/>
+          <w:sz w:val="19"/>
+        </w:rPr>
+        <w:t>using Microsoft.SemanticKernel;</w:t>
+      </w:r>
+    </w:p>
+    <w:p>
+      <w:pPr>
+        <w:pStyle w:val="NoSpacing"/>
+        <w:rPr>
+          <w:rFonts w:ascii="Consolas" w:hAnsi="Consolas"/>
+          <w:sz w:val="19"/>
+        </w:rPr>
+      </w:pPr>
+      <w:r>
+        <w:rPr>
+          <w:rFonts w:ascii="Consolas" w:hAnsi="Consolas"/>
+          <w:sz w:val="19"/>
+        </w:rPr>
+        <w:t>using Microsoft.SemanticKernel.Connectors.Google;</w:t>
+      </w:r>
+    </w:p>
+    <w:p>
+      <w:pPr>
+        <w:pStyle w:val="NoSpacing"/>
+        <w:rPr>
+          <w:rFonts w:ascii="Consolas" w:hAnsi="Consolas"/>
+          <w:sz w:val="19"/>
+        </w:rPr>
+      </w:pPr>
+    </w:p>
+    <w:p>
+      <w:pPr>
+        <w:pStyle w:val="NoSpacing"/>
+        <w:rPr>
+          <w:rFonts w:ascii="Consolas" w:hAnsi="Consolas"/>
+          <w:sz w:val="19"/>
+        </w:rPr>
+      </w:pPr>
+      <w:r>
+        <w:rPr>
+          <w:rFonts w:ascii="Consolas" w:hAnsi="Consolas"/>
+          <w:sz w:val="19"/>
+        </w:rPr>
+        <w:t>namespace FormatTranslator</w:t>
+      </w:r>
+    </w:p>
+    <w:p>
+      <w:pPr>
+        <w:pStyle w:val="NoSpacing"/>
+        <w:rPr>
+          <w:rFonts w:ascii="Consolas" w:hAnsi="Consolas"/>
+          <w:sz w:val="19"/>
+        </w:rPr>
+      </w:pPr>
+      <w:r>
+        <w:rPr>
+          <w:rFonts w:ascii="Consolas" w:hAnsi="Consolas"/>
+          <w:sz w:val="19"/>
+        </w:rPr>
+        <w:t>{</w:t>
+      </w:r>
+    </w:p>
+    <w:p>
+      <w:pPr>
+        <w:pStyle w:val="NoSpacing"/>
+        <w:rPr>
+          <w:rFonts w:ascii="Consolas" w:hAnsi="Consolas"/>
+          <w:sz w:val="19"/>
+        </w:rPr>
+      </w:pPr>
+      <w:r>
+        <w:rPr>
+          <w:rFonts w:ascii="Consolas" w:hAnsi="Consolas"/>
+          <w:sz w:val="19"/>
+        </w:rPr>
+        <w:t xml:space="preserve">    class Program</w:t>
+      </w:r>
+    </w:p>
+    <w:p>
+      <w:pPr>
+        <w:pStyle w:val="NoSpacing"/>
+        <w:rPr>
+          <w:rFonts w:ascii="Consolas" w:hAnsi="Consolas"/>
+          <w:sz w:val="19"/>
+        </w:rPr>
+      </w:pPr>
+      <w:r>
+        <w:rPr>
+          <w:rFonts w:ascii="Consolas" w:hAnsi="Consolas"/>
+          <w:sz w:val="19"/>
+        </w:rPr>
+        <w:t xml:space="preserve">    {</w:t>
+      </w:r>
+    </w:p>
+    <w:p>
+      <w:pPr>
+        <w:pStyle w:val="NoSpacing"/>
+        <w:rPr>
+          <w:rFonts w:ascii="Consolas" w:hAnsi="Consolas"/>
+          <w:sz w:val="19"/>
+        </w:rPr>
+      </w:pPr>
+      <w:r>
+        <w:rPr>
+          <w:rFonts w:ascii="Consolas" w:hAnsi="Consolas"/>
+          <w:sz w:val="19"/>
+        </w:rPr>
+        <w:t xml:space="preserve">        static async Task Main(string[] args)</w:t>
+      </w:r>
+    </w:p>
+    <w:p>
+      <w:pPr>
+        <w:pStyle w:val="NoSpacing"/>
+        <w:rPr>
+          <w:rFonts w:ascii="Consolas" w:hAnsi="Consolas"/>
+          <w:sz w:val="19"/>
+        </w:rPr>
+      </w:pPr>
+      <w:r>
+        <w:rPr>
+          <w:rFonts w:ascii="Consolas" w:hAnsi="Consolas"/>
+          <w:sz w:val="19"/>
+        </w:rPr>
+        <w:t xml:space="preserve">        {</w:t>
+      </w:r>
+    </w:p>
+    <w:p>
+      <w:pPr>
+        <w:pStyle w:val="NoSpacing"/>
+        <w:rPr>
+          <w:rFonts w:ascii="Consolas" w:hAnsi="Consolas"/>
+          <w:sz w:val="19"/>
+        </w:rPr>
+      </w:pPr>
+      <w:r>
+        <w:rPr>
+          <w:rFonts w:ascii="Consolas" w:hAnsi="Consolas"/>
+          <w:sz w:val="19"/>
+        </w:rPr>
+        <w:t xml:space="preserve">            // Step 1. Init the kernel with Gemini 2.5 flash</w:t>
+      </w:r>
+    </w:p>
+    <w:p>
+      <w:pPr>
+        <w:pStyle w:val="NoSpacing"/>
+        <w:rPr>
+          <w:rFonts w:ascii="Consolas" w:hAnsi="Consolas"/>
+          <w:sz w:val="19"/>
+        </w:rPr>
+      </w:pPr>
+      <w:r>
+        <w:rPr>
+          <w:rFonts w:ascii="Consolas" w:hAnsi="Consolas"/>
+          <w:sz w:val="19"/>
+        </w:rPr>
+        <w:t xml:space="preserve">            var builder = Kernel.CreateBuilder();</w:t>
+      </w:r>
+    </w:p>
+    <w:p>
+      <w:pPr>
+        <w:pStyle w:val="NoSpacing"/>
+        <w:rPr>
+          <w:rFonts w:ascii="Consolas" w:hAnsi="Consolas"/>
+          <w:sz w:val="19"/>
+        </w:rPr>
+      </w:pPr>
+      <w:r>
+        <w:rPr>
+          <w:rFonts w:ascii="Consolas" w:hAnsi="Consolas"/>
+          <w:sz w:val="19"/>
+        </w:rPr>
+        <w:t xml:space="preserve">            string apiKey = Environment.GetEnvironmentVariable("GEMINI_API_KEY") ?? throw new Exception("GEMINI_API_KEY environment variable is not set.");</w:t>
+      </w:r>
+    </w:p>
+    <w:p>
+      <w:pPr>
+        <w:pStyle w:val="NoSpacing"/>
+        <w:rPr>
+          <w:rFonts w:ascii="Consolas" w:hAnsi="Consolas"/>
+          <w:sz w:val="19"/>
+        </w:rPr>
+      </w:pPr>
+      <w:r>
+        <w:rPr>
+          <w:rFonts w:ascii="Consolas" w:hAnsi="Consolas"/>
+          <w:sz w:val="19"/>
+        </w:rPr>
+        <w:t xml:space="preserve">  </w:t>
+      </w:r>
+      <w:r>
+        <w:rPr>
+          <w:rFonts w:ascii="Consolas" w:hAnsi="Consolas"/>
+          <w:sz w:val="19"/>
+        </w:rPr>
+        <w:lastRenderedPageBreak/>
+        <w:t xml:space="preserve">          string modelId = "gemini-2.5-flash";</w:t>
+      </w:r>
+    </w:p>
+    <w:p>
+      <w:pPr>
+        <w:pStyle w:val="NoSpacing"/>
+        <w:rPr>
+          <w:rFonts w:ascii="Consolas" w:hAnsi="Consolas"/>
+          <w:sz w:val="19"/>
+        </w:rPr>
+      </w:pPr>
+    </w:p>
+    <w:p>
+      <w:pPr>
+        <w:pStyle w:val="NoSpacing"/>
+        <w:rPr>
+          <w:rFonts w:ascii="Consolas" w:hAnsi="Consolas"/>
+          <w:sz w:val="19"/>
+        </w:rPr>
+      </w:pPr>
+      <w:r>
+        <w:rPr>
+          <w:rFonts w:ascii="Consolas" w:hAnsi="Consolas"/>
+          <w:sz w:val="19"/>
+        </w:rPr>
+        <w:t xml:space="preserve">            builder.AddGoogleAIGeminiChatCompletion(modelId, apiKey);</w:t>
+      </w:r>
+    </w:p>
+    <w:p>
+      <w:pPr>
+        <w:pStyle w:val="NoSpacing"/>
+        <w:rPr>
+          <w:rFonts w:ascii="Consolas" w:hAnsi="Consolas"/>
+          <w:sz w:val="19"/>
+        </w:rPr>
+      </w:pPr>
+      <w:r>
+        <w:rPr>
+          <w:rFonts w:ascii="Consolas" w:hAnsi="Consolas"/>
+          <w:sz w:val="19"/>
+        </w:rPr>
+        <w:t xml:space="preserve">            Kernel kernel = builder.Build();</w:t>
+      </w:r>
+    </w:p>
+    <w:p>
+      <w:pPr>
+        <w:pStyle w:val="NoSpacing"/>
+        <w:rPr>
+          <w:rFonts w:ascii="Consolas" w:hAnsi="Consolas"/>
+          <w:sz w:val="19"/>
+        </w:rPr>
+      </w:pPr>
+    </w:p>
+    <w:p>
+      <w:pPr>
+        <w:pStyle w:val="NoSpacing"/>
+        <w:rPr>
+          <w:rFonts w:ascii="Consolas" w:hAnsi="Consolas"/>
+          <w:sz w:val="19"/>
+        </w:rPr>
+      </w:pPr>
+      <w:r>
+        <w:rPr>
+          <w:rFonts w:ascii="Consolas" w:hAnsi="Consolas"/>
+          <w:sz w:val="19"/>
+        </w:rPr>
+        <w:t xml:space="preserve">            // Step 2. Defind the unstrucured input and the prompt template</w:t>
+      </w:r>
+    </w:p>
+    <w:p>
+      <w:pPr>
+        <w:pStyle w:val="NoSpacing"/>
+        <w:rPr>
+          <w:rFonts w:ascii="Consolas" w:hAnsi="Consolas"/>
+          <w:sz w:val="19"/>
+        </w:rPr>
+      </w:pPr>
+      <w:r>
+        <w:rPr>
+          <w:rFonts w:ascii="Consolas" w:hAnsi="Consolas"/>
+          <w:sz w:val="19"/>
+        </w:rPr>
+        <w:t xml:space="preserve">            string unstructuredData = "We just hired Sarah Connor. She is 29 years old, works as a Cybersecurity Analyst, and her email is sarah.c@sky.net. She starts on Monday.";</w:t>
+      </w:r>
+    </w:p>
+    <w:p>
+      <w:pPr>
+        <w:pStyle w:val="NoSpacing"/>
+        <w:rPr>
+          <w:rFonts w:ascii="Consolas" w:hAnsi="Consolas"/>
+          <w:sz w:val="19"/>
+        </w:rPr>
+      </w:pPr>
+    </w:p>
+    <w:p>
+      <w:pPr>
+        <w:pStyle w:val="NoSpacing"/>
+        <w:rPr>
+          <w:rFonts w:ascii="Consolas" w:hAnsi="Consolas"/>
+          <w:sz w:val="19"/>
+        </w:rPr>
+      </w:pPr>
+      <w:r>
+        <w:rPr>
+          <w:rFonts w:ascii="Consolas" w:hAnsi="Consolas"/>
+          <w:sz w:val="19"/>
+        </w:rPr>
+        <w:t xml:space="preserve">            // Step 3. Define the strict prompt template</w:t>
+      </w:r>
+    </w:p>
+    <w:p>
+      <w:pPr>
+        <w:pStyle w:val="NoSpacing"/>
+        <w:rPr>
+          <w:rFonts w:ascii="Consolas" w:hAnsi="Consolas"/>
+          <w:sz w:val="19"/>
+        </w:rPr>
+      </w:pPr>
+      <w:r>
+        <w:rPr>
+          <w:rFonts w:ascii="Consolas" w:hAnsi="Consolas"/>
+          <w:sz w:val="19"/>
+        </w:rPr>
+        <w:t xml:space="preserve">            // We explicitly ban markdown blocks and converssational text to ensure raw JSON output</w:t>
+      </w:r>
+    </w:p>
+    <w:p>
+      <w:pPr>
+        <w:pStyle w:val="NoSpacing"/>
+        <w:rPr>
+          <w:rFonts w:ascii="Consolas" w:hAnsi="Consolas"/>
+          <w:sz w:val="19"/>
+        </w:rPr>
+      </w:pPr>
+      <w:r>
+        <w:rPr>
+          <w:rFonts w:ascii="Consolas" w:hAnsi="Consolas"/>
+          <w:sz w:val="19"/>
+        </w:rPr>
+        <w:t xml:space="preserve">            string promptTemplate = @"</w:t>
+      </w:r>
+    </w:p>
+    <w:p>
+      <w:pPr>
+        <w:pStyle w:val="NoSpacing"/>
+        <w:rPr>
+          <w:rFonts w:ascii="Consolas" w:hAnsi="Consolas"/>
+          <w:sz w:val="19"/>
+        </w:rPr>
+      </w:pPr>
+      <w:r>
+        <w:rPr>
+          <w:rFonts w:ascii="Consolas" w:hAnsi="Consolas"/>
+          <w:sz w:val="19"/>
+        </w:rPr>
+        <w:t>System: You are a strict data transformation agent. Your ONLY job is to convert natural language text into a valid JSON object.</w:t>
+      </w:r>
+    </w:p>
+    <w:p>
+      <w:pPr>
+        <w:pStyle w:val="NoSpacing"/>
+        <w:rPr>
+          <w:rFonts w:ascii="Consolas" w:hAnsi="Consolas"/>
+          <w:sz w:val="19"/>
+        </w:rPr>
+      </w:pPr>
+      <w:r>
+        <w:rPr>
+          <w:rFonts w:ascii="Consolas" w:hAnsi="Consolas"/>
+          <w:sz w:val="19"/>
+        </w:rPr>
+        <w:t>You must NOT output any markdown formatting (like ```json), no conversational text, and no explanations. Output raw JSON only.</w:t>
+      </w:r>
+    </w:p>
+    <w:p>
+      <w:pPr>
+        <w:pStyle w:val="NoSpacing"/>
+        <w:rPr>
+          <w:rFonts w:ascii="Consolas" w:hAnsi="Consolas"/>
+          <w:sz w:val="19"/>
+        </w:rPr>
+      </w:pPr>
+    </w:p>
+    <w:p>
+      <w:pPr>
+        <w:pStyle w:val="NoSpacing"/>
+        <w:rPr>
+          <w:rFonts w:ascii="Consolas" w:hAnsi="Consolas"/>
+          <w:sz w:val="19"/>
+        </w:rPr>
+      </w:pPr>
+      <w:r>
+        <w:rPr>
+          <w:rFonts w:ascii="Consolas" w:hAnsi="Consolas"/>
+          <w:sz w:val="19"/>
+        </w:rPr>
+        <w:t>The JSON must have the exact following keys:</w:t>
+      </w:r>
+    </w:p>
+    <w:p>
+      <w:pPr>
+        <w:pStyle w:val="NoSpacing"/>
+        <w:rPr>
+          <w:rFonts w:ascii="Consolas" w:hAnsi="Consolas"/>
+          <w:sz w:val="19"/>
+        </w:rPr>
+      </w:pPr>
+      <w:r>
+        <w:rPr>
+          <w:rFonts w:ascii="Consolas" w:hAnsi="Consolas"/>
+          <w:sz w:val="19"/>
+        </w:rPr>
+        <w:t>- FirstName (string)</w:t>
+      </w:r>
+    </w:p>
+    <w:p>
+      <w:pPr>
+        <w:pStyle w:val="NoSpacing"/>
+        <w:rPr>
+          <w:rFonts w:ascii="Consolas" w:hAnsi="Consolas"/>
+          <w:sz w:val="19"/>
+        </w:rPr>
+      </w:pPr>
+      <w:r>
+        <w:rPr>
+          <w:rFonts w:ascii="Consolas" w:hAnsi="Consolas"/>
+          <w:sz w:val="19"/>
+        </w:rPr>
+        <w:t>- LastName (string)</w:t>
+      </w:r>
+    </w:p>
+    <w:p>
+      <w:pPr>
+        <w:pStyle w:val="NoSpacing"/>
+        <w:rPr>
+          <w:rFonts w:ascii="Consolas" w:hAnsi="Consolas"/>
+          <w:sz w:val="19"/>
+        </w:rPr>
+      </w:pPr>
+      <w:r>
+        <w:rPr>
+          <w:rFonts w:ascii="Consolas" w:hAnsi="Consolas"/>
+          <w:sz w:val="19"/>
+        </w:rPr>
+        <w:t>- Age (integer)</w:t>
+      </w:r>
+    </w:p>
+    <w:p>
+      <w:pPr>
+        <w:pStyle w:val="NoSpacing"/>
+        <w:rPr>
+          <w:rFonts w:ascii="Consolas" w:hAnsi="Consolas"/>
+          <w:sz w:val="19"/>
+        </w:rPr>
+      </w:pPr>
+      <w:r>
+        <w:rPr>
+          <w:rFonts w:ascii="Consolas" w:hAnsi="Consolas"/>
+          <w:sz w:val="19"/>
+        </w:rPr>
+        <w:t>- JobTitle (string)</w:t>
+      </w:r>
+    </w:p>
+    <w:p>
+      <w:pPr>
+        <w:pStyle w:val="NoSpacing"/>
+        <w:rPr>
+          <w:rFonts w:ascii="Consolas" w:hAnsi="Consolas"/>
+          <w:sz w:val="19"/>
+        </w:rPr>
+      </w:pPr>
+      <w:r>
+        <w:rPr>
+          <w:rFonts w:ascii="Consolas" w:hAnsi="Consolas"/>
+          <w:sz w:val="19"/>
+        </w:rPr>
+        <w:t>- Email (string)</w:t>
+      </w:r>
+    </w:p>
+    <w:p>
+      <w:pPr>
+        <w:pStyle w:val="NoSpacing"/>
+        <w:rPr>
+          <w:rFonts w:ascii="Consolas" w:hAnsi="Consolas"/>
+          <w:sz w:val="19"/>
+        </w:rPr>
+      </w:pPr>
+    </w:p>
+    <w:p>
+      <w:pPr>
+        <w:pStyle w:val="NoSpacing"/>
+        <w:rPr>
+          <w:rFonts w:ascii="Consolas" w:hAnsi="Consolas"/>
+          <w:sz w:val="19"/>
+        </w:rPr>
+      </w:pPr>
+      <w:r>
+        <w:rPr>
+          <w:rFonts w:ascii="Consolas" w:hAnsi="Consolas"/>
+          <w:sz w:val="19"/>
+        </w:rPr>
+        <w:t>User: Translate this text into JSON:</w:t>
+      </w:r>
+    </w:p>
+    <w:p>
+      <w:pPr>
+        <w:pStyle w:val="NoSpacing"/>
+        <w:rPr>
+          <w:rFonts w:ascii="Consolas" w:hAnsi="Consolas"/>
+          <w:sz w:val="19"/>
+        </w:rPr>
+      </w:pPr>
+      <w:r>
+        <w:rPr>
+          <w:rFonts w:ascii="Consolas" w:hAnsi="Consolas"/>
+          <w:sz w:val="19"/>
+        </w:rPr>
+        <w:t>{{$input}}</w:t>
+      </w:r>
+    </w:p>
+    <w:p>
+      <w:pPr>
+        <w:pStyle w:val="NoSpacing"/>
+        <w:rPr>
+          <w:rFonts w:ascii="Consolas" w:hAnsi="Consolas"/>
+          <w:sz w:val="19"/>
+        </w:rPr>
+      </w:pPr>
+      <w:r>
+        <w:rPr>
+          <w:rFonts w:ascii="Consolas" w:hAnsi="Consolas"/>
+          <w:sz w:val="19"/>
+        </w:rPr>
+        <w:t>";</w:t>
+      </w:r>
+    </w:p>
+    <w:p>
+      <w:pPr>
+        <w:pStyle w:val="NoSpacing"/>
+        <w:rPr>
+          <w:rFonts w:ascii="Consolas" w:hAnsi="Consolas"/>
+          <w:sz w:val="19"/>
+        </w:rPr>
+      </w:pPr>
+      <w:r>
+        <w:rPr>
+          <w:rFonts w:ascii="Consolas" w:hAnsi="Consolas"/>
+          <w:sz w:val="19"/>
+        </w:rPr>
+        <w:t xml:space="preserve">            // Step 4. Configure Execution Settings to eliminate creativity</w:t>
+      </w:r>
+    </w:p>
+    <w:p>
+      <w:pPr>
+        <w:pStyle w:val="NoSpacing"/>
+        <w:rPr>
+          <w:rFonts w:ascii="Consolas" w:hAnsi="Consolas"/>
+          <w:sz w:val="19"/>
+        </w:rPr>
+      </w:pPr>
+      <w:r>
+        <w:rPr>
+          <w:rFonts w:ascii="Consolas" w:hAnsi="Consolas"/>
+          <w:sz w:val="19"/>
+        </w:rPr>
+        <w:t xml:space="preserve">            va</w:t>
+      </w:r>
+      <w:r>
+        <w:rPr>
+          <w:rFonts w:ascii="Consolas" w:hAnsi="Consolas"/>
+          <w:sz w:val="19"/>
+        </w:rPr>
+        <w:lastRenderedPageBreak/>
+        <w:t>r executionSettings = new GeminiPromptExecutionSettings()</w:t>
+      </w:r>
+    </w:p>
+    <w:p>
+      <w:pPr>
+        <w:pStyle w:val="NoSpacing"/>
+        <w:rPr>
+          <w:rFonts w:ascii="Consolas" w:hAnsi="Consolas"/>
+          <w:sz w:val="19"/>
+        </w:rPr>
+      </w:pPr>
+      <w:r>
+        <w:rPr>
+          <w:rFonts w:ascii="Consolas" w:hAnsi="Consolas"/>
+          <w:sz w:val="19"/>
+        </w:rPr>
+        <w:t xml:space="preserve">            {</w:t>
+      </w:r>
+    </w:p>
+    <w:p>
+      <w:pPr>
+        <w:pStyle w:val="NoSpacing"/>
+        <w:rPr>
+          <w:rFonts w:ascii="Consolas" w:hAnsi="Consolas"/>
+          <w:sz w:val="19"/>
+        </w:rPr>
+      </w:pPr>
+      <w:r>
+        <w:rPr>
+          <w:rFonts w:ascii="Consolas" w:hAnsi="Consolas"/>
+          <w:sz w:val="19"/>
+        </w:rPr>
+        <w:t xml:space="preserve">                Temperature = 0.0, // Eliminate randomness</w:t>
+      </w:r>
+    </w:p>
+    <w:p>
+      <w:pPr>
+        <w:pStyle w:val="NoSpacing"/>
+        <w:rPr>
+          <w:rFonts w:ascii="Consolas" w:hAnsi="Consolas"/>
+          <w:sz w:val="19"/>
+        </w:rPr>
+      </w:pPr>
+      <w:r>
+        <w:rPr>
+          <w:rFonts w:ascii="Consolas" w:hAnsi="Consolas"/>
+          <w:sz w:val="19"/>
+        </w:rPr>
+        <w:t xml:space="preserve">                TopP = 0.1</w:t>
+      </w:r>
+    </w:p>
+    <w:p>
+      <w:pPr>
+        <w:pStyle w:val="NoSpacing"/>
+        <w:rPr>
+          <w:rFonts w:ascii="Consolas" w:hAnsi="Consolas"/>
+          <w:sz w:val="19"/>
+        </w:rPr>
+      </w:pPr>
+      <w:r>
+        <w:rPr>
+          <w:rFonts w:ascii="Consolas" w:hAnsi="Consolas"/>
+          <w:sz w:val="19"/>
+        </w:rPr>
+        <w:t xml:space="preserve">            };</w:t>
+      </w:r>
+    </w:p>
+    <w:p>
+      <w:pPr>
+        <w:pStyle w:val="NoSpacing"/>
+        <w:rPr>
+          <w:rFonts w:ascii="Consolas" w:hAnsi="Consolas"/>
+          <w:sz w:val="19"/>
+        </w:rPr>
+      </w:pPr>
+    </w:p>
+    <w:p>
+      <w:pPr>
+        <w:pStyle w:val="NoSpacing"/>
+        <w:rPr>
+          <w:rFonts w:ascii="Consolas" w:hAnsi="Consolas"/>
+          <w:sz w:val="19"/>
+        </w:rPr>
+      </w:pPr>
+      <w:r>
+        <w:rPr>
+          <w:rFonts w:ascii="Consolas" w:hAnsi="Consolas"/>
+          <w:sz w:val="19"/>
+        </w:rPr>
+        <w:t xml:space="preserve">            // Step 5. Execute the prompt with the unstructured input</w:t>
+      </w:r>
+    </w:p>
+    <w:p>
+      <w:pPr>
+        <w:pStyle w:val="NoSpacing"/>
+        <w:rPr>
+          <w:rFonts w:ascii="Consolas" w:hAnsi="Consolas"/>
+          <w:sz w:val="19"/>
+        </w:rPr>
+      </w:pPr>
+      <w:r>
+        <w:rPr>
+          <w:rFonts w:ascii="Consolas" w:hAnsi="Consolas"/>
+          <w:sz w:val="19"/>
+        </w:rPr>
+        <w:t xml:space="preserve">            var arguments = new KernelArguments(executionSettings)</w:t>
+      </w:r>
+    </w:p>
+    <w:p>
+      <w:pPr>
+        <w:pStyle w:val="NoSpacing"/>
+        <w:rPr>
+          <w:rFonts w:ascii="Consolas" w:hAnsi="Consolas"/>
+          <w:sz w:val="19"/>
+        </w:rPr>
+      </w:pPr>
+      <w:r>
+        <w:rPr>
+          <w:rFonts w:ascii="Consolas" w:hAnsi="Consolas"/>
+          <w:sz w:val="19"/>
+        </w:rPr>
+        <w:t xml:space="preserve">            {</w:t>
+      </w:r>
+    </w:p>
+    <w:p>
+      <w:pPr>
+        <w:pStyle w:val="NoSpacing"/>
+        <w:rPr>
+          <w:rFonts w:ascii="Consolas" w:hAnsi="Consolas"/>
+          <w:sz w:val="19"/>
+        </w:rPr>
+      </w:pPr>
+      <w:r>
+        <w:rPr>
+          <w:rFonts w:ascii="Consolas" w:hAnsi="Consolas"/>
+          <w:sz w:val="19"/>
+        </w:rPr>
+        <w:t xml:space="preserve">                {  "input", unstructuredData }</w:t>
+      </w:r>
+    </w:p>
+    <w:p>
+      <w:pPr>
+        <w:pStyle w:val="NoSpacing"/>
+        <w:rPr>
+          <w:rFonts w:ascii="Consolas" w:hAnsi="Consolas"/>
+          <w:sz w:val="19"/>
+        </w:rPr>
+      </w:pPr>
+      <w:r>
+        <w:rPr>
+          <w:rFonts w:ascii="Consolas" w:hAnsi="Consolas"/>
+          <w:sz w:val="19"/>
+        </w:rPr>
+        <w:t xml:space="preserve">            };</w:t>
+      </w:r>
+    </w:p>
+    <w:p>
+      <w:pPr>
+        <w:pStyle w:val="NoSpacing"/>
+        <w:rPr>
+          <w:rFonts w:ascii="Consolas" w:hAnsi="Consolas"/>
+          <w:sz w:val="19"/>
+        </w:rPr>
+      </w:pPr>
+    </w:p>
+    <w:p>
+      <w:pPr>
+        <w:pStyle w:val="NoSpacing"/>
+        <w:rPr>
+          <w:rFonts w:ascii="Consolas" w:hAnsi="Consolas"/>
+          <w:sz w:val="19"/>
+        </w:rPr>
+      </w:pPr>
+      <w:r>
+        <w:rPr>
+          <w:rFonts w:ascii="Consolas" w:hAnsi="Consolas"/>
+          <w:sz w:val="19"/>
+        </w:rPr>
+        <w:t xml:space="preserve">            Console.WriteLine("Input Data:");</w:t>
+      </w:r>
+    </w:p>
+    <w:p>
+      <w:pPr>
+        <w:pStyle w:val="NoSpacing"/>
+        <w:rPr>
+          <w:rFonts w:ascii="Consolas" w:hAnsi="Consolas"/>
+          <w:sz w:val="19"/>
+        </w:rPr>
+      </w:pPr>
+      <w:r>
+        <w:rPr>
+          <w:rFonts w:ascii="Consolas" w:hAnsi="Consolas"/>
+          <w:sz w:val="19"/>
+        </w:rPr>
+        <w:t xml:space="preserve">            Console.WriteLine(unstructuredData);</w:t>
+      </w:r>
+    </w:p>
+    <w:p>
+      <w:pPr>
+        <w:pStyle w:val="NoSpacing"/>
+        <w:rPr>
+          <w:rFonts w:ascii="Consolas" w:hAnsi="Consolas"/>
+          <w:sz w:val="19"/>
+        </w:rPr>
+      </w:pPr>
+      <w:r>
+        <w:rPr>
+          <w:rFonts w:ascii="Consolas" w:hAnsi="Consolas"/>
+          <w:sz w:val="19"/>
+        </w:rPr>
+        <w:t xml:space="preserve">            Console.WriteLine("Transformatin natural language to JSON...");</w:t>
+      </w:r>
+    </w:p>
+    <w:p>
+      <w:pPr>
+        <w:pStyle w:val="NoSpacing"/>
+        <w:rPr>
+          <w:rFonts w:ascii="Consolas" w:hAnsi="Consolas"/>
+          <w:sz w:val="19"/>
+        </w:rPr>
+      </w:pPr>
+    </w:p>
+    <w:p>
+      <w:pPr>
+        <w:pStyle w:val="NoSpacing"/>
+        <w:rPr>
+          <w:rFonts w:ascii="Consolas" w:hAnsi="Consolas"/>
+          <w:sz w:val="19"/>
+        </w:rPr>
+      </w:pPr>
+      <w:r>
+        <w:rPr>
+          <w:rFonts w:ascii="Consolas" w:hAnsi="Consolas"/>
+          <w:sz w:val="19"/>
+        </w:rPr>
+        <w:t xml:space="preserve">            // Step 6. Execute the prompt</w:t>
+      </w:r>
+    </w:p>
+    <w:p>
+      <w:pPr>
+        <w:pStyle w:val="NoSpacing"/>
+        <w:rPr>
+          <w:rFonts w:ascii="Consolas" w:hAnsi="Consolas"/>
+          <w:sz w:val="19"/>
+        </w:rPr>
+      </w:pPr>
+      <w:r>
+        <w:rPr>
+          <w:rFonts w:ascii="Consolas" w:hAnsi="Consolas"/>
+          <w:sz w:val="19"/>
+        </w:rPr>
+        <w:t xml:space="preserve">            var result = await kernel.InvokePromptAsync(promptTemplate, arguments);</w:t>
+      </w:r>
+    </w:p>
+    <w:p>
+      <w:pPr>
+        <w:pStyle w:val="NoSpacing"/>
+        <w:rPr>
+          <w:rFonts w:ascii="Consolas" w:hAnsi="Consolas"/>
+          <w:sz w:val="19"/>
+        </w:rPr>
+      </w:pPr>
+    </w:p>
+    <w:p>
+      <w:pPr>
+        <w:pStyle w:val="NoSpacing"/>
+        <w:rPr>
+          <w:rFonts w:ascii="Consolas" w:hAnsi="Consolas"/>
+          <w:sz w:val="19"/>
+        </w:rPr>
+      </w:pPr>
+      <w:r>
+        <w:rPr>
+          <w:rFonts w:ascii="Consolas" w:hAnsi="Consolas"/>
+          <w:sz w:val="19"/>
+        </w:rPr>
+        <w:t xml:space="preserve">            // Step 7. Output the result</w:t>
+      </w:r>
+    </w:p>
+    <w:p>
+      <w:pPr>
+        <w:pStyle w:val="NoSpacing"/>
+        <w:rPr>
+          <w:rFonts w:ascii="Consolas" w:hAnsi="Consolas"/>
+          <w:sz w:val="19"/>
+        </w:rPr>
+      </w:pPr>
+      <w:r>
+        <w:rPr>
+          <w:rFonts w:ascii="Consolas" w:hAnsi="Consolas"/>
+          <w:sz w:val="19"/>
+        </w:rPr>
+        <w:t xml:space="preserve">            Console.WriteLine("--- STRING JSON OUTPUT ---");</w:t>
+      </w:r>
+    </w:p>
+    <w:p>
+      <w:pPr>
+        <w:pStyle w:val="NoSpacing"/>
+        <w:rPr>
+          <w:rFonts w:ascii="Consolas" w:hAnsi="Consolas"/>
+          <w:sz w:val="19"/>
+        </w:rPr>
+      </w:pPr>
+      <w:r>
+        <w:rPr>
+          <w:rFonts w:ascii="Consolas" w:hAnsi="Consolas"/>
+          <w:sz w:val="19"/>
+        </w:rPr>
+        <w:t xml:space="preserve">            Console.WriteLine(result.ToString());</w:t>
+      </w:r>
+    </w:p>
+    <w:p>
+      <w:pPr>
+        <w:pStyle w:val="NoSpacing"/>
+        <w:rPr>
+          <w:rFonts w:ascii="Consolas" w:hAnsi="Consolas"/>
+          <w:sz w:val="19"/>
+        </w:rPr>
+      </w:pPr>
+      <w:r>
+        <w:rPr>
+          <w:rFonts w:ascii="Consolas" w:hAnsi="Consolas"/>
+          <w:sz w:val="19"/>
+        </w:rPr>
+        <w:t xml:space="preserve">            Console.WriteLine("--------------------------");</w:t>
+      </w:r>
+    </w:p>
+    <w:p>
+      <w:pPr>
+        <w:pStyle w:val="NoSpacing"/>
+        <w:rPr>
+          <w:rFonts w:ascii="Consolas" w:hAnsi="Consolas"/>
+          <w:sz w:val="19"/>
+        </w:rPr>
+      </w:pPr>
+      <w:r>
+        <w:rPr>
+          <w:rFonts w:ascii="Consolas" w:hAnsi="Consolas"/>
+          <w:sz w:val="19"/>
+        </w:rPr>
+        <w:t xml:space="preserve">        }</w:t>
+      </w:r>
+    </w:p>
+    <w:p>
+      <w:pPr>
+        <w:pStyle w:val="NoSpacing"/>
+        <w:rPr>
+          <w:rFonts w:ascii="Consolas" w:hAnsi="Consolas"/>
+          <w:sz w:val="19"/>
+        </w:rPr>
+      </w:pPr>
+      <w:r>
+        <w:rPr>
+          <w:rFonts w:ascii="Consolas" w:hAnsi="Consolas"/>
+          <w:sz w:val="19"/>
+        </w:rPr>
+        <w:t xml:space="preserve">    }</w:t>
+      </w:r>
+    </w:p>
+    <w:p>
+      <w:pPr>
+        <w:pStyle w:val="NoSpacing"/>
+        <w:rPr>
+          <w:rFonts w:ascii="Consolas" w:hAnsi="Consolas"/>
+          <w:sz w:val="19"/>
+        </w:rPr>
+      </w:pPr>
+      <w:r>
+        <w:rPr>
+          <w:rFonts w:ascii="Consolas" w:hAnsi="Consolas"/>
+          <w:sz w:val="19"/>
+        </w:rPr>
+        <w:t>}</w:t>
+      </w:r>
+    </w:p>
+    <w:p/>
+    <w:p>
+      <w:pPr>
+        <w:pStyle w:val="Heading2"/>
+      </w:pPr>
+      <w:r>
+        <w:t>5. Code Walkthrough &amp; Explanations</w:t>
+      </w:r>
+    </w:p>
+    <w:p>
+      <w:r>
         <w:rPr>
           <w:b/>
-          <w:bCs/>
-        </w:rPr>
-      </w:pPr>
+        </w:rPr>
+        <w:t>Step 1: Setup.</w:t>
+      </w:r>
+      <w:r>
+        <w:t xml:space="preserve"> The kernel setup follows the exact same pattern as Days 1 and 2: build, register the Gemini chat completion connector with an API key pulled from `GEMINI_API_KEY`, and build the kernel. By this point in the course the boilerplate should feel completely familiar — what changes lesson to lesson is what happens *after* the kernel is built.</w:t>
+      </w:r>
+    </w:p>
+    <w:p/>
+    <w:p>
       <w:r>
         <w:rPr>
           <w:b/>
-          <w:bCs/>
-        </w:rPr>
-        <w:t>Step 7: The Final Output</w:t>
-      </w:r>
-    </w:p>
-    <w:p>
-      <w:r>
-        <w:t xml:space="preserve">We </w:t>
-      </w:r>
-      <w:proofErr w:type="gramStart"/>
-      <w:r>
-        <w:t>call .Trim</w:t>
-      </w:r>
-      <w:proofErr w:type="gramEnd"/>
-      <w:r>
-        <w:t>() on the result when printing it. Even with strict instructions, models will sometimes add an invisible trailing newline character. Trimming guarantees that the string is immediately ready to be deserialized into a C# class if this were a production application.</w:t>
-      </w:r>
-    </w:p>
-    <w:p>
-      <w:r>
-        <w:pict w14:anchorId="1C9A820F">
-          <v:rect id="_x0000_i1045" style="width:730.5pt;height:1.5pt" o:hrpct="0" o:hralign="center" o:hrstd="t" o:hr="t" fillcolor="#a0a0a0" stroked="f"/>
-        </w:pict>
-      </w:r>
-    </w:p>
-    <w:p>
-      <w:pPr>
+        </w:rPr>
+        <w:t>Step 2: The Messy Input.</w:t>
+      </w:r>
+      <w:r>
+        <w:t xml:space="preserve"> `unstructuredData` is a plain, human-written sentence about a new hire. There's no structure to it at all — this is deliberately the kind of text a person might type into a form, not something a program could parse with string-splitting or regex reliably.</w:t>
+      </w:r>
+    </w:p>
+    <w:p/>
+    <w:p>
+      <w:r>
         <w:rPr>
           <w:b/>
-          <w:bCs/>
-        </w:rPr>
-      </w:pPr>
+        </w:rPr>
+        <w:t>Step 3: The Strict Prompt Template.</w:t>
+      </w:r>
+      <w:r>
+        <w:t xml:space="preserve"> Notice the aggressive tone of the prompt. When building Transformation Agents, you have to explicitly te</w:t>
+      </w:r>
+      <w:r>
+        <w:lastRenderedPageBreak/>
+        <w:t>ll the model what *not* to do. By default, LLMs try to be helpful and conversational. If we don't include instructions like "You must NOT output any markdown formatting" or "no conversational text, and no explanations," the model might return something like `Here's the JSON you requested: \`\`\`json { ... } \`\`\``, which will instantly crash a standard JSON parser like `System.Text.Json` in real backend code. The prompt also uses `{{$input}}` — the same variable-templating mechanic from Day 2 — to inject the unstructured sentence at render time.</w:t>
+      </w:r>
+    </w:p>
+    <w:p/>
+    <w:p>
       <w:r>
         <w:rPr>
           <w:b/>
-          <w:bCs/>
-        </w:rPr>
+        </w:rPr>
+        <w:t>Step 4: Execution Settings &amp; Temperature.</w:t>
+      </w:r>
+      <w:r>
+        <w:t xml:space="preserve"> To guarantee the model behaves like a strict parser rather than a creative writer, we instantiate `GeminiPromptExecutionSettings`. `Temperature` dictates the randomness of the model's responses: a high temperature (e.g., 0.8) makes output creative and varied, while a temperature of `0.0` forces the model to pick the most mathematically probable token every time. `TopP = 0.1` further narrows the pool of candidate tokens the model is allowed to sample from. For data extraction, translation, and JSON formatting, you almost always want a low temperature to ensure maximum stability and minimize hallucinated formatting.</w:t>
+      </w:r>
+    </w:p>
+    <w:p/>
+    <w:p>
+      <w:r>
+        <w:rPr>
+          <w:b/>
+        </w:rPr>
+        <w:t>Step 5: Injecting Execution Settings into KernelArguments.</w:t>
+      </w:r>
+      <w:r>
+        <w:t xml:space="preserve"> In Day 2, `KernelArguments` was used only to pass string variables into a template. Here, we pass `executionSettings` directly into the `KernelArguments` constructor, and then still add the `"input"` variable using the same collection-initializer syntax. Semantic Kernel automatically applies these model-specific settings to the request before firing it off to the Gemini API — arguments and settings can travel together in one object.</w:t>
+      </w:r>
+    </w:p>
+    <w:p/>
+    <w:p>
+      <w:r>
+        <w:rPr>
+          <w:b/>
+        </w:rPr>
+        <w:t>Step 6 &amp; 7: Execution and Output.</w:t>
+      </w:r>
+      <w:r>
+        <w:t xml:space="preserve"> `InvokePromptAsync` renders the template with the injected data and settings, sends it to Gemini, and returns the result. We print the raw string result exactly as returned — in a real production pipeline, this string would immediately be handed to a JSON deserializer rather than just printed to the console.</w:t>
+      </w:r>
+    </w:p>
+    <w:p/>
+    <w:p>
+      <w:pPr>
+        <w:pStyle w:val="Heading2"/>
+      </w:pPr>
+      <w:r>
         <w:t>6. Expected Output for Demonstration</w:t>
       </w:r>
     </w:p>
     <w:p>
-      <w:r>
-        <w:t>When demonstrating the code, the terminal will show the messy input, process the execution, and output perfect JSON without any conversational fluff.</w:t>
-      </w:r>
-    </w:p>
-    <w:p>
-      <w:r>
-        <w:rPr>
-          <w:b/>
-          <w:bCs/>
-        </w:rPr>
-        <w:t>Demo Transcript:</w:t>
-      </w:r>
-    </w:p>
-    <w:p>
-      <w:r>
+      <w:pPr>
+        <w:pStyle w:val="NoSpacing"/>
+        <w:rPr>
+          <w:rFonts w:ascii="Consolas" w:hAnsi="Consolas"/>
+          <w:sz w:val="19"/>
+        </w:rPr>
+      </w:pPr>
+      <w:r>
+        <w:rPr>
+          <w:rFonts w:ascii="Consolas" w:hAnsi="Consolas"/>
+          <w:sz w:val="19"/>
+        </w:rPr>
         <w:t>Input Data:</w:t>
       </w:r>
-      <w:r>
-        <w:br/>
-        <w:t>We just hired Sarah Connor. She is 29 years old, works as a Cybersecurity Analyst, and her email is </w:t>
-      </w:r>
-      <w:hyperlink r:id="rId5" w:tgtFrame="_blank" w:history="1">
-        <w:r>
-          <w:rPr>
-            <w:rStyle w:val="Hyperlink"/>
-          </w:rPr>
-          <w:t>sarah.c@sky.net</w:t>
-        </w:r>
-      </w:hyperlink>
-      <w:r>
-        <w:t>. She starts on Monday.</w:t>
-      </w:r>
-    </w:p>
-    <w:p>
-      <w:r>
-        <w:t>Transforming natural language to JSON...</w:t>
-      </w:r>
-    </w:p>
-    <w:p>
-      <w:pPr>
-        <w:rPr>
-          <w:b/>
-          <w:bCs/>
-        </w:rPr>
-      </w:pPr>
-      <w:r>
-        <w:rPr>
-          <w:b/>
-          <w:bCs/>
-        </w:rPr>
-        <w:t>--- STRICT JSON OUTPUT ---</w:t>
-      </w:r>
-      <w:r>
-        <w:rPr>
-          <w:b/>
-          <w:bCs/>
-        </w:rPr>
-        <w:br/>
-        <w:t>{</w:t>
-      </w:r>
-      <w:r>
-        <w:rPr>
-          <w:b/>
-          <w:bCs/>
-        </w:rPr>
-        <w:br/>
-        <w:t>"FirstName": "Sarah",</w:t>
-      </w:r>
-      <w:r>
-        <w:rPr>
-          <w:b/>
-          <w:bCs/>
-        </w:rPr>
-        <w:br/>
-        <w:t>"LastName": "Connor",</w:t>
-      </w:r>
-      <w:r>
-        <w:rPr>
-          <w:b/>
-          <w:bCs/>
-        </w:rPr>
-        <w:br/>
-        <w:t>"Age": 29,</w:t>
-      </w:r>
-      <w:r>
-        <w:rPr>
-          <w:b/>
-          <w:bCs/>
-        </w:rPr>
-        <w:br/>
-        <w:t>"</w:t>
-      </w:r>
-      <w:proofErr w:type="spellStart"/>
-      <w:r>
-        <w:rPr>
-          <w:b/>
-          <w:bCs/>
-        </w:rPr>
-        <w:t>JobTitle</w:t>
-      </w:r>
-      <w:proofErr w:type="spellEnd"/>
-      <w:r>
-        <w:rPr>
-          <w:b/>
-          <w:bCs/>
-        </w:rPr>
-        <w:t>": "Cybersecurity Analyst",</w:t>
-      </w:r>
-      <w:r>
-        <w:rPr>
-          <w:b/>
-          <w:bCs/>
-        </w:rPr>
-        <w:br/>
-      </w:r>
-      <w:r>
-        <w:rPr>
-          <w:b/>
-          <w:bCs/>
-        </w:rPr>
-        <w:lastRenderedPageBreak/>
-        <w:t>"Email": "</w:t>
-      </w:r>
-      <w:hyperlink r:id="rId6" w:tgtFrame="_blank" w:history="1">
-        <w:r>
-          <w:rPr>
-            <w:rStyle w:val="Hyperlink"/>
-          </w:rPr>
-          <w:t>sarah.c@sky.net</w:t>
-        </w:r>
-      </w:hyperlink>
-      <w:r>
-        <w:rPr>
-          <w:b/>
-          <w:bCs/>
-        </w:rPr>
-        <w:t>"</w:t>
-      </w:r>
-      <w:r>
-        <w:rPr>
-          <w:b/>
-          <w:bCs/>
-        </w:rPr>
-        <w:br/>
-        <w:t>}</w:t>
-      </w:r>
-    </w:p>
-    <w:p/>
+    </w:p>
+    <w:p>
+      <w:pPr>
+        <w:pStyle w:val="NoSpacing"/>
+        <w:rPr>
+          <w:rFonts w:ascii="Consolas" w:hAnsi="Consolas"/>
+          <w:sz w:val="19"/>
+        </w:rPr>
+      </w:pPr>
+      <w:r>
+        <w:rPr>
+          <w:rFonts w:ascii="Consolas" w:hAnsi="Consolas"/>
+          <w:sz w:val="19"/>
+        </w:rPr>
+        <w:t>We just hired Sarah Connor. She is 29 years old, works as a Cybersecurity Analyst, and her email is sarah.c@sky.net. She starts on Monday.</w:t>
+      </w:r>
+    </w:p>
+    <w:p>
+      <w:pPr>
+        <w:pStyle w:val="NoSpacing"/>
+        <w:rPr>
+          <w:rFonts w:ascii="Consolas" w:hAnsi="Consolas"/>
+          <w:sz w:val="19"/>
+        </w:rPr>
+      </w:pPr>
+      <w:r>
+        <w:rPr>
+          <w:rFonts w:ascii="Consolas" w:hAnsi="Consolas"/>
+          <w:sz w:val="19"/>
+        </w:rPr>
+        <w:t>Transformatin natural language to JSON...</w:t>
+      </w:r>
+    </w:p>
+    <w:p>
+      <w:pPr>
+        <w:pStyle w:val="NoSpacing"/>
+        <w:rPr>
+          <w:rFonts w:ascii="Consolas" w:hAnsi="Consolas"/>
+          <w:sz w:val="19"/>
+        </w:rPr>
+      </w:pPr>
+      <w:r>
+        <w:rPr>
+          <w:rFonts w:ascii="Consolas" w:hAnsi="Consolas"/>
+          <w:sz w:val="19"/>
+        </w:rPr>
+        <w:t>--- STRING JSON OUTPUT ---</w:t>
+      </w:r>
+    </w:p>
+    <w:p>
+      <w:pPr>
+        <w:pStyle w:val="NoSpacing"/>
+        <w:rPr>
+          <w:rFonts w:ascii="Consolas" w:hAnsi="Consolas"/>
+          <w:sz w:val="19"/>
+        </w:rPr>
+      </w:pPr>
+      <w:r>
+        <w:rPr>
+          <w:rFonts w:ascii="Consolas" w:hAnsi="Consolas"/>
+          <w:sz w:val="19"/>
+        </w:rPr>
+        <w:t>{"FirstName": "Sarah", "LastName": "Connor", "Age": 29, "JobTitle": "Cybersecurity Analyst", "Email": "sarah.c@sky.net"}</w:t>
+      </w:r>
+    </w:p>
+    <w:p>
+      <w:pPr>
+        <w:pStyle w:val="NoSpacing"/>
+        <w:rPr>
+          <w:rFonts w:ascii="Consolas" w:hAnsi="Consolas"/>
+          <w:sz w:val="19"/>
+        </w:rPr>
+      </w:pPr>
+      <w:r>
+        <w:rPr>
+          <w:rFonts w:ascii="Consolas" w:hAnsi="Consolas"/>
+          <w:sz w:val="19"/>
+        </w:rPr>
+        <w:t>--------------------------</w:t>
+      </w:r>
+    </w:p>
     <w:sectPr>
       <w:pgSz w:w="12240" w:h="15840"/>
       <w:pgMar w:top="1440" w:right="1440" w:bottom="1440" w:left="1440" w:header="720" w:footer="720" w:gutter="0"/>
@@ -1322,7 +1544,7 @@
 </file>
 
 <file path=word/numbering.xml><?xml version="1.0" encoding="utf-8"?>
-<w:numbering xmlns:wpc="http://schemas.microsoft.com/office/word/2010/wordprocessingCanvas" xmlns:cx="http://schemas.microsoft.com/office/drawing/2014/chartex" xmlns:cx1="http://schemas.microsoft.com/office/drawing/2015/9/8/chartex" xmlns:cx2="http://schemas.microsoft.com/office/drawing/2015/10/21/chartex" xmlns:cx3="http://schemas.microsoft.com/office/drawing/2016/5/9/chartex" xmlns:cx4="http://schemas.microsoft.com/office/drawing/2016/5/10/chartex" xmlns:cx5="http://schemas.microsoft.com/office/drawing/2016/5/11/chartex" xmlns:cx6="http://schemas.microsoft.com/office/drawing/2016/5/12/chartex" xmlns:cx7="http://schemas.microsoft.com/office/drawing/2016/5/13/chartex" xmlns:cx8="http://schemas.microsoft.com/office/drawing/2016/5/14/chartex" xmlns:mc="http://schemas.openxmlformats.org/markup-compatibility/2006" xmlns:aink="http://schemas.microsoft.com/office/drawing/2016/ink" xmlns:am3d="http://schemas.microsoft.com/office/drawing/2017/model3d" xmlns:o="urn:schemas-microsoft-com:office:office" xmlns:oel="http://schemas.microsoft.com/office/2019/extlst" xmlns:r="http://schemas.openxmlformats.org/officeDocument/2006/relationships" xmlns:m="http://schemas.openxmlformats.org/officeDocument/2006/math" xmlns:v="urn:schemas-microsoft-com:vml" xmlns:wp14="http://schemas.microsoft.com/office/word/2010/wordprocessingDrawing" xmlns:wp="http://schemas.openxmlformats.org/drawingml/2006/wordprocessingDrawing" xmlns:w10="urn:schemas-microsoft-com:office:word" xmlns:w="http://schemas.openxmlformats.org/wordprocessingml/2006/main" xmlns:w14="http://schemas.microsoft.com/office/word/2010/wordml" xmlns:w15="http://schemas.microsoft.com/office/word/2012/wordml" xmlns:w16cex="http://schemas.microsoft.com/office/word/2018/wordml/cex" xmlns:w16cid="http://schemas.microsoft.com/office/word/2016/wordml/cid" xmlns:w16="http://schemas.microsoft.com/office/word/2018/wordml" xmlns:w16du="http://schemas.microsoft.com/office/word/2023/wordml/word16du" xmlns:w16sdtdh="http://schemas.microsoft.com/office/word/2020/wordml/sdtdatahash" xmlns:w16sdtfl="http://schemas.microsoft.com/office/word/2024/wordml/sdtformatlock" xmlns:w16se="http://schemas.microsoft.com/office/word/2015/wordml/symex" xmlns:wpg="http://schemas.microsoft.com/office/word/2010/wordprocessingGroup" xmlns:wpi="http://schemas.microsoft.com/office/word/2010/wordprocessingInk" xmlns:wne="http://schemas.microsoft.com/office/word/2006/wordml" xmlns:wps="http://schemas.microsoft.com/office/word/2010/wordprocessingShape" mc:Ignorable="w14 w15 w16se w16cid w16 w16cex w16sdtdh w16sdtfl w16du wp14">
+<w:numbering xmlns:wpc="http://schemas.microsoft.com/office/word/2010/wordprocessingCanvas" xmlns:cx="http://schemas.microsoft.com/office/drawing/2014/chartex" xmlns:cx1="http://schemas.microsoft.com/office/drawing/2015/9/8/chartex" xmlns:cx2="http://schemas.microsoft.com/office/drawing/2015/10/21/chartex" xmlns:cx3="http://schemas.microsoft.com/office/drawing/2016/5/9/chartex" xmlns:cx4="http://schemas.microsoft.com/office/drawing/2016/5/10/chartex" xmlns:cx5="http://schemas.microsoft.com/office/drawing/2016/5/11/chartex" xmlns:cx6="http://schemas.microsoft.com/office/drawing/2016/5/12/chartex" xmlns:cx7="http://schemas.microsoft.com/office/drawing/2016/5/13/chartex" xmlns:cx8="http://schemas.microsoft.com/office/drawing/2016/5/14/chartex" xmlns:mc="http://schemas.openxmlformats.org/markup-compatibility/2006" xmlns:aink="http://schemas.microsoft.com/office/drawing/2016/ink" xmlns:am3d="http://schemas.microsoft.com/office/drawing/2017/model3d" xmlns:o="urn:schemas-microsoft-com:office:office" xmlns:oel="http://schemas.microsoft.com/office/2019/extlst" xmlns:r="http://schemas.openxmlformats.org/officeDocument/2006/relationships" xmlns:m="http://schemas.openxmlformats.org/officeDocument/2006/math" xmlns:v="urn:schemas-microsoft-com:vml" xmlns:wp14="http://schemas.microsoft.com/office/word/2010/wordprocessingDrawing" xmlns:wp="http://schemas.openxmlformats.org/drawingml/2006/wordprocessingDrawing" xmlns:w10="urn:schemas-microsoft-com:office:word" xmlns:w="http://schemas.openxmlformats.org/wordprocessingml/2006/main" xmlns:w14="http://schemas.microsoft.com/office/word/2010/wordml" xmlns:w15="http://schemas.microsoft.com/office/word/2012/wordml" xmlns:w16cei="http://schemas.microsoft.com/office/word/2026/wordml/cei" xmlns:w16cex="http://schemas.microsoft.com/office/word/2018/wordml/cex" xmlns:w16cid="http://schemas.microsoft.com/office/word/2016/wordml/cid" xmlns:w16="http://schemas.microsoft.com/office/word/2018/wordml" xmlns:w16du="http://schemas.microsoft.com/office/word/2023/wordml/word16du" xmlns:w16sdtdh="http://schemas.microsoft.com/office/word/2020/wordml/sdtdatahash" xmlns:w16sdtfl="http://schemas.microsoft.com/office/word/2024/wordml/sdtformatlock" xmlns:w16se="http://schemas.microsoft.com/office/word/2015/wordml/symex" xmlns:wpg="http://schemas.microsoft.com/office/word/2010/wordprocessingGroup" xmlns:wpi="http://schemas.microsoft.com/office/word/2010/wordprocessingInk" xmlns:wne="http://schemas.microsoft.com/office/word/2006/wordml" xmlns:wps="http://schemas.microsoft.com/office/word/2010/wordprocessingShape" mc:Ignorable="w14 w15 w16se w16cid w16 w16cex w16sdtdh w16sdtfl w16du wp14">
   <w:abstractNum w:abstractNumId="0" w15:restartNumberingAfterBreak="0">
     <w:nsid w:val="10C518C8"/>
     <w:multiLevelType w:val="multilevel"/>
@@ -1622,6 +1844,23 @@
     </w:lvl>
   </w:abstractNum>
   <w:abstractNum w:abstractNumId="2" w15:restartNumberingAfterBreak="0">
+    <w:nsid w:val="523F0F90"/>
+    <w:multiLevelType w:val="singleLevel"/>
+    <w:tmpl w:val="04090001"/>
+    <w:lvl w:ilvl="0">
+      <w:start w:val="1"/>
+      <w:numFmt w:val="bullet"/>
+      <w:lvlText w:val=""/>
+      <w:lvlJc w:val="left"/>
+      <w:pPr>
+        <w:ind w:left="720" w:hanging="360"/>
+      </w:pPr>
+      <w:rPr>
+        <w:rFonts w:ascii="Symbol" w:hAnsi="Symbol" w:hint="default"/>
+      </w:rPr>
+    </w:lvl>
+  </w:abstractNum>
+  <w:abstractNum w:abstractNumId="3" w15:restartNumberingAfterBreak="0">
     <w:nsid w:val="63BC6BE9"/>
     <w:multiLevelType w:val="multilevel"/>
     <w:tmpl w:val="1C3C8F10"/>
@@ -1770,14 +2009,57 @@
       </w:rPr>
     </w:lvl>
   </w:abstractNum>
+  <w:abstractNum w:abstractNumId="4" w15:restartNumberingAfterBreak="0">
+    <w:nsid w:val="69F65ABD"/>
+    <w:multiLevelType w:val="singleLevel"/>
+    <w:tmpl w:val="04090001"/>
+    <w:lvl w:ilvl="0">
+      <w:start w:val="1"/>
+      <w:numFmt w:val="bullet"/>
+      <w:lvlText w:val=""/>
+      <w:lvlJc w:val="left"/>
+      <w:pPr>
+        <w:ind w:left="720" w:hanging="360"/>
+      </w:pPr>
+      <w:rPr>
+        <w:rFonts w:ascii="Symbol" w:hAnsi="Symbol" w:hint="default"/>
+      </w:rPr>
+    </w:lvl>
+  </w:abstractNum>
+  <w:abstractNum w:abstractNumId="5" w15:restartNumberingAfterBreak="0">
+    <w:nsid w:val="6C77516B"/>
+    <w:multiLevelType w:val="singleLevel"/>
+    <w:tmpl w:val="04090001"/>
+    <w:lvl w:ilvl="0">
+      <w:start w:val="1"/>
+      <w:numFmt w:val="bullet"/>
+      <w:lvlText w:val=""/>
+      <w:lvlJc w:val="left"/>
+      <w:pPr>
+        <w:ind w:left="720" w:hanging="360"/>
+      </w:pPr>
+      <w:rPr>
+        <w:rFonts w:ascii="Symbol" w:hAnsi="Symbol" w:hint="default"/>
+      </w:rPr>
+    </w:lvl>
+  </w:abstractNum>
   <w:num w:numId="1" w16cid:durableId="1905291641">
-    <w:abstractNumId w:val="2"/>
+    <w:abstractNumId w:val="3"/>
   </w:num>
   <w:num w:numId="2" w16cid:durableId="1387952524">
     <w:abstractNumId w:val="0"/>
   </w:num>
   <w:num w:numId="3" w16cid:durableId="1286231198">
     <w:abstractNumId w:val="1"/>
+  </w:num>
+  <w:num w:numId="4" w16cid:durableId="780495194">
+    <w:abstractNumId w:val="5"/>
+  </w:num>
+  <w:num w:numId="5" w16cid:durableId="628779981">
+    <w:abstractNumId w:val="4"/>
+  </w:num>
+  <w:num w:numId="6" w16cid:durableId="221596825">
+    <w:abstractNumId w:val="2"/>
   </w:num>
 </w:numbering>
 </file>
@@ -2210,7 +2492,6 @@
     <w:next w:val="Normal"/>
     <w:link w:val="Heading2Char"/>
     <w:uiPriority w:val="9"/>
-    <w:semiHidden/>
     <w:unhideWhenUsed/>
     <w:qFormat/>
     <w:rsid w:val="00C41944"/>
@@ -2385,6 +2666,7 @@
   <w:style w:type="character" w:default="1" w:styleId="DefaultParagraphFont">
     <w:name w:val="Default Paragraph Font"/>
     <w:uiPriority w:val="1"/>
+    <w:semiHidden/>
     <w:unhideWhenUsed/>
   </w:style>
   <w:style w:type="table" w:default="1" w:styleId="TableNormal">
@@ -2426,7 +2708,6 @@
     <w:basedOn w:val="DefaultParagraphFont"/>
     <w:link w:val="Heading2"/>
     <w:uiPriority w:val="9"/>
-    <w:semiHidden/>
     <w:rsid w:val="00C41944"/>
     <w:rPr>
       <w:rFonts w:asciiTheme="majorHAnsi" w:eastAsiaTheme="majorEastAsia" w:hAnsiTheme="majorHAnsi" w:cstheme="majorBidi"/>
@@ -2720,6 +3001,15 @@
       <w:color w:val="605E5C"/>
       <w:shd w:val="clear" w:color="auto" w:fill="E1DFDD"/>
     </w:rPr>
+  </w:style>
+  <w:style w:type="paragraph" w:styleId="NoSpacing">
+    <w:name w:val="No Spacing"/>
+    <w:uiPriority w:val="1"/>
+    <w:qFormat/>
+    <w:rsid w:val="00053EE9"/>
+    <w:pPr>
+      <w:spacing w:after="0" w:line="240" w:lineRule="auto"/>
+    </w:pPr>
   </w:style>
 </w:styles>
 </file>

--- a/Day3-FormatTranslator.docx
+++ b/Day3-FormatTranslator.docx
@@ -133,11 +133,7 @@
         <w:t>Transformation Prompts</w:t>
       </w:r>
       <w:r>
-        <w:t>: Instructing an LLM to act as a data parser rather tha</w:t>
-      </w:r>
-      <w:r>
-        <w:lastRenderedPageBreak/>
-        <w:t>n a conversational partner, using a clear "role" framing ("You are a strict data transformation agent...").</w:t>
+        <w:t>: Instructing an LLM to act as a data parser rather than a conversational partner, using a clear "role" framing ("You are a strict data transformation agent...").</w:t>
       </w:r>
     </w:p>
     <w:p>
@@ -156,7 +152,11 @@
         <w:t>Zero-Hallucination / Negative Constraints</w:t>
       </w:r>
       <w:r>
-        <w:t>: Using explicit phrasing (e.g., "You must NOT output any markdown formatting... Output raw JSON only") to prevent the AI from adding chatty prefixes or wrapping the JSON in a Markdown code fence.</w:t>
+        <w:t xml:space="preserve">: Using explicit phrasing (e.g., "You must NOT output any markdown formatting... Output raw JSON only") to prevent </w:t>
+      </w:r>
+      <w:r>
+        <w:lastRenderedPageBreak/>
+        <w:t>the AI from adding chatty prefixes or wrapping the JSON in a Markdown code fence.</w:t>
       </w:r>
     </w:p>
     <w:p>
@@ -267,1153 +267,1312 @@
           <w:rFonts w:ascii="Consolas" w:hAnsi="Consolas"/>
           <w:sz w:val="19"/>
         </w:rPr>
-        <w:t>// -------------------------------------------------</w:t>
-      </w:r>
+        <w:t>// ---------------------------------------------------------------------------</w:t>
+      </w:r>
+    </w:p>
+    <w:p>
+      <w:pPr>
+        <w:pStyle w:val="NoSpacing"/>
+        <w:rPr>
+          <w:rFonts w:ascii="Consolas" w:hAnsi="Consolas"/>
+          <w:sz w:val="19"/>
+        </w:rPr>
+      </w:pPr>
+      <w:r>
+        <w:rPr>
+          <w:rFonts w:ascii="Consolas" w:hAnsi="Consolas"/>
+          <w:sz w:val="19"/>
+        </w:rPr>
+        <w:t>// A "Transformation Agent" whose only job is turning messy natural language</w:t>
+      </w:r>
+    </w:p>
+    <w:p>
+      <w:pPr>
+        <w:pStyle w:val="NoSpacing"/>
+        <w:rPr>
+          <w:rFonts w:ascii="Consolas" w:hAnsi="Consolas"/>
+          <w:sz w:val="19"/>
+        </w:rPr>
+      </w:pPr>
+      <w:r>
+        <w:rPr>
+          <w:rFonts w:ascii="Consolas" w:hAnsi="Consolas"/>
+          <w:sz w:val="19"/>
+        </w:rPr>
+        <w:t>// into strict, machine-readable JSON. Demonstrates aggressive negative</w:t>
+      </w:r>
+    </w:p>
+    <w:p>
+      <w:pPr>
+        <w:pStyle w:val="NoSpacing"/>
+        <w:rPr>
+          <w:rFonts w:ascii="Consolas" w:hAnsi="Consolas"/>
+          <w:sz w:val="19"/>
+        </w:rPr>
+      </w:pPr>
+      <w:r>
+        <w:rPr>
+          <w:rFonts w:ascii="Consolas" w:hAnsi="Consolas"/>
+          <w:sz w:val="19"/>
+        </w:rPr>
+        <w:t>// prompting (telling the model what NOT to do) plus GeminiPromptExecutionSettings</w:t>
+      </w:r>
+    </w:p>
+    <w:p>
+      <w:pPr>
+        <w:pStyle w:val="NoSpacing"/>
+        <w:rPr>
+          <w:rFonts w:ascii="Consolas" w:hAnsi="Consolas"/>
+          <w:sz w:val="19"/>
+        </w:rPr>
+      </w:pPr>
+      <w:r>
+        <w:rPr>
+          <w:rFonts w:ascii="Consolas" w:hAnsi="Consolas"/>
+          <w:sz w:val="19"/>
+        </w:rPr>
+        <w:t>// (Temperature/TopP) to suppress the model's "creativity" so it behaves like</w:t>
+      </w:r>
+    </w:p>
+    <w:p>
+      <w:pPr>
+        <w:pStyle w:val="NoSpacing"/>
+        <w:rPr>
+          <w:rFonts w:ascii="Consolas" w:hAnsi="Consolas"/>
+          <w:sz w:val="19"/>
+        </w:rPr>
+      </w:pPr>
+      <w:r>
+        <w:rPr>
+          <w:rFonts w:ascii="Consolas" w:hAnsi="Consolas"/>
+          <w:sz w:val="19"/>
+        </w:rPr>
+        <w:t>// a deterministic parser instead of a conversational partner.</w:t>
+      </w:r>
+    </w:p>
+    <w:p>
+      <w:pPr>
+        <w:pStyle w:val="NoSpacing"/>
+        <w:rPr>
+          <w:rFonts w:ascii="Consolas" w:hAnsi="Consolas"/>
+          <w:sz w:val="19"/>
+        </w:rPr>
+      </w:pPr>
+      <w:r>
+        <w:rPr>
+          <w:rFonts w:ascii="Consolas" w:hAnsi="Consolas"/>
+          <w:sz w:val="19"/>
+        </w:rPr>
+        <w:t>using System;</w:t>
+      </w:r>
+    </w:p>
+    <w:p>
+      <w:pPr>
+        <w:pStyle w:val="NoSpacing"/>
+        <w:rPr>
+          <w:rFonts w:ascii="Consolas" w:hAnsi="Consolas"/>
+          <w:sz w:val="19"/>
+        </w:rPr>
+      </w:pPr>
+      <w:r>
+        <w:rPr>
+          <w:rFonts w:ascii="Consolas" w:hAnsi="Consolas"/>
+          <w:sz w:val="19"/>
+        </w:rPr>
+        <w:t>using System.Threading.Tasks;</w:t>
+      </w:r>
+    </w:p>
+    <w:p>
+      <w:pPr>
+        <w:pStyle w:val="NoSpacing"/>
+        <w:rPr>
+          <w:rFonts w:ascii="Consolas" w:hAnsi="Consolas"/>
+          <w:sz w:val="19"/>
+        </w:rPr>
+      </w:pPr>
+      <w:r>
+        <w:rPr>
+          <w:rFonts w:ascii="Consolas" w:hAnsi="Consolas"/>
+          <w:sz w:val="19"/>
+        </w:rPr>
+        <w:t>using Microsoft.SemanticKernel;</w:t>
+      </w:r>
+    </w:p>
+    <w:p>
+      <w:pPr>
+        <w:pStyle w:val="NoSpacing"/>
+        <w:rPr>
+          <w:rFonts w:ascii="Consolas" w:hAnsi="Consolas"/>
+          <w:sz w:val="19"/>
+        </w:rPr>
+      </w:pPr>
+      <w:r>
+        <w:rPr>
+          <w:rFonts w:ascii="Consolas" w:hAnsi="Consolas"/>
+          <w:sz w:val="19"/>
+        </w:rPr>
+        <w:t>using Microsoft.SemanticKernel.Connectors.Google;</w:t>
+      </w:r>
+    </w:p>
+    <w:p>
+      <w:pPr>
+        <w:pStyle w:val="NoSpacing"/>
+        <w:rPr>
+          <w:rFonts w:ascii="Consolas" w:hAnsi="Consolas"/>
+          <w:sz w:val="19"/>
+        </w:rPr>
+      </w:pPr>
+    </w:p>
+    <w:p>
+      <w:pPr>
+        <w:pStyle w:val="NoSpacing"/>
+        <w:rPr>
+          <w:rFonts w:ascii="Consolas" w:hAnsi="Consolas"/>
+          <w:sz w:val="19"/>
+        </w:rPr>
+      </w:pPr>
+      <w:r>
+        <w:rPr>
+          <w:rFonts w:ascii="Consolas" w:hAnsi="Consolas"/>
+          <w:sz w:val="19"/>
+        </w:rPr>
+        <w:t>namespace FormatTranslator</w:t>
+      </w:r>
+    </w:p>
+    <w:p>
+      <w:pPr>
+        <w:pStyle w:val="NoSpacing"/>
+        <w:rPr>
+          <w:rFonts w:ascii="Consolas" w:hAnsi="Consolas"/>
+          <w:sz w:val="19"/>
+        </w:rPr>
+      </w:pPr>
+      <w:r>
+        <w:rPr>
+          <w:rFonts w:ascii="Consolas" w:hAnsi="Consolas"/>
+          <w:sz w:val="19"/>
+        </w:rPr>
+        <w:t>{</w:t>
+      </w:r>
+    </w:p>
+    <w:p>
+      <w:pPr>
+        <w:pStyle w:val="NoSpacing"/>
+        <w:rPr>
+          <w:rFonts w:ascii="Consolas" w:hAnsi="Consolas"/>
+          <w:sz w:val="19"/>
+        </w:rPr>
+      </w:pPr>
+      <w:r>
+        <w:rPr>
+          <w:rFonts w:ascii="Consolas" w:hAnsi="Consolas"/>
+          <w:sz w:val="19"/>
+        </w:rPr>
+        <w:t xml:space="preserve">    class Program</w:t>
+      </w:r>
+    </w:p>
+    <w:p>
+      <w:pPr>
+        <w:pStyle w:val="NoSpacing"/>
+        <w:rPr>
+          <w:rFonts w:ascii="Consolas" w:hAnsi="Consolas"/>
+          <w:sz w:val="19"/>
+        </w:rPr>
+      </w:pPr>
+      <w:r>
+        <w:rPr>
+          <w:rFonts w:ascii="Consolas" w:hAnsi="Consolas"/>
+          <w:sz w:val="19"/>
+        </w:rPr>
+        <w:t xml:space="preserve">    {</w:t>
+      </w:r>
+    </w:p>
+    <w:p>
+      <w:pPr>
+        <w:pStyle w:val="NoSpacing"/>
+        <w:rPr>
+          <w:rFonts w:ascii="Consolas" w:hAnsi="Consolas"/>
+          <w:sz w:val="19"/>
+        </w:rPr>
+      </w:pPr>
+      <w:r>
+        <w:rPr>
+          <w:rFonts w:ascii="Consolas" w:hAnsi="Consolas"/>
+          <w:sz w:val="19"/>
+        </w:rPr>
+        <w:t xml:space="preserve">        static async Task Main(string[] args)</w:t>
+      </w:r>
+    </w:p>
+    <w:p>
+      <w:pPr>
+        <w:pStyle w:val="NoSpacing"/>
+        <w:rPr>
+          <w:rFonts w:ascii="Consolas" w:hAnsi="Consolas"/>
+          <w:sz w:val="19"/>
+        </w:rPr>
+      </w:pPr>
+      <w:r>
+        <w:rPr>
+          <w:rFonts w:ascii="Consolas" w:hAnsi="Consolas"/>
+          <w:sz w:val="19"/>
+        </w:rPr>
+        <w:t xml:space="preserve">        {</w:t>
+      </w:r>
+    </w:p>
+    <w:p>
+      <w:pPr>
+        <w:pStyle w:val="NoSpacing"/>
+        <w:rPr>
+          <w:rFonts w:ascii="Consolas" w:hAnsi="Consolas"/>
+          <w:sz w:val="19"/>
+        </w:rPr>
+      </w:pPr>
+      <w:r>
+        <w:rPr>
+          <w:rFonts w:ascii="Consolas" w:hAnsi="Consolas"/>
+          <w:sz w:val="19"/>
+        </w:rPr>
+        <w:t xml:space="preserve">            // Step 1. Init the kernel with Gemini 2.5 flash</w:t>
+      </w:r>
+    </w:p>
+    <w:p>
+      <w:pPr>
+        <w:pStyle w:val="NoSpacing"/>
+        <w:rPr>
+          <w:rFonts w:ascii="Consolas" w:hAnsi="Consolas"/>
+          <w:sz w:val="19"/>
+        </w:rPr>
+      </w:pPr>
+      <w:r>
+        <w:rPr>
+          <w:rFonts w:ascii="Consolas" w:hAnsi="Consolas"/>
+          <w:sz w:val="19"/>
+        </w:rPr>
+        <w:t xml:space="preserve">            var builder = Kernel.CreateBuilder();</w:t>
+      </w:r>
+    </w:p>
+    <w:p>
+      <w:pPr>
+        <w:pStyle w:val="NoSpacing"/>
+        <w:rPr>
+          <w:rFonts w:ascii="Consolas" w:hAnsi="Consolas"/>
+          <w:sz w:val="19"/>
+        </w:rPr>
+      </w:pPr>
+      <w:r>
+        <w:rPr>
+          <w:rFonts w:ascii="Consolas" w:hAnsi="Consolas"/>
+          <w:sz w:val="19"/>
+        </w:rPr>
+        <w:t xml:space="preserve">            string apiKey = Environment.GetEnvironmentVariable("GEMINI_API_KEY") ?? throw new Exception("GEMINI_API_KEY environment variable is not set.");</w:t>
+      </w:r>
+    </w:p>
+    <w:p>
+      <w:pPr>
+        <w:pStyle w:val="NoSpacing"/>
+        <w:rPr>
+          <w:rFonts w:ascii="Consolas" w:hAnsi="Consolas"/>
+          <w:sz w:val="19"/>
+        </w:rPr>
+      </w:pPr>
+      <w:r>
+        <w:rPr>
+          <w:rFonts w:ascii="Consolas" w:hAnsi="Consolas"/>
+          <w:sz w:val="19"/>
+        </w:rPr>
+        <w:t xml:space="preserve">            string modelId = "gemini-2.5-flash";</w:t>
+      </w:r>
+    </w:p>
+    <w:p>
+      <w:pPr>
+        <w:pStyle w:val="NoSpacing"/>
+        <w:rPr>
+          <w:rFonts w:ascii="Consolas" w:hAnsi="Consolas"/>
+          <w:sz w:val="19"/>
+        </w:rPr>
+      </w:pPr>
+    </w:p>
+    <w:p>
+      <w:pPr>
+        <w:pStyle w:val="NoSpacing"/>
+        <w:rPr>
+          <w:rFonts w:ascii="Consolas" w:hAnsi="Consolas"/>
+          <w:sz w:val="19"/>
+        </w:rPr>
+      </w:pPr>
+      <w:r>
+        <w:rPr>
+          <w:rFonts w:ascii="Consolas" w:hAnsi="Consolas"/>
+          <w:sz w:val="19"/>
+        </w:rPr>
+        <w:t xml:space="preserve">            builder.AddGoogleAIGeminiChatCompletion(modelId, apiKey);</w:t>
+      </w:r>
+    </w:p>
+    <w:p>
+      <w:pPr>
+        <w:pStyle w:val="NoSpacing"/>
+        <w:rPr>
+          <w:rFonts w:ascii="Consolas" w:hAnsi="Consolas"/>
+          <w:sz w:val="19"/>
+        </w:rPr>
+      </w:pPr>
+      <w:r>
+        <w:rPr>
+          <w:rFonts w:ascii="Consolas" w:hAnsi="Consolas"/>
+          <w:sz w:val="19"/>
+        </w:rPr>
+        <w:t xml:space="preserve">            Kernel kernel = builder.Build();</w:t>
+      </w:r>
+    </w:p>
+    <w:p>
+      <w:pPr>
+        <w:pStyle w:val="NoSpacing"/>
+        <w:rPr>
+          <w:rFonts w:ascii="Consolas" w:hAnsi="Consolas"/>
+          <w:sz w:val="19"/>
+        </w:rPr>
+      </w:pPr>
+    </w:p>
+    <w:p>
+      <w:pPr>
+        <w:pStyle w:val="NoSpacing"/>
+        <w:rPr>
+          <w:rFonts w:ascii="Consolas" w:hAnsi="Consolas"/>
+          <w:sz w:val="19"/>
+        </w:rPr>
+      </w:pPr>
+      <w:r>
+        <w:rPr>
+          <w:rFonts w:ascii="Consolas" w:hAnsi="Consolas"/>
+          <w:sz w:val="19"/>
+        </w:rPr>
+        <w:t xml:space="preserve">            // Step 2. Defind the unstrucured input and the prompt template</w:t>
+      </w:r>
+    </w:p>
+    <w:p>
+      <w:pPr>
+        <w:pStyle w:val="NoSpacing"/>
+        <w:rPr>
+          <w:rFonts w:ascii="Consolas" w:hAnsi="Consolas"/>
+          <w:sz w:val="19"/>
+        </w:rPr>
+      </w:pPr>
+      <w:r>
+        <w:rPr>
+          <w:rFonts w:ascii="Consolas" w:hAnsi="Consolas"/>
+          <w:sz w:val="19"/>
+        </w:rPr>
+        <w:t xml:space="preserve">            string unstructuredData = "We just hired Sarah Connor. She is 29 years old, works as a Cybersecurity Analyst, and her email is sarah.c@sky.net. She starts on Monday.";</w:t>
+      </w:r>
+    </w:p>
+    <w:p>
+      <w:pPr>
+        <w:pStyle w:val="NoSpacing"/>
+        <w:rPr>
+          <w:rFonts w:ascii="Consolas" w:hAnsi="Consolas"/>
+          <w:sz w:val="19"/>
+        </w:rPr>
+      </w:pPr>
+    </w:p>
+    <w:p>
+      <w:pPr>
+        <w:pStyle w:val="NoSpacing"/>
+        <w:rPr>
+          <w:rFonts w:ascii="Consolas" w:hAnsi="Consolas"/>
+          <w:sz w:val="19"/>
+        </w:rPr>
+      </w:pPr>
+      <w:r>
+        <w:rPr>
+          <w:rFonts w:ascii="Consolas" w:hAnsi="Consolas"/>
+          <w:sz w:val="19"/>
+        </w:rPr>
+        <w:t xml:space="preserve">            // Step 3. Define the strict prompt template</w:t>
+      </w:r>
+    </w:p>
+    <w:p>
+      <w:pPr>
+        <w:pStyle w:val="NoSpacing"/>
+        <w:rPr>
+          <w:rFonts w:ascii="Consolas" w:hAnsi="Consolas"/>
+          <w:sz w:val="19"/>
+        </w:rPr>
+      </w:pPr>
       <w:r>
         <w:rPr>
           <w:rFonts w:ascii="Consolas" w:hAnsi="Consolas"/>
           <w:sz w:val="19"/>
         </w:rPr>
         <w:lastRenderedPageBreak/>
-        <w:t>--------------------------</w:t>
-      </w:r>
-    </w:p>
-    <w:p>
-      <w:pPr>
-        <w:pStyle w:val="NoSpacing"/>
-        <w:rPr>
-          <w:rFonts w:ascii="Consolas" w:hAnsi="Consolas"/>
-          <w:sz w:val="19"/>
-        </w:rPr>
-      </w:pPr>
-      <w:r>
-        <w:rPr>
-          <w:rFonts w:ascii="Consolas" w:hAnsi="Consolas"/>
-          <w:sz w:val="19"/>
-        </w:rPr>
-        <w:t>// A "Transformation Agent" whose only job is turning messy natural language</w:t>
-      </w:r>
-    </w:p>
-    <w:p>
-      <w:pPr>
-        <w:pStyle w:val="NoSpacing"/>
-        <w:rPr>
-          <w:rFonts w:ascii="Consolas" w:hAnsi="Consolas"/>
-          <w:sz w:val="19"/>
-        </w:rPr>
-      </w:pPr>
-      <w:r>
-        <w:rPr>
-          <w:rFonts w:ascii="Consolas" w:hAnsi="Consolas"/>
-          <w:sz w:val="19"/>
-        </w:rPr>
-        <w:t>// into strict, machine-readable JSON. Demonstrates aggressive negative</w:t>
-      </w:r>
-    </w:p>
-    <w:p>
-      <w:pPr>
-        <w:pStyle w:val="NoSpacing"/>
-        <w:rPr>
-          <w:rFonts w:ascii="Consolas" w:hAnsi="Consolas"/>
-          <w:sz w:val="19"/>
-        </w:rPr>
-      </w:pPr>
-      <w:r>
-        <w:rPr>
-          <w:rFonts w:ascii="Consolas" w:hAnsi="Consolas"/>
-          <w:sz w:val="19"/>
-        </w:rPr>
-        <w:t>// prompting (telling the model what NOT to do) plus GeminiPromptExecutionSettings</w:t>
-      </w:r>
-    </w:p>
-    <w:p>
-      <w:pPr>
-        <w:pStyle w:val="NoSpacing"/>
-        <w:rPr>
-          <w:rFonts w:ascii="Consolas" w:hAnsi="Consolas"/>
-          <w:sz w:val="19"/>
-        </w:rPr>
-      </w:pPr>
-      <w:r>
-        <w:rPr>
-          <w:rFonts w:ascii="Consolas" w:hAnsi="Consolas"/>
-          <w:sz w:val="19"/>
-        </w:rPr>
-        <w:t>// (Temperature/TopP) to suppress the model's "creativity" so it behaves like</w:t>
-      </w:r>
-    </w:p>
-    <w:p>
-      <w:pPr>
-        <w:pStyle w:val="NoSpacing"/>
-        <w:rPr>
-          <w:rFonts w:ascii="Consolas" w:hAnsi="Consolas"/>
-          <w:sz w:val="19"/>
-        </w:rPr>
-      </w:pPr>
-      <w:r>
-        <w:rPr>
-          <w:rFonts w:ascii="Consolas" w:hAnsi="Consolas"/>
-          <w:sz w:val="19"/>
-        </w:rPr>
-        <w:t>// a deterministic parser instead of a conversational partner.</w:t>
-      </w:r>
-    </w:p>
-    <w:p>
-      <w:pPr>
-        <w:pStyle w:val="NoSpacing"/>
-        <w:rPr>
-          <w:rFonts w:ascii="Consolas" w:hAnsi="Consolas"/>
-          <w:sz w:val="19"/>
-        </w:rPr>
-      </w:pPr>
-      <w:r>
-        <w:rPr>
-          <w:rFonts w:ascii="Consolas" w:hAnsi="Consolas"/>
-          <w:sz w:val="19"/>
-        </w:rPr>
-        <w:t>using System;</w:t>
-      </w:r>
-    </w:p>
-    <w:p>
-      <w:pPr>
-        <w:pStyle w:val="NoSpacing"/>
-        <w:rPr>
-          <w:rFonts w:ascii="Consolas" w:hAnsi="Consolas"/>
-          <w:sz w:val="19"/>
-        </w:rPr>
-      </w:pPr>
-      <w:r>
-        <w:rPr>
-          <w:rFonts w:ascii="Consolas" w:hAnsi="Consolas"/>
-          <w:sz w:val="19"/>
-        </w:rPr>
-        <w:t>using System.Threading.Tasks;</w:t>
-      </w:r>
-    </w:p>
-    <w:p>
-      <w:pPr>
-        <w:pStyle w:val="NoSpacing"/>
-        <w:rPr>
-          <w:rFonts w:ascii="Consolas" w:hAnsi="Consolas"/>
-          <w:sz w:val="19"/>
-        </w:rPr>
-      </w:pPr>
-      <w:r>
-        <w:rPr>
-          <w:rFonts w:ascii="Consolas" w:hAnsi="Consolas"/>
-          <w:sz w:val="19"/>
-        </w:rPr>
-        <w:t>using Microsoft.SemanticKernel;</w:t>
-      </w:r>
-    </w:p>
-    <w:p>
-      <w:pPr>
-        <w:pStyle w:val="NoSpacing"/>
-        <w:rPr>
-          <w:rFonts w:ascii="Consolas" w:hAnsi="Consolas"/>
-          <w:sz w:val="19"/>
-        </w:rPr>
-      </w:pPr>
-      <w:r>
-        <w:rPr>
-          <w:rFonts w:ascii="Consolas" w:hAnsi="Consolas"/>
-          <w:sz w:val="19"/>
-        </w:rPr>
-        <w:t>using Microsoft.SemanticKernel.Connectors.Google;</w:t>
-      </w:r>
-    </w:p>
-    <w:p>
-      <w:pPr>
-        <w:pStyle w:val="NoSpacing"/>
-        <w:rPr>
-          <w:rFonts w:ascii="Consolas" w:hAnsi="Consolas"/>
-          <w:sz w:val="19"/>
-        </w:rPr>
-      </w:pPr>
-    </w:p>
-    <w:p>
-      <w:pPr>
-        <w:pStyle w:val="NoSpacing"/>
-        <w:rPr>
-          <w:rFonts w:ascii="Consolas" w:hAnsi="Consolas"/>
-          <w:sz w:val="19"/>
-        </w:rPr>
-      </w:pPr>
-      <w:r>
-        <w:rPr>
-          <w:rFonts w:ascii="Consolas" w:hAnsi="Consolas"/>
-          <w:sz w:val="19"/>
-        </w:rPr>
-        <w:t>namespace FormatTranslator</w:t>
-      </w:r>
-    </w:p>
-    <w:p>
-      <w:pPr>
-        <w:pStyle w:val="NoSpacing"/>
-        <w:rPr>
-          <w:rFonts w:ascii="Consolas" w:hAnsi="Consolas"/>
-          <w:sz w:val="19"/>
-        </w:rPr>
-      </w:pPr>
-      <w:r>
-        <w:rPr>
-          <w:rFonts w:ascii="Consolas" w:hAnsi="Consolas"/>
-          <w:sz w:val="19"/>
-        </w:rPr>
-        <w:t>{</w:t>
-      </w:r>
-    </w:p>
-    <w:p>
-      <w:pPr>
-        <w:pStyle w:val="NoSpacing"/>
-        <w:rPr>
-          <w:rFonts w:ascii="Consolas" w:hAnsi="Consolas"/>
-          <w:sz w:val="19"/>
-        </w:rPr>
-      </w:pPr>
-      <w:r>
-        <w:rPr>
-          <w:rFonts w:ascii="Consolas" w:hAnsi="Consolas"/>
-          <w:sz w:val="19"/>
-        </w:rPr>
-        <w:t xml:space="preserve">    class Program</w:t>
-      </w:r>
-    </w:p>
-    <w:p>
-      <w:pPr>
-        <w:pStyle w:val="NoSpacing"/>
-        <w:rPr>
-          <w:rFonts w:ascii="Consolas" w:hAnsi="Consolas"/>
-          <w:sz w:val="19"/>
-        </w:rPr>
-      </w:pPr>
-      <w:r>
-        <w:rPr>
-          <w:rFonts w:ascii="Consolas" w:hAnsi="Consolas"/>
-          <w:sz w:val="19"/>
-        </w:rPr>
-        <w:t xml:space="preserve">    {</w:t>
-      </w:r>
-    </w:p>
-    <w:p>
-      <w:pPr>
-        <w:pStyle w:val="NoSpacing"/>
-        <w:rPr>
-          <w:rFonts w:ascii="Consolas" w:hAnsi="Consolas"/>
-          <w:sz w:val="19"/>
-        </w:rPr>
-      </w:pPr>
-      <w:r>
-        <w:rPr>
-          <w:rFonts w:ascii="Consolas" w:hAnsi="Consolas"/>
-          <w:sz w:val="19"/>
-        </w:rPr>
-        <w:t xml:space="preserve">        static async Task Main(string[] args)</w:t>
-      </w:r>
-    </w:p>
-    <w:p>
-      <w:pPr>
-        <w:pStyle w:val="NoSpacing"/>
-        <w:rPr>
-          <w:rFonts w:ascii="Consolas" w:hAnsi="Consolas"/>
-          <w:sz w:val="19"/>
-        </w:rPr>
-      </w:pPr>
-      <w:r>
-        <w:rPr>
-          <w:rFonts w:ascii="Consolas" w:hAnsi="Consolas"/>
-          <w:sz w:val="19"/>
-        </w:rPr>
-        <w:t xml:space="preserve">        {</w:t>
-      </w:r>
-    </w:p>
-    <w:p>
-      <w:pPr>
-        <w:pStyle w:val="NoSpacing"/>
-        <w:rPr>
-          <w:rFonts w:ascii="Consolas" w:hAnsi="Consolas"/>
-          <w:sz w:val="19"/>
-        </w:rPr>
-      </w:pPr>
-      <w:r>
-        <w:rPr>
-          <w:rFonts w:ascii="Consolas" w:hAnsi="Consolas"/>
-          <w:sz w:val="19"/>
-        </w:rPr>
-        <w:t xml:space="preserve">            // Step 1. Init the kernel with Gemini 2.5 flash</w:t>
-      </w:r>
-    </w:p>
-    <w:p>
-      <w:pPr>
-        <w:pStyle w:val="NoSpacing"/>
-        <w:rPr>
-          <w:rFonts w:ascii="Consolas" w:hAnsi="Consolas"/>
-          <w:sz w:val="19"/>
-        </w:rPr>
-      </w:pPr>
-      <w:r>
-        <w:rPr>
-          <w:rFonts w:ascii="Consolas" w:hAnsi="Consolas"/>
-          <w:sz w:val="19"/>
-        </w:rPr>
-        <w:t xml:space="preserve">            var builder = Kernel.CreateBuilder();</w:t>
-      </w:r>
-    </w:p>
-    <w:p>
-      <w:pPr>
-        <w:pStyle w:val="NoSpacing"/>
-        <w:rPr>
-          <w:rFonts w:ascii="Consolas" w:hAnsi="Consolas"/>
-          <w:sz w:val="19"/>
-        </w:rPr>
-      </w:pPr>
-      <w:r>
-        <w:rPr>
-          <w:rFonts w:ascii="Consolas" w:hAnsi="Consolas"/>
-          <w:sz w:val="19"/>
-        </w:rPr>
-        <w:t xml:space="preserve">            string apiKey = Environment.GetEnvironmentVariable("GEMINI_API_KEY") ?? throw new Exception("GEMINI_API_KEY environment variable is not set.");</w:t>
-      </w:r>
-    </w:p>
-    <w:p>
-      <w:pPr>
-        <w:pStyle w:val="NoSpacing"/>
-        <w:rPr>
-          <w:rFonts w:ascii="Consolas" w:hAnsi="Consolas"/>
-          <w:sz w:val="19"/>
-        </w:rPr>
-      </w:pPr>
-      <w:r>
-        <w:rPr>
-          <w:rFonts w:ascii="Consolas" w:hAnsi="Consolas"/>
-          <w:sz w:val="19"/>
-        </w:rPr>
-        <w:t xml:space="preserve">  </w:t>
-      </w:r>
-      <w:r>
-        <w:rPr>
-          <w:rFonts w:ascii="Consolas" w:hAnsi="Consolas"/>
-          <w:sz w:val="19"/>
-        </w:rPr>
+        <w:t xml:space="preserve">            // We explicitly ban markdown blocks and converssational text to ensure raw JSON output</w:t>
+      </w:r>
+    </w:p>
+    <w:p>
+      <w:pPr>
+        <w:pStyle w:val="NoSpacing"/>
+        <w:rPr>
+          <w:rFonts w:ascii="Consolas" w:hAnsi="Consolas"/>
+          <w:sz w:val="19"/>
+        </w:rPr>
+      </w:pPr>
+      <w:r>
+        <w:rPr>
+          <w:rFonts w:ascii="Consolas" w:hAnsi="Consolas"/>
+          <w:sz w:val="19"/>
+        </w:rPr>
+        <w:t xml:space="preserve">            string promptTemplate = @"</w:t>
+      </w:r>
+    </w:p>
+    <w:p>
+      <w:pPr>
+        <w:pStyle w:val="NoSpacing"/>
+        <w:rPr>
+          <w:rFonts w:ascii="Consolas" w:hAnsi="Consolas"/>
+          <w:sz w:val="19"/>
+        </w:rPr>
+      </w:pPr>
+      <w:r>
+        <w:rPr>
+          <w:rFonts w:ascii="Consolas" w:hAnsi="Consolas"/>
+          <w:sz w:val="19"/>
+        </w:rPr>
+        <w:t>System: You are a strict data transformation agent. Your ONLY job is to convert natural language text into a valid JSON object.</w:t>
+      </w:r>
+    </w:p>
+    <w:p>
+      <w:pPr>
+        <w:pStyle w:val="NoSpacing"/>
+        <w:rPr>
+          <w:rFonts w:ascii="Consolas" w:hAnsi="Consolas"/>
+          <w:sz w:val="19"/>
+        </w:rPr>
+      </w:pPr>
+      <w:r>
+        <w:rPr>
+          <w:rFonts w:ascii="Consolas" w:hAnsi="Consolas"/>
+          <w:sz w:val="19"/>
+        </w:rPr>
+        <w:t>You must NOT output any markdown formatting (like ```json), no conversational text, and no explanations. Output raw JSON only.</w:t>
+      </w:r>
+    </w:p>
+    <w:p>
+      <w:pPr>
+        <w:pStyle w:val="NoSpacing"/>
+        <w:rPr>
+          <w:rFonts w:ascii="Consolas" w:hAnsi="Consolas"/>
+          <w:sz w:val="19"/>
+        </w:rPr>
+      </w:pPr>
+    </w:p>
+    <w:p>
+      <w:pPr>
+        <w:pStyle w:val="NoSpacing"/>
+        <w:rPr>
+          <w:rFonts w:ascii="Consolas" w:hAnsi="Consolas"/>
+          <w:sz w:val="19"/>
+        </w:rPr>
+      </w:pPr>
+      <w:r>
+        <w:rPr>
+          <w:rFonts w:ascii="Consolas" w:hAnsi="Consolas"/>
+          <w:sz w:val="19"/>
+        </w:rPr>
+        <w:t>The JSON must have the exact following keys:</w:t>
+      </w:r>
+    </w:p>
+    <w:p>
+      <w:pPr>
+        <w:pStyle w:val="NoSpacing"/>
+        <w:rPr>
+          <w:rFonts w:ascii="Consolas" w:hAnsi="Consolas"/>
+          <w:sz w:val="19"/>
+        </w:rPr>
+      </w:pPr>
+      <w:r>
+        <w:rPr>
+          <w:rFonts w:ascii="Consolas" w:hAnsi="Consolas"/>
+          <w:sz w:val="19"/>
+        </w:rPr>
+        <w:t>- FirstName (string)</w:t>
+      </w:r>
+    </w:p>
+    <w:p>
+      <w:pPr>
+        <w:pStyle w:val="NoSpacing"/>
+        <w:rPr>
+          <w:rFonts w:ascii="Consolas" w:hAnsi="Consolas"/>
+          <w:sz w:val="19"/>
+        </w:rPr>
+      </w:pPr>
+      <w:r>
+        <w:rPr>
+          <w:rFonts w:ascii="Consolas" w:hAnsi="Consolas"/>
+          <w:sz w:val="19"/>
+        </w:rPr>
+        <w:t>- LastName (string)</w:t>
+      </w:r>
+    </w:p>
+    <w:p>
+      <w:pPr>
+        <w:pStyle w:val="NoSpacing"/>
+        <w:rPr>
+          <w:rFonts w:ascii="Consolas" w:hAnsi="Consolas"/>
+          <w:sz w:val="19"/>
+        </w:rPr>
+      </w:pPr>
+      <w:r>
+        <w:rPr>
+          <w:rFonts w:ascii="Consolas" w:hAnsi="Consolas"/>
+          <w:sz w:val="19"/>
+        </w:rPr>
+        <w:t>- Age (integer)</w:t>
+      </w:r>
+    </w:p>
+    <w:p>
+      <w:pPr>
+        <w:pStyle w:val="NoSpacing"/>
+        <w:rPr>
+          <w:rFonts w:ascii="Consolas" w:hAnsi="Consolas"/>
+          <w:sz w:val="19"/>
+        </w:rPr>
+      </w:pPr>
+      <w:r>
+        <w:rPr>
+          <w:rFonts w:ascii="Consolas" w:hAnsi="Consolas"/>
+          <w:sz w:val="19"/>
+        </w:rPr>
+        <w:t>- JobTitle (string)</w:t>
+      </w:r>
+    </w:p>
+    <w:p>
+      <w:pPr>
+        <w:pStyle w:val="NoSpacing"/>
+        <w:rPr>
+          <w:rFonts w:ascii="Consolas" w:hAnsi="Consolas"/>
+          <w:sz w:val="19"/>
+        </w:rPr>
+      </w:pPr>
+      <w:r>
+        <w:rPr>
+          <w:rFonts w:ascii="Consolas" w:hAnsi="Consolas"/>
+          <w:sz w:val="19"/>
+        </w:rPr>
+        <w:t>- Email (string)</w:t>
+      </w:r>
+    </w:p>
+    <w:p>
+      <w:pPr>
+        <w:pStyle w:val="NoSpacing"/>
+        <w:rPr>
+          <w:rFonts w:ascii="Consolas" w:hAnsi="Consolas"/>
+          <w:sz w:val="19"/>
+        </w:rPr>
+      </w:pPr>
+    </w:p>
+    <w:p>
+      <w:pPr>
+        <w:pStyle w:val="NoSpacing"/>
+        <w:rPr>
+          <w:rFonts w:ascii="Consolas" w:hAnsi="Consolas"/>
+          <w:sz w:val="19"/>
+        </w:rPr>
+      </w:pPr>
+      <w:r>
+        <w:rPr>
+          <w:rFonts w:ascii="Consolas" w:hAnsi="Consolas"/>
+          <w:sz w:val="19"/>
+        </w:rPr>
+        <w:t>User: Translate this text into JSON:</w:t>
+      </w:r>
+    </w:p>
+    <w:p>
+      <w:pPr>
+        <w:pStyle w:val="NoSpacing"/>
+        <w:rPr>
+          <w:rFonts w:ascii="Consolas" w:hAnsi="Consolas"/>
+          <w:sz w:val="19"/>
+        </w:rPr>
+      </w:pPr>
+      <w:r>
+        <w:rPr>
+          <w:rFonts w:ascii="Consolas" w:hAnsi="Consolas"/>
+          <w:sz w:val="19"/>
+        </w:rPr>
+        <w:t>{{$input}}</w:t>
+      </w:r>
+    </w:p>
+    <w:p>
+      <w:pPr>
+        <w:pStyle w:val="NoSpacing"/>
+        <w:rPr>
+          <w:rFonts w:ascii="Consolas" w:hAnsi="Consolas"/>
+          <w:sz w:val="19"/>
+        </w:rPr>
+      </w:pPr>
+      <w:r>
+        <w:rPr>
+          <w:rFonts w:ascii="Consolas" w:hAnsi="Consolas"/>
+          <w:sz w:val="19"/>
+        </w:rPr>
+        <w:t>";</w:t>
+      </w:r>
+    </w:p>
+    <w:p>
+      <w:pPr>
+        <w:pStyle w:val="NoSpacing"/>
+        <w:rPr>
+          <w:rFonts w:ascii="Consolas" w:hAnsi="Consolas"/>
+          <w:sz w:val="19"/>
+        </w:rPr>
+      </w:pPr>
+      <w:r>
+        <w:rPr>
+          <w:rFonts w:ascii="Consolas" w:hAnsi="Consolas"/>
+          <w:sz w:val="19"/>
+        </w:rPr>
+        <w:t xml:space="preserve">            // Step 4. Configure Execution Settings to eliminate creativity</w:t>
+      </w:r>
+    </w:p>
+    <w:p>
+      <w:pPr>
+        <w:pStyle w:val="NoSpacing"/>
+        <w:rPr>
+          <w:rFonts w:ascii="Consolas" w:hAnsi="Consolas"/>
+          <w:sz w:val="19"/>
+        </w:rPr>
+      </w:pPr>
+      <w:r>
+        <w:rPr>
+          <w:rFonts w:ascii="Consolas" w:hAnsi="Consolas"/>
+          <w:sz w:val="19"/>
+        </w:rPr>
+        <w:t xml:space="preserve">            var executionSettings = new GeminiPromptExecutionSettings()</w:t>
+      </w:r>
+    </w:p>
+    <w:p>
+      <w:pPr>
+        <w:pStyle w:val="NoSpacing"/>
+        <w:rPr>
+          <w:rFonts w:ascii="Consolas" w:hAnsi="Consolas"/>
+          <w:sz w:val="19"/>
+        </w:rPr>
+      </w:pPr>
+      <w:r>
+        <w:rPr>
+          <w:rFonts w:ascii="Consolas" w:hAnsi="Consolas"/>
+          <w:sz w:val="19"/>
+        </w:rPr>
+        <w:t xml:space="preserve">            {</w:t>
+      </w:r>
+    </w:p>
+    <w:p>
+      <w:pPr>
+        <w:pStyle w:val="NoSpacing"/>
+        <w:rPr>
+          <w:rFonts w:ascii="Consolas" w:hAnsi="Consolas"/>
+          <w:sz w:val="19"/>
+        </w:rPr>
+      </w:pPr>
+      <w:r>
+        <w:rPr>
+          <w:rFonts w:ascii="Consolas" w:hAnsi="Consolas"/>
+          <w:sz w:val="19"/>
+        </w:rPr>
+        <w:t xml:space="preserve">                Temperature = 0.0, // Eliminate randomness</w:t>
+      </w:r>
+    </w:p>
+    <w:p>
+      <w:pPr>
+        <w:pStyle w:val="NoSpacing"/>
+        <w:rPr>
+          <w:rFonts w:ascii="Consolas" w:hAnsi="Consolas"/>
+          <w:sz w:val="19"/>
+        </w:rPr>
+      </w:pPr>
+      <w:r>
+        <w:rPr>
+          <w:rFonts w:ascii="Consolas" w:hAnsi="Consolas"/>
+          <w:sz w:val="19"/>
+        </w:rPr>
+        <w:t xml:space="preserve">                TopP = 0.1</w:t>
+      </w:r>
+    </w:p>
+    <w:p>
+      <w:pPr>
+        <w:pStyle w:val="NoSpacing"/>
+        <w:rPr>
+          <w:rFonts w:ascii="Consolas" w:hAnsi="Consolas"/>
+          <w:sz w:val="19"/>
+        </w:rPr>
+      </w:pPr>
+      <w:r>
+        <w:rPr>
+          <w:rFonts w:ascii="Consolas" w:hAnsi="Consolas"/>
+          <w:sz w:val="19"/>
+        </w:rPr>
+        <w:t xml:space="preserve">            };</w:t>
+      </w:r>
+    </w:p>
+    <w:p>
+      <w:pPr>
+        <w:pStyle w:val="NoSpacing"/>
+        <w:rPr>
+          <w:rFonts w:ascii="Consolas" w:hAnsi="Consolas"/>
+          <w:sz w:val="19"/>
+        </w:rPr>
+      </w:pPr>
+    </w:p>
+    <w:p>
+      <w:pPr>
+        <w:pStyle w:val="NoSpacing"/>
+        <w:rPr>
+          <w:rFonts w:ascii="Consolas" w:hAnsi="Consolas"/>
+          <w:sz w:val="19"/>
+        </w:rPr>
+      </w:pPr>
+      <w:r>
+        <w:rPr>
+          <w:rFonts w:ascii="Consolas" w:hAnsi="Consolas"/>
+          <w:sz w:val="19"/>
+        </w:rPr>
+        <w:t xml:space="preserve">            // Step 5. Execute the prompt with the unstructured input</w:t>
+      </w:r>
+    </w:p>
+    <w:p>
+      <w:pPr>
+        <w:pStyle w:val="NoSpacing"/>
+        <w:rPr>
+          <w:rFonts w:ascii="Consolas" w:hAnsi="Consolas"/>
+          <w:sz w:val="19"/>
+        </w:rPr>
+      </w:pPr>
+      <w:r>
+        <w:rPr>
+          <w:rFonts w:ascii="Consolas" w:hAnsi="Consolas"/>
+          <w:sz w:val="19"/>
+        </w:rPr>
+        <w:t xml:space="preserve">            var arguments = new KernelArguments(executionSettings)</w:t>
+      </w:r>
+    </w:p>
+    <w:p>
+      <w:pPr>
+        <w:pStyle w:val="NoSpacing"/>
+        <w:rPr>
+          <w:rFonts w:ascii="Consolas" w:hAnsi="Consolas"/>
+          <w:sz w:val="19"/>
+        </w:rPr>
+      </w:pPr>
+      <w:r>
+        <w:rPr>
+          <w:rFonts w:ascii="Consolas" w:hAnsi="Consolas"/>
+          <w:sz w:val="19"/>
+        </w:rPr>
+        <w:t xml:space="preserve">            {</w:t>
+      </w:r>
+    </w:p>
+    <w:p>
+      <w:pPr>
+        <w:pStyle w:val="NoSpacing"/>
+        <w:rPr>
+          <w:rFonts w:ascii="Consolas" w:hAnsi="Consolas"/>
+          <w:sz w:val="19"/>
+        </w:rPr>
+      </w:pPr>
+      <w:r>
+        <w:rPr>
+          <w:rFonts w:ascii="Consolas" w:hAnsi="Consolas"/>
+          <w:sz w:val="19"/>
+        </w:rPr>
+        <w:t xml:space="preserve">                {  "input", unstructuredData }</w:t>
+      </w:r>
+    </w:p>
+    <w:p>
+      <w:pPr>
+        <w:pStyle w:val="NoSpacing"/>
+        <w:rPr>
+          <w:rFonts w:ascii="Consolas" w:hAnsi="Consolas"/>
+          <w:sz w:val="19"/>
+        </w:rPr>
+      </w:pPr>
+      <w:r>
+        <w:rPr>
+          <w:rFonts w:ascii="Consolas" w:hAnsi="Consolas"/>
+          <w:sz w:val="19"/>
+        </w:rPr>
+        <w:t xml:space="preserve">            };</w:t>
+      </w:r>
+    </w:p>
+    <w:p>
+      <w:pPr>
+        <w:pStyle w:val="NoSpacing"/>
+        <w:rPr>
+          <w:rFonts w:ascii="Consolas" w:hAnsi="Consolas"/>
+          <w:sz w:val="19"/>
+        </w:rPr>
+      </w:pPr>
+    </w:p>
+    <w:p>
+      <w:pPr>
+        <w:pStyle w:val="NoSpacing"/>
+        <w:rPr>
+          <w:rFonts w:ascii="Consolas" w:hAnsi="Consolas"/>
+          <w:sz w:val="19"/>
+        </w:rPr>
+      </w:pPr>
+      <w:r>
+        <w:rPr>
+          <w:rFonts w:ascii="Consolas" w:hAnsi="Consolas"/>
+          <w:sz w:val="19"/>
+        </w:rPr>
+        <w:t xml:space="preserve">            Console.WriteLine("Input Data:");</w:t>
+      </w:r>
+    </w:p>
+    <w:p>
+      <w:pPr>
+        <w:pStyle w:val="NoSpacing"/>
+        <w:rPr>
+          <w:rFonts w:ascii="Consolas" w:hAnsi="Consolas"/>
+          <w:sz w:val="19"/>
+        </w:rPr>
+      </w:pPr>
+      <w:r>
+        <w:rPr>
+          <w:rFonts w:ascii="Consolas" w:hAnsi="Consolas"/>
+          <w:sz w:val="19"/>
+        </w:rPr>
+        <w:t xml:space="preserve">            Console.WriteLine(unstructuredData);</w:t>
+      </w:r>
+    </w:p>
+    <w:p>
+      <w:pPr>
+        <w:pStyle w:val="NoSpacing"/>
+        <w:rPr>
+          <w:rFonts w:ascii="Consolas" w:hAnsi="Consolas"/>
+          <w:sz w:val="19"/>
+        </w:rPr>
+      </w:pPr>
+      <w:r>
+        <w:rPr>
+          <w:rFonts w:ascii="Consolas" w:hAnsi="Consolas"/>
+          <w:sz w:val="19"/>
+        </w:rPr>
+        <w:t xml:space="preserve">            Console.WriteLine("Transformatin natural language to JSON...");</w:t>
+      </w:r>
+    </w:p>
+    <w:p>
+      <w:pPr>
+        <w:pStyle w:val="NoSpacing"/>
+        <w:rPr>
+          <w:rFonts w:ascii="Consolas" w:hAnsi="Consolas"/>
+          <w:sz w:val="19"/>
+        </w:rPr>
+      </w:pPr>
+    </w:p>
+    <w:p>
+      <w:pPr>
+        <w:pStyle w:val="NoSpacing"/>
+        <w:rPr>
+          <w:rFonts w:ascii="Consolas" w:hAnsi="Consolas"/>
+          <w:sz w:val="19"/>
+        </w:rPr>
+      </w:pPr>
+      <w:r>
+        <w:rPr>
+          <w:rFonts w:ascii="Consolas" w:hAnsi="Consolas"/>
+          <w:sz w:val="19"/>
+        </w:rPr>
+        <w:t xml:space="preserve">            // Step 6. Execute the prompt. Wrapped in try/catch because this is</w:t>
+      </w:r>
+    </w:p>
+    <w:p>
+      <w:pPr>
+        <w:pStyle w:val="NoSpacing"/>
+        <w:rPr>
+          <w:rFonts w:ascii="Consolas" w:hAnsi="Consolas"/>
+          <w:sz w:val="19"/>
+        </w:rPr>
+      </w:pPr>
+      <w:r>
+        <w:rPr>
+          <w:rFonts w:ascii="Consolas" w:hAnsi="Consolas"/>
+          <w:sz w:val="19"/>
+        </w:rPr>
+        <w:t xml:space="preserve">            // the network call to the model - a bad key, rate limit, or</w:t>
+      </w:r>
+    </w:p>
+    <w:p>
+      <w:pPr>
+        <w:pStyle w:val="NoSpacing"/>
+        <w:rPr>
+          <w:rFonts w:ascii="Consolas" w:hAnsi="Consolas"/>
+          <w:sz w:val="19"/>
+        </w:rPr>
+      </w:pPr>
+      <w:r>
+        <w:rPr>
+          <w:rFonts w:ascii="Consolas" w:hAnsi="Consolas"/>
+          <w:sz w:val="19"/>
+        </w:rPr>
+        <w:t xml:space="preserve">            // connectivity blip would otherwise crash the whole program with</w:t>
+      </w:r>
+    </w:p>
+    <w:p>
+      <w:pPr>
+        <w:pStyle w:val="NoSpacing"/>
+        <w:rPr>
+          <w:rFonts w:ascii="Consolas" w:hAnsi="Consolas"/>
+          <w:sz w:val="19"/>
+        </w:rPr>
+      </w:pPr>
+      <w:r>
+        <w:rPr>
+          <w:rFonts w:ascii="Consolas" w:hAnsi="Consolas"/>
+          <w:sz w:val="19"/>
+        </w:rPr>
+        <w:t xml:space="preserve">            // a raw stack trace instead of a readable message.</w:t>
+      </w:r>
+    </w:p>
+    <w:p>
+      <w:pPr>
+        <w:pStyle w:val="NoSpacing"/>
+        <w:rPr>
+          <w:rFonts w:ascii="Consolas" w:hAnsi="Consolas"/>
+          <w:sz w:val="19"/>
+        </w:rPr>
+      </w:pPr>
+      <w:r>
+        <w:rPr>
+          <w:rFonts w:ascii="Consolas" w:hAnsi="Consolas"/>
+          <w:sz w:val="19"/>
+        </w:rPr>
+        <w:t xml:space="preserve">            try</w:t>
+      </w:r>
+    </w:p>
+    <w:p>
+      <w:pPr>
+        <w:pStyle w:val="NoSpacing"/>
+        <w:rPr>
+          <w:rFonts w:ascii="Consolas" w:hAnsi="Consolas"/>
+          <w:sz w:val="19"/>
+        </w:rPr>
+      </w:pPr>
+      <w:r>
+        <w:rPr>
+          <w:rFonts w:ascii="Consolas" w:hAnsi="Consolas"/>
+          <w:sz w:val="19"/>
+        </w:rPr>
+        <w:t xml:space="preserve">            {</w:t>
+      </w:r>
+    </w:p>
+    <w:p>
+      <w:pPr>
+        <w:pStyle w:val="NoSpacing"/>
+        <w:rPr>
+          <w:rFonts w:ascii="Consolas" w:hAnsi="Consolas"/>
+          <w:sz w:val="19"/>
+        </w:rPr>
+      </w:pPr>
+      <w:r>
+        <w:rPr>
+          <w:rFonts w:ascii="Consolas" w:hAnsi="Consolas"/>
+          <w:sz w:val="19"/>
+        </w:rPr>
+        <w:t xml:space="preserve">                var result = await kernel.InvokePromptAsync(promptTemplate, arguments);</w:t>
+      </w:r>
+    </w:p>
+    <w:p>
+      <w:pPr>
+        <w:pStyle w:val="NoSpacing"/>
+        <w:rPr>
+          <w:rFonts w:ascii="Consolas" w:hAnsi="Consolas"/>
+          <w:sz w:val="19"/>
+        </w:rPr>
+      </w:pPr>
+    </w:p>
+    <w:p>
+      <w:pPr>
+        <w:pStyle w:val="NoSpacing"/>
+        <w:rPr>
+          <w:rFonts w:ascii="Consolas" w:hAnsi="Consolas"/>
+          <w:sz w:val="19"/>
+        </w:rPr>
+      </w:pPr>
+      <w:r>
+        <w:rPr>
+          <w:rFonts w:ascii="Consolas" w:hAnsi="Consolas"/>
+          <w:sz w:val="19"/>
+        </w:rPr>
+        <w:t xml:space="preserve">                // Step 7. Output the result</w:t>
+      </w:r>
+    </w:p>
+    <w:p>
+      <w:pPr>
+        <w:pStyle w:val="NoSpacing"/>
+        <w:rPr>
+          <w:rFonts w:ascii="Consolas" w:hAnsi="Consolas"/>
+          <w:sz w:val="19"/>
+        </w:rPr>
+      </w:pPr>
+      <w:r>
+        <w:rPr>
+          <w:rFonts w:ascii="Consolas" w:hAnsi="Consolas"/>
+          <w:sz w:val="19"/>
+        </w:rPr>
+        <w:t xml:space="preserve">                </w:t>
+      </w:r>
+      <w:r>
+        <w:rPr>
+          <w:rFonts w:ascii="Consolas" w:hAnsi="Consolas"/>
+          <w:sz w:val="19"/>
+        </w:rPr>
+        <w:t>Console.WriteLine("--- STRING JSON OUTPUT ---");</w:t>
+      </w:r>
+    </w:p>
+    <w:p>
+      <w:pPr>
+        <w:pStyle w:val="NoSpacing"/>
+        <w:rPr>
+          <w:rFonts w:ascii="Consolas" w:hAnsi="Consolas"/>
+          <w:sz w:val="19"/>
+        </w:rPr>
+      </w:pPr>
+      <w:r>
+        <w:rPr>
+          <w:rFonts w:ascii="Consolas" w:hAnsi="Consolas"/>
+          <w:sz w:val="19"/>
+        </w:rPr>
+        <w:t xml:space="preserve">                Console.WriteLine(result.ToString());</w:t>
+      </w:r>
+    </w:p>
+    <w:p>
+      <w:pPr>
+        <w:pStyle w:val="NoSpacing"/>
+        <w:rPr>
+          <w:rFonts w:ascii="Consolas" w:hAnsi="Consolas"/>
+          <w:sz w:val="19"/>
+        </w:rPr>
+      </w:pPr>
+      <w:r>
+        <w:rPr>
+          <w:rFonts w:ascii="Consolas" w:hAnsi="Consolas"/>
+          <w:sz w:val="19"/>
+        </w:rPr>
+        <w:t xml:space="preserve">                </w:t>
+      </w:r>
+      <w:r>
+        <w:rPr>
+          <w:rFonts w:ascii="Consolas" w:hAnsi="Consolas"/>
+          <w:sz w:val="19"/>
+        </w:rPr>
+        <w:t>Console.WriteLine("--------------------------");</w:t>
+      </w:r>
+    </w:p>
+    <w:p>
+      <w:pPr>
+        <w:pStyle w:val="NoSpacing"/>
+        <w:rPr>
+          <w:rFonts w:ascii="Consolas" w:hAnsi="Consolas"/>
+          <w:sz w:val="19"/>
+        </w:rPr>
+      </w:pPr>
+      <w:r>
+        <w:rPr>
+          <w:rFonts w:ascii="Consolas" w:hAnsi="Consolas"/>
+          <w:sz w:val="19"/>
+        </w:rPr>
+        <w:t xml:space="preserve">            }</w:t>
+      </w:r>
+    </w:p>
+    <w:p>
+      <w:pPr>
+        <w:pStyle w:val="NoSpacing"/>
+        <w:rPr>
+          <w:rFonts w:ascii="Consolas" w:hAnsi="Consolas"/>
+          <w:sz w:val="19"/>
+        </w:rPr>
+      </w:pPr>
+      <w:r>
+        <w:rPr>
+          <w:rFonts w:ascii="Consolas" w:hAnsi="Consolas"/>
+          <w:sz w:val="19"/>
+        </w:rPr>
+        <w:t xml:space="preserve">            catch (Exception ex)</w:t>
+      </w:r>
+    </w:p>
+    <w:p>
+      <w:pPr>
+        <w:pStyle w:val="NoSpacing"/>
+        <w:rPr>
+          <w:rFonts w:ascii="Consolas" w:hAnsi="Consolas"/>
+          <w:sz w:val="19"/>
+        </w:rPr>
+      </w:pPr>
+      <w:r>
+        <w:rPr>
+          <w:rFonts w:ascii="Consolas" w:hAnsi="Consolas"/>
+          <w:sz w:val="19"/>
+        </w:rPr>
+        <w:t xml:space="preserve">            {</w:t>
+      </w:r>
+    </w:p>
+    <w:p>
+      <w:pPr>
+        <w:pStyle w:val="NoSpacing"/>
+        <w:rPr>
+          <w:rFonts w:ascii="Consolas" w:hAnsi="Consolas"/>
+          <w:sz w:val="19"/>
+        </w:rPr>
+      </w:pPr>
+      <w:r>
+        <w:rPr>
+          <w:rFonts w:ascii="Consolas" w:hAnsi="Consolas"/>
+          <w:sz w:val="19"/>
+        </w:rPr>
+        <w:t xml:space="preserve">                </w:t>
+      </w:r>
+      <w:r>
+        <w:rPr>
+          <w:rFonts w:ascii="Consolas" w:hAnsi="Consolas"/>
+          <w:sz w:val="19"/>
+        </w:rPr>
+        <w:t>Console.WriteLine($"Translation failed: {ex.Message}");</w:t>
+      </w:r>
+    </w:p>
+    <w:p>
+      <w:pPr>
+        <w:pStyle w:val="NoSpacing"/>
+        <w:rPr>
+          <w:rFonts w:ascii="Consolas" w:hAnsi="Consolas"/>
+          <w:sz w:val="19"/>
+        </w:rPr>
+      </w:pPr>
+      <w:r>
+        <w:rPr>
+          <w:rFonts w:ascii="Consolas" w:hAnsi="Consolas"/>
+          <w:sz w:val="19"/>
+        </w:rPr>
+        <w:t xml:space="preserve">            }</w:t>
+      </w:r>
+    </w:p>
+    <w:p>
+      <w:pPr>
+        <w:pStyle w:val="NoSpacing"/>
+        <w:rPr>
+          <w:rFonts w:ascii="Consolas" w:hAnsi="Consolas"/>
+          <w:sz w:val="19"/>
+        </w:rPr>
+      </w:pPr>
+      <w:r>
+        <w:rPr>
+          <w:rFonts w:ascii="Consolas" w:hAnsi="Consolas"/>
+          <w:sz w:val="19"/>
+        </w:rPr>
+        <w:t xml:space="preserve">        }</w:t>
+      </w:r>
+    </w:p>
+    <w:p>
+      <w:pPr>
+        <w:pStyle w:val="NoSpacing"/>
+        <w:rPr>
+          <w:rFonts w:ascii="Consolas" w:hAnsi="Consolas"/>
+          <w:sz w:val="19"/>
+        </w:rPr>
+      </w:pPr>
+      <w:r>
+        <w:rPr>
+          <w:rFonts w:ascii="Consolas" w:hAnsi="Consolas"/>
+          <w:sz w:val="19"/>
+        </w:rPr>
+        <w:t xml:space="preserve">    }</w:t>
+      </w:r>
+    </w:p>
+    <w:p>
+      <w:pPr>
+        <w:pStyle w:val="NoSpacing"/>
+        <w:rPr>
+          <w:rFonts w:ascii="Consolas" w:hAnsi="Consolas"/>
+          <w:sz w:val="19"/>
+        </w:rPr>
+      </w:pPr>
+      <w:r>
+        <w:rPr>
+          <w:rFonts w:ascii="Consolas" w:hAnsi="Consolas"/>
+          <w:sz w:val="19"/>
+        </w:rPr>
+        <w:t>}</w:t>
+      </w:r>
+    </w:p>
+    <w:p/>
+    <w:p>
+      <w:pPr>
+        <w:pStyle w:val="Heading2"/>
+      </w:pPr>
+      <w:r>
         <w:lastRenderedPageBreak/>
-        <w:t xml:space="preserve">          string modelId = "gemini-2.5-flash";</w:t>
-      </w:r>
-    </w:p>
-    <w:p>
-      <w:pPr>
-        <w:pStyle w:val="NoSpacing"/>
-        <w:rPr>
-          <w:rFonts w:ascii="Consolas" w:hAnsi="Consolas"/>
-          <w:sz w:val="19"/>
-        </w:rPr>
-      </w:pPr>
-    </w:p>
-    <w:p>
-      <w:pPr>
-        <w:pStyle w:val="NoSpacing"/>
-        <w:rPr>
-          <w:rFonts w:ascii="Consolas" w:hAnsi="Consolas"/>
-          <w:sz w:val="19"/>
-        </w:rPr>
-      </w:pPr>
-      <w:r>
-        <w:rPr>
-          <w:rFonts w:ascii="Consolas" w:hAnsi="Consolas"/>
-          <w:sz w:val="19"/>
-        </w:rPr>
-        <w:t xml:space="preserve">            builder.AddGoogleAIGeminiChatCompletion(modelId, apiKey);</w:t>
-      </w:r>
-    </w:p>
-    <w:p>
-      <w:pPr>
-        <w:pStyle w:val="NoSpacing"/>
-        <w:rPr>
-          <w:rFonts w:ascii="Consolas" w:hAnsi="Consolas"/>
-          <w:sz w:val="19"/>
-        </w:rPr>
-      </w:pPr>
-      <w:r>
-        <w:rPr>
-          <w:rFonts w:ascii="Consolas" w:hAnsi="Consolas"/>
-          <w:sz w:val="19"/>
-        </w:rPr>
-        <w:t xml:space="preserve">            Kernel kernel = builder.Build();</w:t>
-      </w:r>
-    </w:p>
-    <w:p>
-      <w:pPr>
-        <w:pStyle w:val="NoSpacing"/>
-        <w:rPr>
-          <w:rFonts w:ascii="Consolas" w:hAnsi="Consolas"/>
-          <w:sz w:val="19"/>
-        </w:rPr>
-      </w:pPr>
-    </w:p>
-    <w:p>
-      <w:pPr>
-        <w:pStyle w:val="NoSpacing"/>
-        <w:rPr>
-          <w:rFonts w:ascii="Consolas" w:hAnsi="Consolas"/>
-          <w:sz w:val="19"/>
-        </w:rPr>
-      </w:pPr>
-      <w:r>
-        <w:rPr>
-          <w:rFonts w:ascii="Consolas" w:hAnsi="Consolas"/>
-          <w:sz w:val="19"/>
-        </w:rPr>
-        <w:t xml:space="preserve">            // Step 2. Defind the unstrucured input and the prompt template</w:t>
-      </w:r>
-    </w:p>
-    <w:p>
-      <w:pPr>
-        <w:pStyle w:val="NoSpacing"/>
-        <w:rPr>
-          <w:rFonts w:ascii="Consolas" w:hAnsi="Consolas"/>
-          <w:sz w:val="19"/>
-        </w:rPr>
-      </w:pPr>
-      <w:r>
-        <w:rPr>
-          <w:rFonts w:ascii="Consolas" w:hAnsi="Consolas"/>
-          <w:sz w:val="19"/>
-        </w:rPr>
-        <w:t xml:space="preserve">            string unstructuredData = "We just hired Sarah Connor. She is 29 years old, works as a Cybersecurity Analyst, and her email is sarah.c@sky.net. She starts on Monday.";</w:t>
-      </w:r>
-    </w:p>
-    <w:p>
-      <w:pPr>
-        <w:pStyle w:val="NoSpacing"/>
-        <w:rPr>
-          <w:rFonts w:ascii="Consolas" w:hAnsi="Consolas"/>
-          <w:sz w:val="19"/>
-        </w:rPr>
-      </w:pPr>
-    </w:p>
-    <w:p>
-      <w:pPr>
-        <w:pStyle w:val="NoSpacing"/>
-        <w:rPr>
-          <w:rFonts w:ascii="Consolas" w:hAnsi="Consolas"/>
-          <w:sz w:val="19"/>
-        </w:rPr>
-      </w:pPr>
-      <w:r>
-        <w:rPr>
-          <w:rFonts w:ascii="Consolas" w:hAnsi="Consolas"/>
-          <w:sz w:val="19"/>
-        </w:rPr>
-        <w:t xml:space="preserve">            // Step 3. Define the strict prompt template</w:t>
-      </w:r>
-    </w:p>
-    <w:p>
-      <w:pPr>
-        <w:pStyle w:val="NoSpacing"/>
-        <w:rPr>
-          <w:rFonts w:ascii="Consolas" w:hAnsi="Consolas"/>
-          <w:sz w:val="19"/>
-        </w:rPr>
-      </w:pPr>
-      <w:r>
-        <w:rPr>
-          <w:rFonts w:ascii="Consolas" w:hAnsi="Consolas"/>
-          <w:sz w:val="19"/>
-        </w:rPr>
-        <w:t xml:space="preserve">            // We explicitly ban markdown blocks and converssational text to ensure raw JSON output</w:t>
-      </w:r>
-    </w:p>
-    <w:p>
-      <w:pPr>
-        <w:pStyle w:val="NoSpacing"/>
-        <w:rPr>
-          <w:rFonts w:ascii="Consolas" w:hAnsi="Consolas"/>
-          <w:sz w:val="19"/>
-        </w:rPr>
-      </w:pPr>
-      <w:r>
-        <w:rPr>
-          <w:rFonts w:ascii="Consolas" w:hAnsi="Consolas"/>
-          <w:sz w:val="19"/>
-        </w:rPr>
-        <w:t xml:space="preserve">            string promptTemplate = @"</w:t>
-      </w:r>
-    </w:p>
-    <w:p>
-      <w:pPr>
-        <w:pStyle w:val="NoSpacing"/>
-        <w:rPr>
-          <w:rFonts w:ascii="Consolas" w:hAnsi="Consolas"/>
-          <w:sz w:val="19"/>
-        </w:rPr>
-      </w:pPr>
-      <w:r>
-        <w:rPr>
-          <w:rFonts w:ascii="Consolas" w:hAnsi="Consolas"/>
-          <w:sz w:val="19"/>
-        </w:rPr>
-        <w:t>System: You are a strict data transformation agent. Your ONLY job is to convert natural language text into a valid JSON object.</w:t>
-      </w:r>
-    </w:p>
-    <w:p>
-      <w:pPr>
-        <w:pStyle w:val="NoSpacing"/>
-        <w:rPr>
-          <w:rFonts w:ascii="Consolas" w:hAnsi="Consolas"/>
-          <w:sz w:val="19"/>
-        </w:rPr>
-      </w:pPr>
-      <w:r>
-        <w:rPr>
-          <w:rFonts w:ascii="Consolas" w:hAnsi="Consolas"/>
-          <w:sz w:val="19"/>
-        </w:rPr>
-        <w:t>You must NOT output any markdown formatting (like ```json), no conversational text, and no explanations. Output raw JSON only.</w:t>
-      </w:r>
-    </w:p>
-    <w:p>
-      <w:pPr>
-        <w:pStyle w:val="NoSpacing"/>
-        <w:rPr>
-          <w:rFonts w:ascii="Consolas" w:hAnsi="Consolas"/>
-          <w:sz w:val="19"/>
-        </w:rPr>
-      </w:pPr>
-    </w:p>
-    <w:p>
-      <w:pPr>
-        <w:pStyle w:val="NoSpacing"/>
-        <w:rPr>
-          <w:rFonts w:ascii="Consolas" w:hAnsi="Consolas"/>
-          <w:sz w:val="19"/>
-        </w:rPr>
-      </w:pPr>
-      <w:r>
-        <w:rPr>
-          <w:rFonts w:ascii="Consolas" w:hAnsi="Consolas"/>
-          <w:sz w:val="19"/>
-        </w:rPr>
-        <w:t>The JSON must have the exact following keys:</w:t>
-      </w:r>
-    </w:p>
-    <w:p>
-      <w:pPr>
-        <w:pStyle w:val="NoSpacing"/>
-        <w:rPr>
-          <w:rFonts w:ascii="Consolas" w:hAnsi="Consolas"/>
-          <w:sz w:val="19"/>
-        </w:rPr>
-      </w:pPr>
-      <w:r>
-        <w:rPr>
-          <w:rFonts w:ascii="Consolas" w:hAnsi="Consolas"/>
-          <w:sz w:val="19"/>
-        </w:rPr>
-        <w:t>- FirstName (string)</w:t>
-      </w:r>
-    </w:p>
-    <w:p>
-      <w:pPr>
-        <w:pStyle w:val="NoSpacing"/>
-        <w:rPr>
-          <w:rFonts w:ascii="Consolas" w:hAnsi="Consolas"/>
-          <w:sz w:val="19"/>
-        </w:rPr>
-      </w:pPr>
-      <w:r>
-        <w:rPr>
-          <w:rFonts w:ascii="Consolas" w:hAnsi="Consolas"/>
-          <w:sz w:val="19"/>
-        </w:rPr>
-        <w:t>- LastName (string)</w:t>
-      </w:r>
-    </w:p>
-    <w:p>
-      <w:pPr>
-        <w:pStyle w:val="NoSpacing"/>
-        <w:rPr>
-          <w:rFonts w:ascii="Consolas" w:hAnsi="Consolas"/>
-          <w:sz w:val="19"/>
-        </w:rPr>
-      </w:pPr>
-      <w:r>
-        <w:rPr>
-          <w:rFonts w:ascii="Consolas" w:hAnsi="Consolas"/>
-          <w:sz w:val="19"/>
-        </w:rPr>
-        <w:t>- Age (integer)</w:t>
-      </w:r>
-    </w:p>
-    <w:p>
-      <w:pPr>
-        <w:pStyle w:val="NoSpacing"/>
-        <w:rPr>
-          <w:rFonts w:ascii="Consolas" w:hAnsi="Consolas"/>
-          <w:sz w:val="19"/>
-        </w:rPr>
-      </w:pPr>
-      <w:r>
-        <w:rPr>
-          <w:rFonts w:ascii="Consolas" w:hAnsi="Consolas"/>
-          <w:sz w:val="19"/>
-        </w:rPr>
-        <w:t>- JobTitle (string)</w:t>
-      </w:r>
-    </w:p>
-    <w:p>
-      <w:pPr>
-        <w:pStyle w:val="NoSpacing"/>
-        <w:rPr>
-          <w:rFonts w:ascii="Consolas" w:hAnsi="Consolas"/>
-          <w:sz w:val="19"/>
-        </w:rPr>
-      </w:pPr>
-      <w:r>
-        <w:rPr>
-          <w:rFonts w:ascii="Consolas" w:hAnsi="Consolas"/>
-          <w:sz w:val="19"/>
-        </w:rPr>
-        <w:t>- Email (string)</w:t>
-      </w:r>
-    </w:p>
-    <w:p>
-      <w:pPr>
-        <w:pStyle w:val="NoSpacing"/>
-        <w:rPr>
-          <w:rFonts w:ascii="Consolas" w:hAnsi="Consolas"/>
-          <w:sz w:val="19"/>
-        </w:rPr>
-      </w:pPr>
-    </w:p>
-    <w:p>
-      <w:pPr>
-        <w:pStyle w:val="NoSpacing"/>
-        <w:rPr>
-          <w:rFonts w:ascii="Consolas" w:hAnsi="Consolas"/>
-          <w:sz w:val="19"/>
-        </w:rPr>
-      </w:pPr>
-      <w:r>
-        <w:rPr>
-          <w:rFonts w:ascii="Consolas" w:hAnsi="Consolas"/>
-          <w:sz w:val="19"/>
-        </w:rPr>
-        <w:t>User: Translate this text into JSON:</w:t>
-      </w:r>
-    </w:p>
-    <w:p>
-      <w:pPr>
-        <w:pStyle w:val="NoSpacing"/>
-        <w:rPr>
-          <w:rFonts w:ascii="Consolas" w:hAnsi="Consolas"/>
-          <w:sz w:val="19"/>
-        </w:rPr>
-      </w:pPr>
-      <w:r>
-        <w:rPr>
-          <w:rFonts w:ascii="Consolas" w:hAnsi="Consolas"/>
-          <w:sz w:val="19"/>
-        </w:rPr>
-        <w:t>{{$input}}</w:t>
-      </w:r>
-    </w:p>
-    <w:p>
-      <w:pPr>
-        <w:pStyle w:val="NoSpacing"/>
-        <w:rPr>
-          <w:rFonts w:ascii="Consolas" w:hAnsi="Consolas"/>
-          <w:sz w:val="19"/>
-        </w:rPr>
-      </w:pPr>
-      <w:r>
-        <w:rPr>
-          <w:rFonts w:ascii="Consolas" w:hAnsi="Consolas"/>
-          <w:sz w:val="19"/>
-        </w:rPr>
-        <w:t>";</w:t>
-      </w:r>
-    </w:p>
-    <w:p>
-      <w:pPr>
-        <w:pStyle w:val="NoSpacing"/>
-        <w:rPr>
-          <w:rFonts w:ascii="Consolas" w:hAnsi="Consolas"/>
-          <w:sz w:val="19"/>
-        </w:rPr>
-      </w:pPr>
-      <w:r>
-        <w:rPr>
-          <w:rFonts w:ascii="Consolas" w:hAnsi="Consolas"/>
-          <w:sz w:val="19"/>
-        </w:rPr>
-        <w:t xml:space="preserve">            // Step 4. Configure Execution Settings to eliminate creativity</w:t>
-      </w:r>
-    </w:p>
-    <w:p>
-      <w:pPr>
-        <w:pStyle w:val="NoSpacing"/>
-        <w:rPr>
-          <w:rFonts w:ascii="Consolas" w:hAnsi="Consolas"/>
-          <w:sz w:val="19"/>
-        </w:rPr>
-      </w:pPr>
-      <w:r>
-        <w:rPr>
-          <w:rFonts w:ascii="Consolas" w:hAnsi="Consolas"/>
-          <w:sz w:val="19"/>
-        </w:rPr>
-        <w:t xml:space="preserve">            va</w:t>
-      </w:r>
-      <w:r>
-        <w:rPr>
-          <w:rFonts w:ascii="Consolas" w:hAnsi="Consolas"/>
-          <w:sz w:val="19"/>
-        </w:rPr>
+        <w:t>5. Code Walkthrough &amp; Explanations</w:t>
+      </w:r>
+    </w:p>
+    <w:p>
+      <w:r>
+        <w:rPr>
+          <w:b/>
+        </w:rPr>
+        <w:t>Step 1: Setup.</w:t>
+      </w:r>
+      <w:r>
+        <w:t xml:space="preserve"> The kernel setup follows the exact same pattern as Days 1 and 2: build, register the Gemini chat completion connector with an API key pulled from `GEMINI_API_KEY`, and build the kernel. By this point in the course the boilerplate should feel completely familiar — what changes lesson to lesson is what happens *after* the kernel is built.</w:t>
+      </w:r>
+    </w:p>
+    <w:p/>
+    <w:p>
+      <w:r>
+        <w:rPr>
+          <w:b/>
+        </w:rPr>
+        <w:t>Step 2: The Messy Input.</w:t>
+      </w:r>
+      <w:r>
+        <w:t xml:space="preserve"> `unstructuredData` is a plain, human-written sentence about a new hire. There's no structure to it at all — this is deliberately the kind of text a person might type into a form, not something a program could parse with string-splitting or regex reliably.</w:t>
+      </w:r>
+    </w:p>
+    <w:p/>
+    <w:p>
+      <w:r>
+        <w:rPr>
+          <w:b/>
+        </w:rPr>
+        <w:t>Step 3: The Strict Prompt Template.</w:t>
+      </w:r>
+      <w:r>
+        <w:t xml:space="preserve"> Notice the aggressive tone of the prompt. When building Transformation Agents, you have to explicitly tell the model what *not* to do. By default, LLMs try to be helpful and conversational. If we don't include instructions like "You must NOT output any markdown formatting" or "no conversational text, and no explanations," the model might return something like `Here's the JSON you requested: \`\`\`json { ... } \`\`\``, which will instantly crash a standard JSON parser like `System.Text.Json` in real backend code. The prompt also uses `{{$input}}` — the same variable-templating mechanic from Day 2 — to inject the unstructured sentence at render time.</w:t>
+      </w:r>
+    </w:p>
+    <w:p/>
+    <w:p>
+      <w:r>
+        <w:rPr>
+          <w:b/>
+        </w:rPr>
+        <w:t>Step 4: Execution Settings &amp; Temperature.</w:t>
+      </w:r>
+      <w:r>
+        <w:t xml:space="preserve"> To guarantee the model behaves like a strict parser rather than a creative writer, we instantiate `GeminiPromptExecutionSettings`. `Temperature` dictates the randomness of the model's responses: a high temperature (e.g., 0.8) makes output creative and varied, while a temperature of `0.0` forces the model to pick the most mathematically probable token every time. `TopP = 0.1` further narrows the pool of candidate tokens the model is allowed to sample from. For data extraction, translation, and JSON formatting, you almost always want a low temperature to ensure maximum stability and minimize hallucinated formatting.</w:t>
+      </w:r>
+    </w:p>
+    <w:p/>
+    <w:p>
+      <w:r>
+        <w:rPr>
+          <w:b/>
+        </w:rPr>
+        <w:t>Step 5: Injecting Execution Settings into KernelArguments.</w:t>
+      </w:r>
+      <w:r>
+        <w:t xml:space="preserve"> In Day 2, `KernelArguments` was used only to pass string variables into a template. Here, we pass `executionSettings` directly into the `KernelArguments` constructor, and then still add the `"input"` variable </w:t>
+      </w:r>
+      <w:r>
         <w:lastRenderedPageBreak/>
-        <w:t>r executionSettings = new GeminiPromptExecutionSettings()</w:t>
-      </w:r>
-    </w:p>
-    <w:p>
-      <w:pPr>
-        <w:pStyle w:val="NoSpacing"/>
-        <w:rPr>
-          <w:rFonts w:ascii="Consolas" w:hAnsi="Consolas"/>
-          <w:sz w:val="19"/>
-        </w:rPr>
-      </w:pPr>
-      <w:r>
-        <w:rPr>
-          <w:rFonts w:ascii="Consolas" w:hAnsi="Consolas"/>
-          <w:sz w:val="19"/>
-        </w:rPr>
-        <w:t xml:space="preserve">            {</w:t>
-      </w:r>
-    </w:p>
-    <w:p>
-      <w:pPr>
-        <w:pStyle w:val="NoSpacing"/>
-        <w:rPr>
-          <w:rFonts w:ascii="Consolas" w:hAnsi="Consolas"/>
-          <w:sz w:val="19"/>
-        </w:rPr>
-      </w:pPr>
-      <w:r>
-        <w:rPr>
-          <w:rFonts w:ascii="Consolas" w:hAnsi="Consolas"/>
-          <w:sz w:val="19"/>
-        </w:rPr>
-        <w:t xml:space="preserve">                Temperature = 0.0, // Eliminate randomness</w:t>
-      </w:r>
-    </w:p>
-    <w:p>
-      <w:pPr>
-        <w:pStyle w:val="NoSpacing"/>
-        <w:rPr>
-          <w:rFonts w:ascii="Consolas" w:hAnsi="Consolas"/>
-          <w:sz w:val="19"/>
-        </w:rPr>
-      </w:pPr>
-      <w:r>
-        <w:rPr>
-          <w:rFonts w:ascii="Consolas" w:hAnsi="Consolas"/>
-          <w:sz w:val="19"/>
-        </w:rPr>
-        <w:t xml:space="preserve">                TopP = 0.1</w:t>
-      </w:r>
-    </w:p>
-    <w:p>
-      <w:pPr>
-        <w:pStyle w:val="NoSpacing"/>
-        <w:rPr>
-          <w:rFonts w:ascii="Consolas" w:hAnsi="Consolas"/>
-          <w:sz w:val="19"/>
-        </w:rPr>
-      </w:pPr>
-      <w:r>
-        <w:rPr>
-          <w:rFonts w:ascii="Consolas" w:hAnsi="Consolas"/>
-          <w:sz w:val="19"/>
-        </w:rPr>
-        <w:t xml:space="preserve">            };</w:t>
-      </w:r>
-    </w:p>
-    <w:p>
-      <w:pPr>
-        <w:pStyle w:val="NoSpacing"/>
-        <w:rPr>
-          <w:rFonts w:ascii="Consolas" w:hAnsi="Consolas"/>
-          <w:sz w:val="19"/>
-        </w:rPr>
-      </w:pPr>
-    </w:p>
-    <w:p>
-      <w:pPr>
-        <w:pStyle w:val="NoSpacing"/>
-        <w:rPr>
-          <w:rFonts w:ascii="Consolas" w:hAnsi="Consolas"/>
-          <w:sz w:val="19"/>
-        </w:rPr>
-      </w:pPr>
-      <w:r>
-        <w:rPr>
-          <w:rFonts w:ascii="Consolas" w:hAnsi="Consolas"/>
-          <w:sz w:val="19"/>
-        </w:rPr>
-        <w:t xml:space="preserve">            // Step 5. Execute the prompt with the unstructured input</w:t>
-      </w:r>
-    </w:p>
-    <w:p>
-      <w:pPr>
-        <w:pStyle w:val="NoSpacing"/>
-        <w:rPr>
-          <w:rFonts w:ascii="Consolas" w:hAnsi="Consolas"/>
-          <w:sz w:val="19"/>
-        </w:rPr>
-      </w:pPr>
-      <w:r>
-        <w:rPr>
-          <w:rFonts w:ascii="Consolas" w:hAnsi="Consolas"/>
-          <w:sz w:val="19"/>
-        </w:rPr>
-        <w:t xml:space="preserve">            var arguments = new KernelArguments(executionSettings)</w:t>
-      </w:r>
-    </w:p>
-    <w:p>
-      <w:pPr>
-        <w:pStyle w:val="NoSpacing"/>
-        <w:rPr>
-          <w:rFonts w:ascii="Consolas" w:hAnsi="Consolas"/>
-          <w:sz w:val="19"/>
-        </w:rPr>
-      </w:pPr>
-      <w:r>
-        <w:rPr>
-          <w:rFonts w:ascii="Consolas" w:hAnsi="Consolas"/>
-          <w:sz w:val="19"/>
-        </w:rPr>
-        <w:t xml:space="preserve">            {</w:t>
-      </w:r>
-    </w:p>
-    <w:p>
-      <w:pPr>
-        <w:pStyle w:val="NoSpacing"/>
-        <w:rPr>
-          <w:rFonts w:ascii="Consolas" w:hAnsi="Consolas"/>
-          <w:sz w:val="19"/>
-        </w:rPr>
-      </w:pPr>
-      <w:r>
-        <w:rPr>
-          <w:rFonts w:ascii="Consolas" w:hAnsi="Consolas"/>
-          <w:sz w:val="19"/>
-        </w:rPr>
-        <w:t xml:space="preserve">                {  "input", unstructuredData }</w:t>
-      </w:r>
-    </w:p>
-    <w:p>
-      <w:pPr>
-        <w:pStyle w:val="NoSpacing"/>
-        <w:rPr>
-          <w:rFonts w:ascii="Consolas" w:hAnsi="Consolas"/>
-          <w:sz w:val="19"/>
-        </w:rPr>
-      </w:pPr>
-      <w:r>
-        <w:rPr>
-          <w:rFonts w:ascii="Consolas" w:hAnsi="Consolas"/>
-          <w:sz w:val="19"/>
-        </w:rPr>
-        <w:t xml:space="preserve">            };</w:t>
-      </w:r>
-    </w:p>
-    <w:p>
-      <w:pPr>
-        <w:pStyle w:val="NoSpacing"/>
-        <w:rPr>
-          <w:rFonts w:ascii="Consolas" w:hAnsi="Consolas"/>
-          <w:sz w:val="19"/>
-        </w:rPr>
-      </w:pPr>
-    </w:p>
-    <w:p>
-      <w:pPr>
-        <w:pStyle w:val="NoSpacing"/>
-        <w:rPr>
-          <w:rFonts w:ascii="Consolas" w:hAnsi="Consolas"/>
-          <w:sz w:val="19"/>
-        </w:rPr>
-      </w:pPr>
-      <w:r>
-        <w:rPr>
-          <w:rFonts w:ascii="Consolas" w:hAnsi="Consolas"/>
-          <w:sz w:val="19"/>
-        </w:rPr>
-        <w:t xml:space="preserve">            Console.WriteLine("Input Data:");</w:t>
-      </w:r>
-    </w:p>
-    <w:p>
-      <w:pPr>
-        <w:pStyle w:val="NoSpacing"/>
-        <w:rPr>
-          <w:rFonts w:ascii="Consolas" w:hAnsi="Consolas"/>
-          <w:sz w:val="19"/>
-        </w:rPr>
-      </w:pPr>
-      <w:r>
-        <w:rPr>
-          <w:rFonts w:ascii="Consolas" w:hAnsi="Consolas"/>
-          <w:sz w:val="19"/>
-        </w:rPr>
-        <w:t xml:space="preserve">            Console.WriteLine(unstructuredData);</w:t>
-      </w:r>
-    </w:p>
-    <w:p>
-      <w:pPr>
-        <w:pStyle w:val="NoSpacing"/>
-        <w:rPr>
-          <w:rFonts w:ascii="Consolas" w:hAnsi="Consolas"/>
-          <w:sz w:val="19"/>
-        </w:rPr>
-      </w:pPr>
-      <w:r>
-        <w:rPr>
-          <w:rFonts w:ascii="Consolas" w:hAnsi="Consolas"/>
-          <w:sz w:val="19"/>
-        </w:rPr>
-        <w:t xml:space="preserve">            Console.WriteLine("Transformatin natural language to JSON...");</w:t>
-      </w:r>
-    </w:p>
-    <w:p>
-      <w:pPr>
-        <w:pStyle w:val="NoSpacing"/>
-        <w:rPr>
-          <w:rFonts w:ascii="Consolas" w:hAnsi="Consolas"/>
-          <w:sz w:val="19"/>
-        </w:rPr>
-      </w:pPr>
-    </w:p>
-    <w:p>
-      <w:pPr>
-        <w:pStyle w:val="NoSpacing"/>
-        <w:rPr>
-          <w:rFonts w:ascii="Consolas" w:hAnsi="Consolas"/>
-          <w:sz w:val="19"/>
-        </w:rPr>
-      </w:pPr>
-      <w:r>
-        <w:rPr>
-          <w:rFonts w:ascii="Consolas" w:hAnsi="Consolas"/>
-          <w:sz w:val="19"/>
-        </w:rPr>
-        <w:t xml:space="preserve">            // Step 6. Execute the prompt</w:t>
-      </w:r>
-    </w:p>
-    <w:p>
-      <w:pPr>
-        <w:pStyle w:val="NoSpacing"/>
-        <w:rPr>
-          <w:rFonts w:ascii="Consolas" w:hAnsi="Consolas"/>
-          <w:sz w:val="19"/>
-        </w:rPr>
-      </w:pPr>
-      <w:r>
-        <w:rPr>
-          <w:rFonts w:ascii="Consolas" w:hAnsi="Consolas"/>
-          <w:sz w:val="19"/>
-        </w:rPr>
-        <w:t xml:space="preserve">            var result = await kernel.InvokePromptAsync(promptTemplate, arguments);</w:t>
-      </w:r>
-    </w:p>
-    <w:p>
-      <w:pPr>
-        <w:pStyle w:val="NoSpacing"/>
-        <w:rPr>
-          <w:rFonts w:ascii="Consolas" w:hAnsi="Consolas"/>
-          <w:sz w:val="19"/>
-        </w:rPr>
-      </w:pPr>
-    </w:p>
-    <w:p>
-      <w:pPr>
-        <w:pStyle w:val="NoSpacing"/>
-        <w:rPr>
-          <w:rFonts w:ascii="Consolas" w:hAnsi="Consolas"/>
-          <w:sz w:val="19"/>
-        </w:rPr>
-      </w:pPr>
-      <w:r>
-        <w:rPr>
-          <w:rFonts w:ascii="Consolas" w:hAnsi="Consolas"/>
-          <w:sz w:val="19"/>
-        </w:rPr>
-        <w:t xml:space="preserve">            // Step 7. Output the result</w:t>
-      </w:r>
-    </w:p>
-    <w:p>
-      <w:pPr>
-        <w:pStyle w:val="NoSpacing"/>
-        <w:rPr>
-          <w:rFonts w:ascii="Consolas" w:hAnsi="Consolas"/>
-          <w:sz w:val="19"/>
-        </w:rPr>
-      </w:pPr>
-      <w:r>
-        <w:rPr>
-          <w:rFonts w:ascii="Consolas" w:hAnsi="Consolas"/>
-          <w:sz w:val="19"/>
-        </w:rPr>
-        <w:t xml:space="preserve">            Console.WriteLine("--- STRING JSON OUTPUT ---");</w:t>
-      </w:r>
-    </w:p>
-    <w:p>
-      <w:pPr>
-        <w:pStyle w:val="NoSpacing"/>
-        <w:rPr>
-          <w:rFonts w:ascii="Consolas" w:hAnsi="Consolas"/>
-          <w:sz w:val="19"/>
-        </w:rPr>
-      </w:pPr>
-      <w:r>
-        <w:rPr>
-          <w:rFonts w:ascii="Consolas" w:hAnsi="Consolas"/>
-          <w:sz w:val="19"/>
-        </w:rPr>
-        <w:t xml:space="preserve">            Console.WriteLine(result.ToString());</w:t>
-      </w:r>
-    </w:p>
-    <w:p>
-      <w:pPr>
-        <w:pStyle w:val="NoSpacing"/>
-        <w:rPr>
-          <w:rFonts w:ascii="Consolas" w:hAnsi="Consolas"/>
-          <w:sz w:val="19"/>
-        </w:rPr>
-      </w:pPr>
-      <w:r>
-        <w:rPr>
-          <w:rFonts w:ascii="Consolas" w:hAnsi="Consolas"/>
-          <w:sz w:val="19"/>
-        </w:rPr>
-        <w:t xml:space="preserve">            Console.WriteLine("--------------------------");</w:t>
-      </w:r>
-    </w:p>
-    <w:p>
-      <w:pPr>
-        <w:pStyle w:val="NoSpacing"/>
-        <w:rPr>
-          <w:rFonts w:ascii="Consolas" w:hAnsi="Consolas"/>
-          <w:sz w:val="19"/>
-        </w:rPr>
-      </w:pPr>
-      <w:r>
-        <w:rPr>
-          <w:rFonts w:ascii="Consolas" w:hAnsi="Consolas"/>
-          <w:sz w:val="19"/>
-        </w:rPr>
-        <w:t xml:space="preserve">        }</w:t>
-      </w:r>
-    </w:p>
-    <w:p>
-      <w:pPr>
-        <w:pStyle w:val="NoSpacing"/>
-        <w:rPr>
-          <w:rFonts w:ascii="Consolas" w:hAnsi="Consolas"/>
-          <w:sz w:val="19"/>
-        </w:rPr>
-      </w:pPr>
-      <w:r>
-        <w:rPr>
-          <w:rFonts w:ascii="Consolas" w:hAnsi="Consolas"/>
-          <w:sz w:val="19"/>
-        </w:rPr>
-        <w:t xml:space="preserve">    }</w:t>
-      </w:r>
-    </w:p>
-    <w:p>
-      <w:pPr>
-        <w:pStyle w:val="NoSpacing"/>
-        <w:rPr>
-          <w:rFonts w:ascii="Consolas" w:hAnsi="Consolas"/>
-          <w:sz w:val="19"/>
-        </w:rPr>
-      </w:pPr>
-      <w:r>
-        <w:rPr>
-          <w:rFonts w:ascii="Consolas" w:hAnsi="Consolas"/>
-          <w:sz w:val="19"/>
-        </w:rPr>
-        <w:t>}</w:t>
-      </w:r>
-    </w:p>
-    <w:p/>
-    <w:p>
-      <w:pPr>
-        <w:pStyle w:val="Heading2"/>
-      </w:pPr>
-      <w:r>
-        <w:t>5. Code Walkthrough &amp; Explanations</w:t>
-      </w:r>
-    </w:p>
-    <w:p>
-      <w:r>
-        <w:rPr>
-          <w:b/>
-        </w:rPr>
-        <w:t>Step 1: Setup.</w:t>
-      </w:r>
-      <w:r>
-        <w:t xml:space="preserve"> The kernel setup follows the exact same pattern as Days 1 and 2: build, register the Gemini chat completion connector with an API key pulled from `GEMINI_API_KEY`, and build the kernel. By this point in the course the boilerplate should feel completely familiar — what changes lesson to lesson is what happens *after* the kernel is built.</w:t>
-      </w:r>
-    </w:p>
-    <w:p/>
-    <w:p>
-      <w:r>
-        <w:rPr>
-          <w:b/>
-        </w:rPr>
-        <w:t>Step 2: The Messy Input.</w:t>
-      </w:r>
-      <w:r>
-        <w:t xml:space="preserve"> `unstructuredData` is a plain, human-written sentence about a new hire. There's no structure to it at all — this is deliberately the kind of text a person might type into a form, not something a program could parse with string-splitting or regex reliably.</w:t>
-      </w:r>
-    </w:p>
-    <w:p/>
-    <w:p>
-      <w:r>
-        <w:rPr>
-          <w:b/>
-        </w:rPr>
-        <w:t>Step 3: The Strict Prompt Template.</w:t>
-      </w:r>
-      <w:r>
-        <w:t xml:space="preserve"> Notice the aggressive tone of the prompt. When building Transformation Agents, you have to explicitly te</w:t>
-      </w:r>
-      <w:r>
-        <w:lastRenderedPageBreak/>
-        <w:t>ll the model what *not* to do. By default, LLMs try to be helpful and conversational. If we don't include instructions like "You must NOT output any markdown formatting" or "no conversational text, and no explanations," the model might return something like `Here's the JSON you requested: \`\`\`json { ... } \`\`\``, which will instantly crash a standard JSON parser like `System.Text.Json` in real backend code. The prompt also uses `{{$input}}` — the same variable-templating mechanic from Day 2 — to inject the unstructured sentence at render time.</w:t>
-      </w:r>
-    </w:p>
-    <w:p/>
-    <w:p>
-      <w:r>
-        <w:rPr>
-          <w:b/>
-        </w:rPr>
-        <w:t>Step 4: Execution Settings &amp; Temperature.</w:t>
-      </w:r>
-      <w:r>
-        <w:t xml:space="preserve"> To guarantee the model behaves like a strict parser rather than a creative writer, we instantiate `GeminiPromptExecutionSettings`. `Temperature` dictates the randomness of the model's responses: a high temperature (e.g., 0.8) makes output creative and varied, while a temperature of `0.0` forces the model to pick the most mathematically probable token every time. `TopP = 0.1` further narrows the pool of candidate tokens the model is allowed to sample from. For data extraction, translation, and JSON formatting, you almost always want a low temperature to ensure maximum stability and minimize hallucinated formatting.</w:t>
-      </w:r>
-    </w:p>
-    <w:p/>
-    <w:p>
-      <w:r>
-        <w:rPr>
-          <w:b/>
-        </w:rPr>
-        <w:t>Step 5: Injecting Execution Settings into KernelArguments.</w:t>
-      </w:r>
-      <w:r>
-        <w:t xml:space="preserve"> In Day 2, `KernelArguments` was used only to pass string variables into a template. Here, we pass `executionSettings` directly into the `KernelArguments` constructor, and then still add the `"input"` variable using the same collection-initializer syntax. Semantic Kernel automatically applies these model-specific settings to the request before firing it off to the Gemini API — arguments and settings can travel together in one object.</w:t>
+        <w:t>using the same collection-initializer syntax. Semantic Kernel automatically applies these model-specific settings to the request before firing it off to the Gemini API — arguments and settings can travel together in one object.</w:t>
       </w:r>
     </w:p>
     <w:p/>
